--- a/LabTP2/L2_TP_Șoimaru Gabriel_SI-264.docx
+++ b/LabTP2/L2_TP_Șoimaru Gabriel_SI-264.docx
@@ -668,21 +668,213 @@
       </w:pPr>
       <w:r>
         <w:rPr>
+          <w:b/>
+          <w:bCs/>
+          <w:sz w:val="28"/>
+          <w:szCs w:val="28"/>
+          <w:lang w:val="ro-RO"/>
+        </w:rPr>
+        <w:t>Completarea challenge-urilor de pe pagin</w:t>
+      </w:r>
+      <w:r>
+        <w:rPr>
+          <w:b/>
+          <w:bCs/>
+          <w:sz w:val="28"/>
+          <w:szCs w:val="28"/>
+          <w:lang w:val="ro-RO"/>
+        </w:rPr>
+        <w:t>a</w:t>
+      </w:r>
+      <w:r>
+        <w:rPr>
+          <w:b/>
+          <w:bCs/>
+          <w:sz w:val="28"/>
+          <w:szCs w:val="28"/>
+          <w:lang w:val="ro-RO"/>
+        </w:rPr>
+        <w:t xml:space="preserve"> „Welcome</w:t>
+      </w:r>
+      <w:r>
+        <w:rPr>
+          <w:b/>
+          <w:bCs/>
+          <w:sz w:val="28"/>
+          <w:szCs w:val="28"/>
+          <w:lang w:val="en-US"/>
+        </w:rPr>
+        <w:t xml:space="preserve">” a site-ului </w:t>
+      </w:r>
+      <w:r>
+        <w:rPr>
+          <w:b/>
+          <w:bCs/>
+          <w:sz w:val="28"/>
+          <w:szCs w:val="28"/>
+          <w:lang w:val="en-US"/>
+        </w:rPr>
+        <w:t>pwn.college</w:t>
+      </w:r>
+      <w:r>
+        <w:rPr>
+          <w:b/>
+          <w:bCs/>
+          <w:sz w:val="28"/>
+          <w:szCs w:val="28"/>
+          <w:lang w:val="en-US"/>
+        </w:rPr>
+        <w:t xml:space="preserve"> </w:t>
+      </w:r>
+    </w:p>
+    <w:p>
+      <w:pPr>
+        <w:spacing w:line="360" w:lineRule="auto"/>
+        <w:rPr>
+          <w:b/>
+          <w:bCs/>
+          <w:sz w:val="28"/>
+          <w:szCs w:val="28"/>
+          <w:lang w:val="en-US"/>
+        </w:rPr>
+      </w:pPr>
+      <w:r>
+        <w:rPr>
           <w:noProof/>
         </w:rPr>
+        <mc:AlternateContent>
+          <mc:Choice Requires="wps">
+            <w:drawing>
+              <wp:anchor distT="0" distB="0" distL="114300" distR="114300" simplePos="0" relativeHeight="251681792" behindDoc="0" locked="0" layoutInCell="1" allowOverlap="1" wp14:anchorId="3B18A6C7" wp14:editId="540F6A17">
+                <wp:simplePos x="0" y="0"/>
+                <wp:positionH relativeFrom="column">
+                  <wp:posOffset>2746375</wp:posOffset>
+                </wp:positionH>
+                <wp:positionV relativeFrom="paragraph">
+                  <wp:posOffset>2404110</wp:posOffset>
+                </wp:positionV>
+                <wp:extent cx="4169410" cy="635"/>
+                <wp:effectExtent l="0" t="0" r="0" b="0"/>
+                <wp:wrapSquare wrapText="bothSides"/>
+                <wp:docPr id="4" name="Text Box 4"/>
+                <wp:cNvGraphicFramePr/>
+                <a:graphic xmlns:a="http://schemas.openxmlformats.org/drawingml/2006/main">
+                  <a:graphicData uri="http://schemas.microsoft.com/office/word/2010/wordprocessingShape">
+                    <wps:wsp>
+                      <wps:cNvSpPr txBox="1"/>
+                      <wps:spPr>
+                        <a:xfrm>
+                          <a:off x="0" y="0"/>
+                          <a:ext cx="4169410" cy="635"/>
+                        </a:xfrm>
+                        <a:prstGeom prst="rect">
+                          <a:avLst/>
+                        </a:prstGeom>
+                        <a:solidFill>
+                          <a:prstClr val="white"/>
+                        </a:solidFill>
+                        <a:ln>
+                          <a:noFill/>
+                        </a:ln>
+                      </wps:spPr>
+                      <wps:txbx>
+                        <w:txbxContent>
+                          <w:p>
+                            <w:pPr>
+                              <w:pStyle w:val="Caption"/>
+                              <w:jc w:val="center"/>
+                              <w:rPr>
+                                <w:noProof/>
+                                <w:sz w:val="24"/>
+                                <w:szCs w:val="24"/>
+                                <w:lang w:val="ro-RO"/>
+                              </w:rPr>
+                            </w:pPr>
+                            <w:r>
+                              <w:rPr>
+                                <w:lang w:val="ro-RO"/>
+                              </w:rPr>
+                              <w:t xml:space="preserve">Figura 2. </w:t>
+                            </w:r>
+                            <w:r>
+                              <w:rPr>
+                                <w:lang w:val="ro-RO"/>
+                              </w:rPr>
+                              <w:t>Ultimele 5 challenge-uri</w:t>
+                            </w:r>
+                          </w:p>
+                        </w:txbxContent>
+                      </wps:txbx>
+                      <wps:bodyPr rot="0" spcFirstLastPara="0" vertOverflow="overflow" horzOverflow="overflow" vert="horz" wrap="square" lIns="0" tIns="0" rIns="0" bIns="0" numCol="1" spcCol="0" rtlCol="0" fromWordArt="0" anchor="t" anchorCtr="0" forceAA="0" compatLnSpc="1">
+                        <a:prstTxWarp prst="textNoShape">
+                          <a:avLst/>
+                        </a:prstTxWarp>
+                        <a:spAutoFit/>
+                      </wps:bodyPr>
+                    </wps:wsp>
+                  </a:graphicData>
+                </a:graphic>
+              </wp:anchor>
+            </w:drawing>
+          </mc:Choice>
+          <mc:Fallback>
+            <w:pict>
+              <v:shapetype w14:anchorId="3B18A6C7" id="_x0000_t202" coordsize="21600,21600" o:spt="202" path="m,l,21600r21600,l21600,xe">
+                <v:stroke joinstyle="miter"/>
+                <v:path gradientshapeok="t" o:connecttype="rect"/>
+              </v:shapetype>
+              <v:shape id="Text Box 4" o:spid="_x0000_s1026" type="#_x0000_t202" style="position:absolute;margin-left:216.25pt;margin-top:189.3pt;width:328.3pt;height:.05pt;z-index:251681792;visibility:visible;mso-wrap-style:square;mso-wrap-distance-left:9pt;mso-wrap-distance-top:0;mso-wrap-distance-right:9pt;mso-wrap-distance-bottom:0;mso-position-horizontal:absolute;mso-position-horizontal-relative:text;mso-position-vertical:absolute;mso-position-vertical-relative:text;v-text-anchor:top" o:gfxdata="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" stroked="f">
+                <v:textbox style="mso-fit-shape-to-text:t" inset="0,0,0,0">
+                  <w:txbxContent>
+                    <w:p>
+                      <w:pPr>
+                        <w:pStyle w:val="Caption"/>
+                        <w:jc w:val="center"/>
+                        <w:rPr>
+                          <w:noProof/>
+                          <w:sz w:val="24"/>
+                          <w:szCs w:val="24"/>
+                          <w:lang w:val="ro-RO"/>
+                        </w:rPr>
+                      </w:pPr>
+                      <w:r>
+                        <w:rPr>
+                          <w:lang w:val="ro-RO"/>
+                        </w:rPr>
+                        <w:t xml:space="preserve">Figura 2. </w:t>
+                      </w:r>
+                      <w:r>
+                        <w:rPr>
+                          <w:lang w:val="ro-RO"/>
+                        </w:rPr>
+                        <w:t>Ultimele 5 challenge-uri</w:t>
+                      </w:r>
+                    </w:p>
+                  </w:txbxContent>
+                </v:textbox>
+                <w10:wrap type="square"/>
+              </v:shape>
+            </w:pict>
+          </mc:Fallback>
+        </mc:AlternateContent>
+      </w:r>
+      <w:r>
+        <w:rPr>
+          <w:noProof/>
+        </w:rPr>
         <w:drawing>
-          <wp:anchor distT="0" distB="0" distL="114300" distR="114300" simplePos="0" relativeHeight="251658240" behindDoc="0" locked="0" layoutInCell="1" allowOverlap="1" wp14:anchorId="78CBF812" wp14:editId="5F6AB2DD">
+          <wp:anchor distT="0" distB="0" distL="114300" distR="114300" simplePos="0" relativeHeight="251659264" behindDoc="0" locked="0" layoutInCell="1" allowOverlap="1" wp14:anchorId="13233D96" wp14:editId="232BD683">
             <wp:simplePos x="0" y="0"/>
             <wp:positionH relativeFrom="margin">
-              <wp:posOffset>-217805</wp:posOffset>
+              <wp:posOffset>2769235</wp:posOffset>
             </wp:positionH>
             <wp:positionV relativeFrom="paragraph">
-              <wp:posOffset>809625</wp:posOffset>
+              <wp:posOffset>419100</wp:posOffset>
             </wp:positionV>
-            <wp:extent cx="2910840" cy="1754505"/>
-            <wp:effectExtent l="0" t="0" r="3810" b="0"/>
+            <wp:extent cx="4169410" cy="1943100"/>
+            <wp:effectExtent l="0" t="0" r="2540" b="0"/>
             <wp:wrapSquare wrapText="bothSides"/>
-            <wp:docPr id="1" name="Picture 1"/>
+            <wp:docPr id="2" name="Picture 2"/>
             <wp:cNvGraphicFramePr>
               <a:graphicFrameLocks xmlns:a="http://schemas.openxmlformats.org/drawingml/2006/main" noChangeAspect="1"/>
             </wp:cNvGraphicFramePr>
@@ -708,7 +900,7 @@
                   <pic:spPr>
                     <a:xfrm>
                       <a:off x="0" y="0"/>
-                      <a:ext cx="2910840" cy="1754505"/>
+                      <a:ext cx="4169410" cy="1943100"/>
                     </a:xfrm>
                     <a:prstGeom prst="rect">
                       <a:avLst/>
@@ -728,148 +920,125 @@
       </w:r>
       <w:r>
         <w:rPr>
-          <w:b/>
-          <w:bCs/>
-          <w:sz w:val="28"/>
-          <w:szCs w:val="28"/>
-          <w:lang w:val="ro-RO"/>
-        </w:rPr>
-        <w:t>Completarea challenge-urilor de pe pagin</w:t>
-      </w:r>
-      <w:r>
-        <w:rPr>
-          <w:b/>
-          <w:bCs/>
-          <w:sz w:val="28"/>
-          <w:szCs w:val="28"/>
-          <w:lang w:val="ro-RO"/>
-        </w:rPr>
-        <w:t>a</w:t>
-      </w:r>
-      <w:r>
-        <w:rPr>
-          <w:b/>
-          <w:bCs/>
-          <w:sz w:val="28"/>
-          <w:szCs w:val="28"/>
-          <w:lang w:val="ro-RO"/>
-        </w:rPr>
-        <w:t xml:space="preserve"> „Welcome</w:t>
-      </w:r>
-      <w:r>
-        <w:rPr>
-          <w:b/>
-          <w:bCs/>
-          <w:sz w:val="28"/>
-          <w:szCs w:val="28"/>
-          <w:lang w:val="en-US"/>
-        </w:rPr>
-        <w:t xml:space="preserve">” a site-ului </w:t>
-      </w:r>
-      <w:r>
-        <w:rPr>
-          <w:b/>
-          <w:bCs/>
-          <w:sz w:val="28"/>
-          <w:szCs w:val="28"/>
-          <w:lang w:val="en-US"/>
-        </w:rPr>
-        <w:t>pwn.college</w:t>
-      </w:r>
-      <w:r>
-        <w:rPr>
-          <w:b/>
-          <w:bCs/>
-          <w:sz w:val="28"/>
-          <w:szCs w:val="28"/>
-          <w:lang w:val="en-US"/>
-        </w:rPr>
-        <w:t xml:space="preserve"> </w:t>
-      </w:r>
-    </w:p>
-    <w:p>
-      <w:pPr>
-        <w:spacing w:line="360" w:lineRule="auto"/>
-        <w:rPr>
-          <w:b/>
-          <w:bCs/>
-          <w:sz w:val="28"/>
-          <w:szCs w:val="28"/>
-          <w:lang w:val="en-US"/>
-        </w:rPr>
-      </w:pPr>
-      <w:r>
-        <w:rPr>
-          <w:b/>
-          <w:bCs/>
-          <w:sz w:val="28"/>
-          <w:szCs w:val="28"/>
-          <w:lang w:val="en-US"/>
-        </w:rPr>
-        <w:t xml:space="preserve">(12 challenge-uri) </w:t>
-      </w:r>
-      <w:r>
-        <w:rPr>
-          <w:b/>
-          <w:bCs/>
-          <w:sz w:val="28"/>
-          <w:szCs w:val="28"/>
-          <w:lang w:val="en-US"/>
-        </w:rPr>
-        <w:t>(</w:t>
-      </w:r>
-      <w:hyperlink r:id="rId8" w:history="1">
-        <w:r>
-          <w:rPr>
-            <w:rStyle w:val="Hyperlink"/>
-            <w:b/>
-            <w:bCs/>
-            <w:sz w:val="28"/>
-            <w:szCs w:val="28"/>
-            <w:lang w:val="en-US"/>
-          </w:rPr>
-          <w:t>https://pwn.college/welcome/welcome/</w:t>
-        </w:r>
-      </w:hyperlink>
-      <w:r>
-        <w:rPr>
-          <w:b/>
-          <w:bCs/>
-          <w:sz w:val="28"/>
-          <w:szCs w:val="28"/>
-          <w:lang w:val="en-US"/>
-        </w:rPr>
-        <w:t>).</w:t>
-      </w:r>
-    </w:p>
-    <w:p>
-      <w:pPr>
-        <w:spacing w:line="360" w:lineRule="auto"/>
-        <w:rPr>
-          <w:b/>
-          <w:bCs/>
-          <w:sz w:val="28"/>
-          <w:szCs w:val="28"/>
-          <w:lang w:val="en-US"/>
-        </w:rPr>
-      </w:pPr>
-      <w:r>
-        <w:rPr>
           <w:noProof/>
         </w:rPr>
+        <mc:AlternateContent>
+          <mc:Choice Requires="wps">
+            <w:drawing>
+              <wp:anchor distT="0" distB="0" distL="114300" distR="114300" simplePos="0" relativeHeight="251679744" behindDoc="0" locked="0" layoutInCell="1" allowOverlap="1" wp14:anchorId="0E87DEDA" wp14:editId="6925E6CB">
+                <wp:simplePos x="0" y="0"/>
+                <wp:positionH relativeFrom="column">
+                  <wp:posOffset>-529590</wp:posOffset>
+                </wp:positionH>
+                <wp:positionV relativeFrom="paragraph">
+                  <wp:posOffset>2394585</wp:posOffset>
+                </wp:positionV>
+                <wp:extent cx="3208020" cy="635"/>
+                <wp:effectExtent l="0" t="0" r="0" b="0"/>
+                <wp:wrapSquare wrapText="bothSides"/>
+                <wp:docPr id="3" name="Text Box 3"/>
+                <wp:cNvGraphicFramePr/>
+                <a:graphic xmlns:a="http://schemas.openxmlformats.org/drawingml/2006/main">
+                  <a:graphicData uri="http://schemas.microsoft.com/office/word/2010/wordprocessingShape">
+                    <wps:wsp>
+                      <wps:cNvSpPr txBox="1"/>
+                      <wps:spPr>
+                        <a:xfrm>
+                          <a:off x="0" y="0"/>
+                          <a:ext cx="3208020" cy="635"/>
+                        </a:xfrm>
+                        <a:prstGeom prst="rect">
+                          <a:avLst/>
+                        </a:prstGeom>
+                        <a:solidFill>
+                          <a:prstClr val="white"/>
+                        </a:solidFill>
+                        <a:ln>
+                          <a:noFill/>
+                        </a:ln>
+                      </wps:spPr>
+                      <wps:txbx>
+                        <w:txbxContent>
+                          <w:p>
+                            <w:pPr>
+                              <w:pStyle w:val="Caption"/>
+                              <w:jc w:val="center"/>
+                              <w:rPr>
+                                <w:noProof/>
+                                <w:sz w:val="24"/>
+                                <w:szCs w:val="24"/>
+                                <w:lang w:val="ro-RO"/>
+                              </w:rPr>
+                            </w:pPr>
+                            <w:r>
+                              <w:rPr>
+                                <w:lang w:val="ro-RO"/>
+                              </w:rPr>
+                              <w:t>Figura 1. Primele 7 challenge-uri</w:t>
+                            </w:r>
+                          </w:p>
+                        </w:txbxContent>
+                      </wps:txbx>
+                      <wps:bodyPr rot="0" spcFirstLastPara="0" vertOverflow="overflow" horzOverflow="overflow" vert="horz" wrap="square" lIns="0" tIns="0" rIns="0" bIns="0" numCol="1" spcCol="0" rtlCol="0" fromWordArt="0" anchor="t" anchorCtr="0" forceAA="0" compatLnSpc="1">
+                        <a:prstTxWarp prst="textNoShape">
+                          <a:avLst/>
+                        </a:prstTxWarp>
+                        <a:spAutoFit/>
+                      </wps:bodyPr>
+                    </wps:wsp>
+                  </a:graphicData>
+                </a:graphic>
+              </wp:anchor>
+            </w:drawing>
+          </mc:Choice>
+          <mc:Fallback>
+            <w:pict>
+              <v:shape w14:anchorId="0E87DEDA" id="Text Box 3" o:spid="_x0000_s1027" type="#_x0000_t202" style="position:absolute;margin-left:-41.7pt;margin-top:188.55pt;width:252.6pt;height:.05pt;z-index:251679744;visibility:visible;mso-wrap-style:square;mso-wrap-distance-left:9pt;mso-wrap-distance-top:0;mso-wrap-distance-right:9pt;mso-wrap-distance-bottom:0;mso-position-horizontal:absolute;mso-position-horizontal-relative:text;mso-position-vertical:absolute;mso-position-vertical-relative:text;v-text-anchor:top" o:gfxdata="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" stroked="f">
+                <v:textbox style="mso-fit-shape-to-text:t" inset="0,0,0,0">
+                  <w:txbxContent>
+                    <w:p>
+                      <w:pPr>
+                        <w:pStyle w:val="Caption"/>
+                        <w:jc w:val="center"/>
+                        <w:rPr>
+                          <w:noProof/>
+                          <w:sz w:val="24"/>
+                          <w:szCs w:val="24"/>
+                          <w:lang w:val="ro-RO"/>
+                        </w:rPr>
+                      </w:pPr>
+                      <w:r>
+                        <w:rPr>
+                          <w:lang w:val="ro-RO"/>
+                        </w:rPr>
+                        <w:t>Figura 1. Primele 7 challenge-uri</w:t>
+                      </w:r>
+                    </w:p>
+                  </w:txbxContent>
+                </v:textbox>
+                <w10:wrap type="square"/>
+              </v:shape>
+            </w:pict>
+          </mc:Fallback>
+        </mc:AlternateContent>
+      </w:r>
+      <w:r>
+        <w:rPr>
+          <w:noProof/>
+        </w:rPr>
         <w:drawing>
-          <wp:anchor distT="0" distB="0" distL="114300" distR="114300" simplePos="0" relativeHeight="251659264" behindDoc="0" locked="0" layoutInCell="1" allowOverlap="1" wp14:anchorId="13233D96" wp14:editId="0B40DBDF">
+          <wp:anchor distT="0" distB="0" distL="114300" distR="114300" simplePos="0" relativeHeight="251658240" behindDoc="0" locked="0" layoutInCell="1" allowOverlap="1" wp14:anchorId="78CBF812" wp14:editId="7F65183D">
             <wp:simplePos x="0" y="0"/>
             <wp:positionH relativeFrom="margin">
-              <wp:posOffset>2815590</wp:posOffset>
+              <wp:posOffset>-529590</wp:posOffset>
             </wp:positionH>
             <wp:positionV relativeFrom="paragraph">
-              <wp:posOffset>142875</wp:posOffset>
+              <wp:posOffset>403860</wp:posOffset>
             </wp:positionV>
-            <wp:extent cx="3975100" cy="1852295"/>
-            <wp:effectExtent l="0" t="0" r="6350" b="0"/>
+            <wp:extent cx="3208020" cy="1933575"/>
+            <wp:effectExtent l="0" t="0" r="0" b="9525"/>
             <wp:wrapSquare wrapText="bothSides"/>
-            <wp:docPr id="2" name="Picture 2"/>
+            <wp:docPr id="1" name="Picture 1"/>
             <wp:cNvGraphicFramePr>
               <a:graphicFrameLocks xmlns:a="http://schemas.openxmlformats.org/drawingml/2006/main" noChangeAspect="1"/>
             </wp:cNvGraphicFramePr>
@@ -881,7 +1050,7 @@
                     <pic:cNvPicPr/>
                   </pic:nvPicPr>
                   <pic:blipFill>
-                    <a:blip r:embed="rId9" cstate="print">
+                    <a:blip r:embed="rId8" cstate="print">
                       <a:extLst>
                         <a:ext uri="{28A0092B-C50C-407E-A947-70E740481C1C}">
                           <a14:useLocalDpi xmlns:a14="http://schemas.microsoft.com/office/drawing/2010/main" val="0"/>
@@ -895,7 +1064,7 @@
                   <pic:spPr>
                     <a:xfrm>
                       <a:off x="0" y="0"/>
-                      <a:ext cx="3975100" cy="1852295"/>
+                      <a:ext cx="3208020" cy="1933575"/>
                     </a:xfrm>
                     <a:prstGeom prst="rect">
                       <a:avLst/>
@@ -913,6 +1082,61 @@
           </wp:anchor>
         </w:drawing>
       </w:r>
+      <w:r>
+        <w:rPr>
+          <w:b/>
+          <w:bCs/>
+          <w:sz w:val="28"/>
+          <w:szCs w:val="28"/>
+          <w:lang w:val="en-US"/>
+        </w:rPr>
+        <w:t xml:space="preserve">(12 challenge-uri) </w:t>
+      </w:r>
+      <w:r>
+        <w:rPr>
+          <w:b/>
+          <w:bCs/>
+          <w:sz w:val="28"/>
+          <w:szCs w:val="28"/>
+          <w:lang w:val="en-US"/>
+        </w:rPr>
+        <w:t>(</w:t>
+      </w:r>
+      <w:hyperlink r:id="rId9" w:history="1">
+        <w:r>
+          <w:rPr>
+            <w:rStyle w:val="Hyperlink"/>
+            <w:b/>
+            <w:bCs/>
+            <w:sz w:val="28"/>
+            <w:szCs w:val="28"/>
+            <w:lang w:val="en-US"/>
+          </w:rPr>
+          <w:t>https://pwn.college/welcome/welcome/</w:t>
+        </w:r>
+      </w:hyperlink>
+      <w:r>
+        <w:rPr>
+          <w:b/>
+          <w:bCs/>
+          <w:sz w:val="28"/>
+          <w:szCs w:val="28"/>
+          <w:lang w:val="en-US"/>
+        </w:rPr>
+        <w:t>).</w:t>
+      </w:r>
+    </w:p>
+    <w:p>
+      <w:pPr>
+        <w:spacing w:line="360" w:lineRule="auto"/>
+        <w:rPr>
+          <w:b/>
+          <w:bCs/>
+          <w:sz w:val="28"/>
+          <w:szCs w:val="28"/>
+          <w:lang w:val="en-US"/>
+        </w:rPr>
+      </w:pPr>
     </w:p>
     <w:p>
       <w:pPr>
@@ -952,31 +1176,172 @@
     <w:p>
       <w:pPr>
         <w:pStyle w:val="NormalWeb"/>
-        <w:rPr>
-          <w:b/>
-          <w:bCs/>
-          <w:sz w:val="28"/>
-          <w:szCs w:val="28"/>
-        </w:rPr>
-      </w:pPr>
-      <w:r>
-        <w:rPr>
-          <w:b/>
-          <w:bCs/>
+        <w:jc w:val="center"/>
+        <w:rPr>
+          <w:b/>
+          <w:bCs/>
+          <w:sz w:val="28"/>
+          <w:szCs w:val="28"/>
+        </w:rPr>
+      </w:pPr>
+      <w:r>
+        <w:rPr>
+          <w:b/>
+          <w:bCs/>
+          <w:sz w:val="28"/>
+          <w:szCs w:val="28"/>
+        </w:rPr>
+        <w:t>1.</w:t>
+      </w:r>
+      <w:r>
+        <w:rPr>
+          <w:b/>
+          <w:bCs/>
+          <w:sz w:val="28"/>
+          <w:szCs w:val="28"/>
+        </w:rPr>
+        <w:t>Using the terminal</w:t>
+      </w:r>
+    </w:p>
+    <w:p>
+      <w:pPr>
+        <w:spacing w:line="360" w:lineRule="auto"/>
+        <w:jc w:val="center"/>
+        <w:rPr>
+          <w:b/>
+          <w:bCs/>
+          <w:sz w:val="28"/>
+          <w:szCs w:val="28"/>
+          <w:lang w:val="ro-RO"/>
+        </w:rPr>
+      </w:pPr>
+      <w:r>
+        <w:rPr>
+          <w:noProof/>
+        </w:rPr>
+        <mc:AlternateContent>
+          <mc:Choice Requires="wps">
+            <w:drawing>
+              <wp:anchor distT="0" distB="0" distL="114300" distR="114300" simplePos="0" relativeHeight="251683840" behindDoc="0" locked="0" layoutInCell="1" allowOverlap="1" wp14:anchorId="355813AD" wp14:editId="0CB1A827">
+                <wp:simplePos x="0" y="0"/>
+                <wp:positionH relativeFrom="column">
+                  <wp:posOffset>783590</wp:posOffset>
+                </wp:positionH>
+                <wp:positionV relativeFrom="paragraph">
+                  <wp:posOffset>3077210</wp:posOffset>
+                </wp:positionV>
+                <wp:extent cx="5122545" cy="635"/>
+                <wp:effectExtent l="0" t="0" r="0" b="0"/>
+                <wp:wrapSquare wrapText="bothSides"/>
+                <wp:docPr id="17" name="Text Box 17"/>
+                <wp:cNvGraphicFramePr/>
+                <a:graphic xmlns:a="http://schemas.openxmlformats.org/drawingml/2006/main">
+                  <a:graphicData uri="http://schemas.microsoft.com/office/word/2010/wordprocessingShape">
+                    <wps:wsp>
+                      <wps:cNvSpPr txBox="1"/>
+                      <wps:spPr>
+                        <a:xfrm>
+                          <a:off x="0" y="0"/>
+                          <a:ext cx="5122545" cy="635"/>
+                        </a:xfrm>
+                        <a:prstGeom prst="rect">
+                          <a:avLst/>
+                        </a:prstGeom>
+                        <a:solidFill>
+                          <a:prstClr val="white"/>
+                        </a:solidFill>
+                        <a:ln>
+                          <a:noFill/>
+                        </a:ln>
+                      </wps:spPr>
+                      <wps:txbx>
+                        <w:txbxContent>
+                          <w:p>
+                            <w:pPr>
+                              <w:pStyle w:val="Caption"/>
+                              <w:jc w:val="center"/>
+                              <w:rPr>
+                                <w:b/>
+                                <w:bCs/>
+                                <w:noProof/>
+                                <w:sz w:val="28"/>
+                                <w:szCs w:val="28"/>
+                                <w:lang w:val="ro-RO"/>
+                              </w:rPr>
+                            </w:pPr>
+                            <w:r>
+                              <w:rPr>
+                                <w:lang w:val="ro-RO"/>
+                              </w:rPr>
+                              <w:t>Figura 3. Completarea cu succes a primului challenge</w:t>
+                            </w:r>
+                          </w:p>
+                        </w:txbxContent>
+                      </wps:txbx>
+                      <wps:bodyPr rot="0" spcFirstLastPara="0" vertOverflow="overflow" horzOverflow="overflow" vert="horz" wrap="square" lIns="0" tIns="0" rIns="0" bIns="0" numCol="1" spcCol="0" rtlCol="0" fromWordArt="0" anchor="t" anchorCtr="0" forceAA="0" compatLnSpc="1">
+                        <a:prstTxWarp prst="textNoShape">
+                          <a:avLst/>
+                        </a:prstTxWarp>
+                        <a:spAutoFit/>
+                      </wps:bodyPr>
+                    </wps:wsp>
+                  </a:graphicData>
+                </a:graphic>
+              </wp:anchor>
+            </w:drawing>
+          </mc:Choice>
+          <mc:Fallback>
+            <w:pict>
+              <v:shape w14:anchorId="355813AD" id="Text Box 17" o:spid="_x0000_s1028" type="#_x0000_t202" style="position:absolute;left:0;text-align:left;margin-left:61.7pt;margin-top:242.3pt;width:403.35pt;height:.05pt;z-index:251683840;visibility:visible;mso-wrap-style:square;mso-wrap-distance-left:9pt;mso-wrap-distance-top:0;mso-wrap-distance-right:9pt;mso-wrap-distance-bottom:0;mso-position-horizontal:absolute;mso-position-horizontal-relative:text;mso-position-vertical:absolute;mso-position-vertical-relative:text;v-text-anchor:top" o:gfxdata="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" stroked="f">
+                <v:textbox style="mso-fit-shape-to-text:t" inset="0,0,0,0">
+                  <w:txbxContent>
+                    <w:p>
+                      <w:pPr>
+                        <w:pStyle w:val="Caption"/>
+                        <w:jc w:val="center"/>
+                        <w:rPr>
+                          <w:b/>
+                          <w:bCs/>
+                          <w:noProof/>
+                          <w:sz w:val="28"/>
+                          <w:szCs w:val="28"/>
+                          <w:lang w:val="ro-RO"/>
+                        </w:rPr>
+                      </w:pPr>
+                      <w:r>
+                        <w:rPr>
+                          <w:lang w:val="ro-RO"/>
+                        </w:rPr>
+                        <w:t>Figura 3. Completarea cu succes a primului challenge</w:t>
+                      </w:r>
+                    </w:p>
+                  </w:txbxContent>
+                </v:textbox>
+                <w10:wrap type="square"/>
+              </v:shape>
+            </w:pict>
+          </mc:Fallback>
+        </mc:AlternateContent>
+      </w:r>
+      <w:r>
+        <w:rPr>
+          <w:b/>
+          <w:bCs/>
+          <w:noProof/>
           <w:sz w:val="28"/>
           <w:szCs w:val="28"/>
         </w:rPr>
         <w:drawing>
-          <wp:anchor distT="0" distB="0" distL="114300" distR="114300" simplePos="0" relativeHeight="251660288" behindDoc="0" locked="0" layoutInCell="1" allowOverlap="1" wp14:anchorId="20DF998F" wp14:editId="1EF29F2F">
+          <wp:anchor distT="0" distB="0" distL="114300" distR="114300" simplePos="0" relativeHeight="251660288" behindDoc="0" locked="0" layoutInCell="1" allowOverlap="1" wp14:anchorId="20DF998F" wp14:editId="7CE2EFC3">
             <wp:simplePos x="0" y="0"/>
-            <wp:positionH relativeFrom="page">
+            <wp:positionH relativeFrom="margin">
               <wp:align>center</wp:align>
             </wp:positionH>
             <wp:positionV relativeFrom="paragraph">
-              <wp:posOffset>22860</wp:posOffset>
+              <wp:posOffset>10160</wp:posOffset>
             </wp:positionV>
-            <wp:extent cx="4124325" cy="2423160"/>
-            <wp:effectExtent l="0" t="0" r="9525" b="0"/>
+            <wp:extent cx="5122545" cy="3009900"/>
+            <wp:effectExtent l="0" t="0" r="1905" b="0"/>
             <wp:wrapSquare wrapText="bothSides"/>
             <wp:docPr id="5" name="Picture 5"/>
             <wp:cNvGraphicFramePr>
@@ -1003,7 +1368,7 @@
                   <pic:spPr bwMode="auto">
                     <a:xfrm>
                       <a:off x="0" y="0"/>
-                      <a:ext cx="4124325" cy="2423160"/>
+                      <a:ext cx="5122545" cy="3009900"/>
                     </a:xfrm>
                     <a:prstGeom prst="rect">
                       <a:avLst/>
@@ -1029,28 +1394,6 @@
           </wp:anchor>
         </w:drawing>
       </w:r>
-      <w:r>
-        <w:rPr>
-          <w:b/>
-          <w:bCs/>
-          <w:sz w:val="28"/>
-          <w:szCs w:val="28"/>
-        </w:rPr>
-        <w:t>1.</w:t>
-      </w:r>
-    </w:p>
-    <w:p>
-      <w:pPr>
-        <w:spacing w:line="360" w:lineRule="auto"/>
-        <w:jc w:val="center"/>
-        <w:rPr>
-          <w:b/>
-          <w:bCs/>
-          <w:sz w:val="28"/>
-          <w:szCs w:val="28"/>
-          <w:lang w:val="ro-RO"/>
-        </w:rPr>
-      </w:pPr>
     </w:p>
     <w:p>
       <w:pPr>
@@ -1139,25 +1482,270 @@
           <w:lang w:val="ro-RO"/>
         </w:rPr>
       </w:pPr>
-      <w:r>
-        <w:rPr>
-          <w:b/>
-          <w:bCs/>
+    </w:p>
+    <w:p>
+      <w:pPr>
+        <w:spacing w:line="360" w:lineRule="auto"/>
+        <w:jc w:val="center"/>
+        <w:rPr>
+          <w:b/>
+          <w:bCs/>
+          <w:sz w:val="28"/>
+          <w:szCs w:val="28"/>
+          <w:lang w:val="ro-RO"/>
+        </w:rPr>
+      </w:pPr>
+    </w:p>
+    <w:p>
+      <w:pPr>
+        <w:spacing w:line="360" w:lineRule="auto"/>
+        <w:jc w:val="center"/>
+        <w:rPr>
+          <w:b/>
+          <w:bCs/>
+          <w:sz w:val="28"/>
+          <w:szCs w:val="28"/>
+          <w:lang w:val="ro-RO"/>
+        </w:rPr>
+      </w:pPr>
+    </w:p>
+    <w:p>
+      <w:pPr>
+        <w:spacing w:line="360" w:lineRule="auto"/>
+        <w:jc w:val="center"/>
+        <w:rPr>
+          <w:b/>
+          <w:bCs/>
+          <w:sz w:val="28"/>
+          <w:szCs w:val="28"/>
+          <w:lang w:val="ro-RO"/>
+        </w:rPr>
+      </w:pPr>
+    </w:p>
+    <w:p>
+      <w:pPr>
+        <w:spacing w:line="360" w:lineRule="auto"/>
+        <w:jc w:val="center"/>
+        <w:rPr>
+          <w:b/>
+          <w:bCs/>
+          <w:sz w:val="28"/>
+          <w:szCs w:val="28"/>
+          <w:lang w:val="ro-RO"/>
+        </w:rPr>
+      </w:pPr>
+    </w:p>
+    <w:p>
+      <w:pPr>
+        <w:spacing w:line="360" w:lineRule="auto"/>
+        <w:jc w:val="center"/>
+        <w:rPr>
+          <w:b/>
+          <w:bCs/>
+          <w:sz w:val="28"/>
+          <w:szCs w:val="28"/>
+          <w:lang w:val="ro-RO"/>
+        </w:rPr>
+      </w:pPr>
+    </w:p>
+    <w:p>
+      <w:pPr>
+        <w:spacing w:line="360" w:lineRule="auto"/>
+        <w:jc w:val="center"/>
+        <w:rPr>
+          <w:b/>
+          <w:bCs/>
+          <w:sz w:val="28"/>
+          <w:szCs w:val="28"/>
+          <w:lang w:val="ro-RO"/>
+        </w:rPr>
+      </w:pPr>
+    </w:p>
+    <w:p>
+      <w:pPr>
+        <w:spacing w:line="360" w:lineRule="auto"/>
+        <w:jc w:val="center"/>
+        <w:rPr>
+          <w:b/>
+          <w:bCs/>
+          <w:sz w:val="28"/>
+          <w:szCs w:val="28"/>
+          <w:lang w:val="ro-RO"/>
+        </w:rPr>
+      </w:pPr>
+      <w:r>
+        <w:rPr>
+          <w:b/>
+          <w:bCs/>
+          <w:sz w:val="28"/>
+          <w:szCs w:val="28"/>
+          <w:lang w:val="ro-RO"/>
+        </w:rPr>
+        <w:t>2.</w:t>
+      </w:r>
+      <w:r>
+        <w:rPr>
+          <w:b/>
+          <w:bCs/>
+          <w:sz w:val="28"/>
+          <w:szCs w:val="28"/>
+          <w:lang w:val="ro-RO"/>
+        </w:rPr>
+        <w:t xml:space="preserve"> Using the VSCode Workspace</w:t>
+      </w:r>
+    </w:p>
+    <w:p>
+      <w:pPr>
+        <w:spacing w:line="360" w:lineRule="auto"/>
+        <w:jc w:val="center"/>
+        <w:rPr>
+          <w:b/>
+          <w:bCs/>
+          <w:sz w:val="28"/>
+          <w:szCs w:val="28"/>
+          <w:lang w:val="ro-RO"/>
+        </w:rPr>
+      </w:pPr>
+      <w:r>
+        <w:rPr>
+          <w:noProof/>
+        </w:rPr>
+        <mc:AlternateContent>
+          <mc:Choice Requires="wps">
+            <w:drawing>
+              <wp:anchor distT="0" distB="0" distL="114300" distR="114300" simplePos="0" relativeHeight="251685888" behindDoc="0" locked="0" layoutInCell="1" allowOverlap="1" wp14:anchorId="67B56BD7" wp14:editId="035EB372">
+                <wp:simplePos x="0" y="0"/>
+                <wp:positionH relativeFrom="column">
+                  <wp:posOffset>394335</wp:posOffset>
+                </wp:positionH>
+                <wp:positionV relativeFrom="paragraph">
+                  <wp:posOffset>2844800</wp:posOffset>
+                </wp:positionV>
+                <wp:extent cx="5539740" cy="635"/>
+                <wp:effectExtent l="0" t="0" r="0" b="0"/>
+                <wp:wrapSquare wrapText="bothSides"/>
+                <wp:docPr id="18" name="Text Box 18"/>
+                <wp:cNvGraphicFramePr/>
+                <a:graphic xmlns:a="http://schemas.openxmlformats.org/drawingml/2006/main">
+                  <a:graphicData uri="http://schemas.microsoft.com/office/word/2010/wordprocessingShape">
+                    <wps:wsp>
+                      <wps:cNvSpPr txBox="1"/>
+                      <wps:spPr>
+                        <a:xfrm>
+                          <a:off x="0" y="0"/>
+                          <a:ext cx="5539740" cy="635"/>
+                        </a:xfrm>
+                        <a:prstGeom prst="rect">
+                          <a:avLst/>
+                        </a:prstGeom>
+                        <a:solidFill>
+                          <a:prstClr val="white"/>
+                        </a:solidFill>
+                        <a:ln>
+                          <a:noFill/>
+                        </a:ln>
+                      </wps:spPr>
+                      <wps:txbx>
+                        <w:txbxContent>
+                          <w:p>
+                            <w:pPr>
+                              <w:pStyle w:val="Caption"/>
+                              <w:jc w:val="center"/>
+                              <w:rPr>
+                                <w:b/>
+                                <w:bCs/>
+                                <w:noProof/>
+                                <w:sz w:val="28"/>
+                                <w:szCs w:val="28"/>
+                                <w:lang w:val="ro-RO"/>
+                              </w:rPr>
+                            </w:pPr>
+                            <w:r>
+                              <w:rPr>
+                                <w:lang w:val="ro-RO"/>
+                              </w:rPr>
+                              <w:t xml:space="preserve">Figura 4. </w:t>
+                            </w:r>
+                            <w:r>
+                              <w:rPr>
+                                <w:lang w:val="ro-RO"/>
+                              </w:rPr>
+                              <w:t>Obținerea flagului în VSCode</w:t>
+                            </w:r>
+                          </w:p>
+                        </w:txbxContent>
+                      </wps:txbx>
+                      <wps:bodyPr rot="0" spcFirstLastPara="0" vertOverflow="overflow" horzOverflow="overflow" vert="horz" wrap="square" lIns="0" tIns="0" rIns="0" bIns="0" numCol="1" spcCol="0" rtlCol="0" fromWordArt="0" anchor="t" anchorCtr="0" forceAA="0" compatLnSpc="1">
+                        <a:prstTxWarp prst="textNoShape">
+                          <a:avLst/>
+                        </a:prstTxWarp>
+                        <a:spAutoFit/>
+                      </wps:bodyPr>
+                    </wps:wsp>
+                  </a:graphicData>
+                </a:graphic>
+              </wp:anchor>
+            </w:drawing>
+          </mc:Choice>
+          <mc:Fallback>
+            <w:pict>
+              <v:shape w14:anchorId="67B56BD7" id="Text Box 18" o:spid="_x0000_s1029" type="#_x0000_t202" style="position:absolute;left:0;text-align:left;margin-left:31.05pt;margin-top:224pt;width:436.2pt;height:.05pt;z-index:251685888;visibility:visible;mso-wrap-style:square;mso-wrap-distance-left:9pt;mso-wrap-distance-top:0;mso-wrap-distance-right:9pt;mso-wrap-distance-bottom:0;mso-position-horizontal:absolute;mso-position-horizontal-relative:text;mso-position-vertical:absolute;mso-position-vertical-relative:text;v-text-anchor:top" o:gfxdata="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" stroked="f">
+                <v:textbox style="mso-fit-shape-to-text:t" inset="0,0,0,0">
+                  <w:txbxContent>
+                    <w:p>
+                      <w:pPr>
+                        <w:pStyle w:val="Caption"/>
+                        <w:jc w:val="center"/>
+                        <w:rPr>
+                          <w:b/>
+                          <w:bCs/>
+                          <w:noProof/>
+                          <w:sz w:val="28"/>
+                          <w:szCs w:val="28"/>
+                          <w:lang w:val="ro-RO"/>
+                        </w:rPr>
+                      </w:pPr>
+                      <w:r>
+                        <w:rPr>
+                          <w:lang w:val="ro-RO"/>
+                        </w:rPr>
+                        <w:t xml:space="preserve">Figura 4. </w:t>
+                      </w:r>
+                      <w:r>
+                        <w:rPr>
+                          <w:lang w:val="ro-RO"/>
+                        </w:rPr>
+                        <w:t>Obținerea flagului în VSCode</w:t>
+                      </w:r>
+                    </w:p>
+                  </w:txbxContent>
+                </v:textbox>
+                <w10:wrap type="square"/>
+              </v:shape>
+            </w:pict>
+          </mc:Fallback>
+        </mc:AlternateContent>
+      </w:r>
+      <w:r>
+        <w:rPr>
+          <w:b/>
+          <w:bCs/>
+          <w:noProof/>
           <w:sz w:val="28"/>
           <w:szCs w:val="28"/>
           <w:lang w:val="ro-RO"/>
         </w:rPr>
         <w:drawing>
-          <wp:anchor distT="0" distB="0" distL="114300" distR="114300" simplePos="0" relativeHeight="251662336" behindDoc="0" locked="0" layoutInCell="1" allowOverlap="1" wp14:anchorId="768F3F27" wp14:editId="046110DF">
+          <wp:anchor distT="0" distB="0" distL="114300" distR="114300" simplePos="0" relativeHeight="251662336" behindDoc="0" locked="0" layoutInCell="1" allowOverlap="1" wp14:anchorId="768F3F27" wp14:editId="04E3370D">
             <wp:simplePos x="0" y="0"/>
-            <wp:positionH relativeFrom="column">
-              <wp:posOffset>902970</wp:posOffset>
+            <wp:positionH relativeFrom="page">
+              <wp:align>center</wp:align>
             </wp:positionH>
             <wp:positionV relativeFrom="paragraph">
-              <wp:posOffset>204470</wp:posOffset>
+              <wp:posOffset>9525</wp:posOffset>
             </wp:positionV>
-            <wp:extent cx="4404360" cy="2209165"/>
-            <wp:effectExtent l="0" t="0" r="0" b="635"/>
+            <wp:extent cx="5539740" cy="2778125"/>
+            <wp:effectExtent l="0" t="0" r="3810" b="3175"/>
             <wp:wrapSquare wrapText="bothSides"/>
             <wp:docPr id="7" name="Picture 7"/>
             <wp:cNvGraphicFramePr>
@@ -1184,7 +1772,7 @@
                   <pic:spPr bwMode="auto">
                     <a:xfrm>
                       <a:off x="0" y="0"/>
-                      <a:ext cx="4404360" cy="2209165"/>
+                      <a:ext cx="5539740" cy="2778125"/>
                     </a:xfrm>
                     <a:prstGeom prst="rect">
                       <a:avLst/>
@@ -1214,141 +1802,320 @@
     <w:p>
       <w:pPr>
         <w:spacing w:line="360" w:lineRule="auto"/>
-        <w:rPr>
-          <w:b/>
-          <w:bCs/>
-          <w:sz w:val="28"/>
-          <w:szCs w:val="28"/>
-          <w:lang w:val="ro-RO"/>
-        </w:rPr>
-      </w:pPr>
-      <w:r>
-        <w:rPr>
-          <w:b/>
-          <w:bCs/>
-          <w:sz w:val="28"/>
-          <w:szCs w:val="28"/>
-          <w:lang w:val="ro-RO"/>
-        </w:rPr>
-        <w:t>2.</w:t>
-      </w:r>
+        <w:jc w:val="center"/>
+        <w:rPr>
+          <w:b/>
+          <w:bCs/>
+          <w:sz w:val="28"/>
+          <w:szCs w:val="28"/>
+          <w:lang w:val="ro-RO"/>
+        </w:rPr>
+      </w:pPr>
+    </w:p>
+    <w:p>
+      <w:pPr>
+        <w:spacing w:line="360" w:lineRule="auto"/>
+        <w:jc w:val="center"/>
+        <w:rPr>
+          <w:b/>
+          <w:bCs/>
+          <w:sz w:val="28"/>
+          <w:szCs w:val="28"/>
+          <w:lang w:val="ro-RO"/>
+        </w:rPr>
+      </w:pPr>
+    </w:p>
+    <w:p>
+      <w:pPr>
+        <w:spacing w:line="360" w:lineRule="auto"/>
+        <w:jc w:val="center"/>
+        <w:rPr>
+          <w:b/>
+          <w:bCs/>
+          <w:sz w:val="28"/>
+          <w:szCs w:val="28"/>
+          <w:lang w:val="ro-RO"/>
+        </w:rPr>
+      </w:pPr>
+    </w:p>
+    <w:p>
+      <w:pPr>
+        <w:spacing w:line="360" w:lineRule="auto"/>
+        <w:jc w:val="center"/>
+        <w:rPr>
+          <w:b/>
+          <w:bCs/>
+          <w:sz w:val="28"/>
+          <w:szCs w:val="28"/>
+          <w:lang w:val="ro-RO"/>
+        </w:rPr>
+      </w:pPr>
+    </w:p>
+    <w:p>
+      <w:pPr>
+        <w:spacing w:line="360" w:lineRule="auto"/>
+        <w:jc w:val="center"/>
+        <w:rPr>
+          <w:b/>
+          <w:bCs/>
+          <w:sz w:val="28"/>
+          <w:szCs w:val="28"/>
+          <w:lang w:val="ro-RO"/>
+        </w:rPr>
+      </w:pPr>
+    </w:p>
+    <w:p>
+      <w:pPr>
+        <w:spacing w:line="360" w:lineRule="auto"/>
+        <w:jc w:val="center"/>
+        <w:rPr>
+          <w:b/>
+          <w:bCs/>
+          <w:sz w:val="28"/>
+          <w:szCs w:val="28"/>
+          <w:lang w:val="ro-RO"/>
+        </w:rPr>
+      </w:pPr>
+    </w:p>
+    <w:p>
+      <w:pPr>
+        <w:spacing w:line="360" w:lineRule="auto"/>
+        <w:jc w:val="center"/>
+        <w:rPr>
+          <w:b/>
+          <w:bCs/>
+          <w:sz w:val="28"/>
+          <w:szCs w:val="28"/>
+          <w:lang w:val="ro-RO"/>
+        </w:rPr>
+      </w:pPr>
+    </w:p>
+    <w:p>
+      <w:pPr>
+        <w:spacing w:line="360" w:lineRule="auto"/>
+        <w:jc w:val="center"/>
+        <w:rPr>
+          <w:b/>
+          <w:bCs/>
+          <w:sz w:val="28"/>
+          <w:szCs w:val="28"/>
+          <w:lang w:val="ro-RO"/>
+        </w:rPr>
+      </w:pPr>
+    </w:p>
+    <w:p>
+      <w:pPr>
+        <w:spacing w:line="360" w:lineRule="auto"/>
+        <w:jc w:val="center"/>
+        <w:rPr>
+          <w:b/>
+          <w:bCs/>
+          <w:sz w:val="28"/>
+          <w:szCs w:val="28"/>
+          <w:lang w:val="ro-RO"/>
+        </w:rPr>
+      </w:pPr>
+    </w:p>
+    <w:p>
+      <w:pPr>
+        <w:spacing w:line="360" w:lineRule="auto"/>
+        <w:jc w:val="center"/>
+        <w:rPr>
+          <w:b/>
+          <w:bCs/>
+          <w:sz w:val="28"/>
+          <w:szCs w:val="28"/>
+          <w:lang w:val="ro-RO"/>
+        </w:rPr>
+      </w:pPr>
       <w:r>
         <w:rPr>
           <w:noProof/>
         </w:rPr>
-        <w:t xml:space="preserve"> </w:t>
-      </w:r>
-    </w:p>
-    <w:p>
-      <w:pPr>
-        <w:spacing w:line="360" w:lineRule="auto"/>
-        <w:jc w:val="center"/>
-        <w:rPr>
-          <w:b/>
-          <w:bCs/>
-          <w:sz w:val="28"/>
-          <w:szCs w:val="28"/>
-          <w:lang w:val="ro-RO"/>
-        </w:rPr>
-      </w:pPr>
-    </w:p>
-    <w:p>
-      <w:pPr>
-        <w:spacing w:line="360" w:lineRule="auto"/>
-        <w:jc w:val="center"/>
-        <w:rPr>
-          <w:b/>
-          <w:bCs/>
-          <w:sz w:val="28"/>
-          <w:szCs w:val="28"/>
-          <w:lang w:val="ro-RO"/>
-        </w:rPr>
-      </w:pPr>
-    </w:p>
-    <w:p>
-      <w:pPr>
-        <w:spacing w:line="360" w:lineRule="auto"/>
-        <w:jc w:val="center"/>
-        <w:rPr>
-          <w:b/>
-          <w:bCs/>
-          <w:sz w:val="28"/>
-          <w:szCs w:val="28"/>
-          <w:lang w:val="ro-RO"/>
-        </w:rPr>
-      </w:pPr>
-    </w:p>
-    <w:p>
-      <w:pPr>
-        <w:spacing w:line="360" w:lineRule="auto"/>
-        <w:jc w:val="center"/>
-        <w:rPr>
-          <w:b/>
-          <w:bCs/>
-          <w:sz w:val="28"/>
-          <w:szCs w:val="28"/>
-          <w:lang w:val="ro-RO"/>
-        </w:rPr>
-      </w:pPr>
-    </w:p>
-    <w:p>
-      <w:pPr>
-        <w:spacing w:line="360" w:lineRule="auto"/>
-        <w:jc w:val="center"/>
-        <w:rPr>
-          <w:b/>
-          <w:bCs/>
-          <w:sz w:val="28"/>
-          <w:szCs w:val="28"/>
-          <w:lang w:val="ro-RO"/>
-        </w:rPr>
-      </w:pPr>
-    </w:p>
-    <w:p>
-      <w:pPr>
-        <w:spacing w:line="360" w:lineRule="auto"/>
-        <w:jc w:val="center"/>
-        <w:rPr>
-          <w:b/>
-          <w:bCs/>
-          <w:sz w:val="28"/>
-          <w:szCs w:val="28"/>
-          <w:lang w:val="ro-RO"/>
-        </w:rPr>
-      </w:pPr>
-    </w:p>
-    <w:p>
-      <w:pPr>
-        <w:spacing w:line="360" w:lineRule="auto"/>
-        <w:jc w:val="center"/>
-        <w:rPr>
-          <w:b/>
-          <w:bCs/>
-          <w:sz w:val="28"/>
-          <w:szCs w:val="28"/>
-          <w:lang w:val="ro-RO"/>
-        </w:rPr>
-      </w:pPr>
-      <w:r>
-        <w:rPr>
-          <w:b/>
-          <w:bCs/>
-          <w:sz w:val="28"/>
-          <w:szCs w:val="28"/>
-          <w:lang w:val="ro-RO"/>
-        </w:rPr>
-        <w:lastRenderedPageBreak/>
+        <mc:AlternateContent>
+          <mc:Choice Requires="wps">
+            <w:drawing>
+              <wp:anchor distT="0" distB="0" distL="114300" distR="114300" simplePos="0" relativeHeight="251687936" behindDoc="0" locked="0" layoutInCell="1" allowOverlap="1" wp14:anchorId="0F117BCA" wp14:editId="2363BC01">
+                <wp:simplePos x="0" y="0"/>
+                <wp:positionH relativeFrom="column">
+                  <wp:posOffset>510540</wp:posOffset>
+                </wp:positionH>
+                <wp:positionV relativeFrom="paragraph">
+                  <wp:posOffset>3422650</wp:posOffset>
+                </wp:positionV>
+                <wp:extent cx="5372100" cy="635"/>
+                <wp:effectExtent l="0" t="0" r="0" b="0"/>
+                <wp:wrapSquare wrapText="bothSides"/>
+                <wp:docPr id="22" name="Text Box 22"/>
+                <wp:cNvGraphicFramePr/>
+                <a:graphic xmlns:a="http://schemas.openxmlformats.org/drawingml/2006/main">
+                  <a:graphicData uri="http://schemas.microsoft.com/office/word/2010/wordprocessingShape">
+                    <wps:wsp>
+                      <wps:cNvSpPr txBox="1"/>
+                      <wps:spPr>
+                        <a:xfrm>
+                          <a:off x="0" y="0"/>
+                          <a:ext cx="5372100" cy="635"/>
+                        </a:xfrm>
+                        <a:prstGeom prst="rect">
+                          <a:avLst/>
+                        </a:prstGeom>
+                        <a:solidFill>
+                          <a:prstClr val="white"/>
+                        </a:solidFill>
+                        <a:ln>
+                          <a:noFill/>
+                        </a:ln>
+                      </wps:spPr>
+                      <wps:txbx>
+                        <w:txbxContent>
+                          <w:p>
+                            <w:pPr>
+                              <w:pStyle w:val="Caption"/>
+                              <w:jc w:val="center"/>
+                              <w:rPr>
+                                <w:b/>
+                                <w:bCs/>
+                                <w:noProof/>
+                                <w:sz w:val="28"/>
+                                <w:szCs w:val="28"/>
+                                <w:lang w:val="ro-RO"/>
+                              </w:rPr>
+                            </w:pPr>
+                            <w:r>
+                              <w:rPr>
+                                <w:lang w:val="ro-RO"/>
+                              </w:rPr>
+                              <w:t>Figura 5. Introducere</w:t>
+                            </w:r>
+                            <w:r>
+                              <w:rPr>
+                                <w:lang w:val="ro-RO"/>
+                              </w:rPr>
+                              <w:t>a</w:t>
+                            </w:r>
+                            <w:r>
+                              <w:rPr>
+                                <w:lang w:val="ro-RO"/>
+                              </w:rPr>
+                              <w:t xml:space="preserve"> flagului și </w:t>
+                            </w:r>
+                            <w:r>
+                              <w:rPr>
+                                <w:lang w:val="ro-RO"/>
+                              </w:rPr>
+                              <w:t xml:space="preserve">completarea </w:t>
+                            </w:r>
+                            <w:r>
+                              <w:rPr>
+                                <w:lang w:val="ro-RO"/>
+                              </w:rPr>
+                              <w:t>cu succes a challenge-ului</w:t>
+                            </w:r>
+                            <w:r>
+                              <w:rPr>
+                                <w:lang w:val="ro-RO"/>
+                              </w:rPr>
+                              <w:t xml:space="preserve"> 2</w:t>
+                            </w:r>
+                          </w:p>
+                        </w:txbxContent>
+                      </wps:txbx>
+                      <wps:bodyPr rot="0" spcFirstLastPara="0" vertOverflow="overflow" horzOverflow="overflow" vert="horz" wrap="square" lIns="0" tIns="0" rIns="0" bIns="0" numCol="1" spcCol="0" rtlCol="0" fromWordArt="0" anchor="t" anchorCtr="0" forceAA="0" compatLnSpc="1">
+                        <a:prstTxWarp prst="textNoShape">
+                          <a:avLst/>
+                        </a:prstTxWarp>
+                        <a:spAutoFit/>
+                      </wps:bodyPr>
+                    </wps:wsp>
+                  </a:graphicData>
+                </a:graphic>
+              </wp:anchor>
+            </w:drawing>
+          </mc:Choice>
+          <mc:Fallback>
+            <w:pict>
+              <v:shape w14:anchorId="0F117BCA" id="Text Box 22" o:spid="_x0000_s1030" type="#_x0000_t202" style="position:absolute;left:0;text-align:left;margin-left:40.2pt;margin-top:269.5pt;width:423pt;height:.05pt;z-index:251687936;visibility:visible;mso-wrap-style:square;mso-wrap-distance-left:9pt;mso-wrap-distance-top:0;mso-wrap-distance-right:9pt;mso-wrap-distance-bottom:0;mso-position-horizontal:absolute;mso-position-horizontal-relative:text;mso-position-vertical:absolute;mso-position-vertical-relative:text;v-text-anchor:top" o:gfxdata="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" stroked="f">
+                <v:textbox style="mso-fit-shape-to-text:t" inset="0,0,0,0">
+                  <w:txbxContent>
+                    <w:p>
+                      <w:pPr>
+                        <w:pStyle w:val="Caption"/>
+                        <w:jc w:val="center"/>
+                        <w:rPr>
+                          <w:b/>
+                          <w:bCs/>
+                          <w:noProof/>
+                          <w:sz w:val="28"/>
+                          <w:szCs w:val="28"/>
+                          <w:lang w:val="ro-RO"/>
+                        </w:rPr>
+                      </w:pPr>
+                      <w:r>
+                        <w:rPr>
+                          <w:lang w:val="ro-RO"/>
+                        </w:rPr>
+                        <w:t>Figura 5. Introducere</w:t>
+                      </w:r>
+                      <w:r>
+                        <w:rPr>
+                          <w:lang w:val="ro-RO"/>
+                        </w:rPr>
+                        <w:t>a</w:t>
+                      </w:r>
+                      <w:r>
+                        <w:rPr>
+                          <w:lang w:val="ro-RO"/>
+                        </w:rPr>
+                        <w:t xml:space="preserve"> flagului și </w:t>
+                      </w:r>
+                      <w:r>
+                        <w:rPr>
+                          <w:lang w:val="ro-RO"/>
+                        </w:rPr>
+                        <w:t xml:space="preserve">completarea </w:t>
+                      </w:r>
+                      <w:r>
+                        <w:rPr>
+                          <w:lang w:val="ro-RO"/>
+                        </w:rPr>
+                        <w:t>cu succes a challenge-ului</w:t>
+                      </w:r>
+                      <w:r>
+                        <w:rPr>
+                          <w:lang w:val="ro-RO"/>
+                        </w:rPr>
+                        <w:t xml:space="preserve"> 2</w:t>
+                      </w:r>
+                    </w:p>
+                  </w:txbxContent>
+                </v:textbox>
+                <w10:wrap type="square"/>
+              </v:shape>
+            </w:pict>
+          </mc:Fallback>
+        </mc:AlternateContent>
+      </w:r>
+      <w:r>
+        <w:rPr>
+          <w:b/>
+          <w:bCs/>
+          <w:noProof/>
+          <w:sz w:val="28"/>
+          <w:szCs w:val="28"/>
+          <w:lang w:val="ro-RO"/>
+        </w:rPr>
         <w:drawing>
-          <wp:anchor distT="0" distB="0" distL="114300" distR="114300" simplePos="0" relativeHeight="251661312" behindDoc="0" locked="0" layoutInCell="1" allowOverlap="1" wp14:anchorId="4723E12E" wp14:editId="1237FCA2">
+          <wp:anchor distT="0" distB="0" distL="114300" distR="114300" simplePos="0" relativeHeight="251661312" behindDoc="0" locked="0" layoutInCell="1" allowOverlap="1" wp14:anchorId="4723E12E" wp14:editId="113582C1">
             <wp:simplePos x="0" y="0"/>
-            <wp:positionH relativeFrom="margin">
-              <wp:align>center</wp:align>
+            <wp:positionH relativeFrom="page">
+              <wp:posOffset>1230630</wp:posOffset>
             </wp:positionH>
             <wp:positionV relativeFrom="paragraph">
-              <wp:posOffset>0</wp:posOffset>
+              <wp:posOffset>161925</wp:posOffset>
             </wp:positionV>
-            <wp:extent cx="4663488" cy="2781300"/>
-            <wp:effectExtent l="0" t="0" r="3810" b="0"/>
+            <wp:extent cx="5372100" cy="3203575"/>
+            <wp:effectExtent l="0" t="0" r="0" b="0"/>
             <wp:wrapSquare wrapText="bothSides"/>
             <wp:docPr id="6" name="Picture 6"/>
             <wp:cNvGraphicFramePr>
@@ -1375,7 +2142,7 @@
                   <pic:spPr bwMode="auto">
                     <a:xfrm>
                       <a:off x="0" y="0"/>
-                      <a:ext cx="4663488" cy="2781300"/>
+                      <a:ext cx="5372100" cy="3203575"/>
                     </a:xfrm>
                     <a:prstGeom prst="rect">
                       <a:avLst/>
@@ -1431,109 +2198,355 @@
     <w:p>
       <w:pPr>
         <w:spacing w:line="360" w:lineRule="auto"/>
-        <w:jc w:val="center"/>
-        <w:rPr>
-          <w:b/>
-          <w:bCs/>
-          <w:sz w:val="28"/>
-          <w:szCs w:val="28"/>
-          <w:lang w:val="ro-RO"/>
-        </w:rPr>
-      </w:pPr>
-    </w:p>
-    <w:p>
-      <w:pPr>
-        <w:spacing w:line="360" w:lineRule="auto"/>
-        <w:jc w:val="center"/>
-        <w:rPr>
-          <w:b/>
-          <w:bCs/>
-          <w:sz w:val="28"/>
-          <w:szCs w:val="28"/>
-          <w:lang w:val="ro-RO"/>
-        </w:rPr>
-      </w:pPr>
-    </w:p>
-    <w:p>
-      <w:pPr>
-        <w:spacing w:line="360" w:lineRule="auto"/>
-        <w:jc w:val="center"/>
-        <w:rPr>
-          <w:b/>
-          <w:bCs/>
-          <w:sz w:val="28"/>
-          <w:szCs w:val="28"/>
-          <w:lang w:val="ro-RO"/>
-        </w:rPr>
-      </w:pPr>
-    </w:p>
-    <w:p>
-      <w:pPr>
-        <w:spacing w:line="360" w:lineRule="auto"/>
-        <w:jc w:val="center"/>
-        <w:rPr>
-          <w:b/>
-          <w:bCs/>
-          <w:sz w:val="28"/>
-          <w:szCs w:val="28"/>
-          <w:lang w:val="ro-RO"/>
-        </w:rPr>
-      </w:pPr>
-    </w:p>
-    <w:p>
-      <w:pPr>
-        <w:spacing w:line="360" w:lineRule="auto"/>
-        <w:rPr>
-          <w:b/>
-          <w:bCs/>
-          <w:sz w:val="28"/>
-          <w:szCs w:val="28"/>
-          <w:lang w:val="ro-RO"/>
-        </w:rPr>
-      </w:pPr>
-    </w:p>
-    <w:p>
-      <w:pPr>
-        <w:spacing w:line="360" w:lineRule="auto"/>
-        <w:rPr>
-          <w:b/>
-          <w:bCs/>
-          <w:sz w:val="28"/>
-          <w:szCs w:val="28"/>
-          <w:lang w:val="ro-RO"/>
-        </w:rPr>
-      </w:pPr>
-    </w:p>
-    <w:p>
-      <w:pPr>
-        <w:spacing w:line="360" w:lineRule="auto"/>
-        <w:rPr>
-          <w:b/>
-          <w:bCs/>
-          <w:sz w:val="28"/>
-          <w:szCs w:val="28"/>
-          <w:lang w:val="ro-RO"/>
-        </w:rPr>
-      </w:pPr>
-      <w:r>
-        <w:rPr>
-          <w:b/>
-          <w:bCs/>
+        <w:rPr>
+          <w:b/>
+          <w:bCs/>
+          <w:sz w:val="28"/>
+          <w:szCs w:val="28"/>
+          <w:lang w:val="ro-RO"/>
+        </w:rPr>
+      </w:pPr>
+    </w:p>
+    <w:p>
+      <w:pPr>
+        <w:spacing w:line="360" w:lineRule="auto"/>
+        <w:rPr>
+          <w:b/>
+          <w:bCs/>
+          <w:sz w:val="28"/>
+          <w:szCs w:val="28"/>
+          <w:lang w:val="ro-RO"/>
+        </w:rPr>
+      </w:pPr>
+    </w:p>
+    <w:p>
+      <w:pPr>
+        <w:spacing w:line="360" w:lineRule="auto"/>
+        <w:rPr>
+          <w:b/>
+          <w:bCs/>
+          <w:sz w:val="28"/>
+          <w:szCs w:val="28"/>
+          <w:lang w:val="ro-RO"/>
+        </w:rPr>
+      </w:pPr>
+    </w:p>
+    <w:p>
+      <w:pPr>
+        <w:spacing w:line="360" w:lineRule="auto"/>
+        <w:rPr>
+          <w:b/>
+          <w:bCs/>
+          <w:sz w:val="28"/>
+          <w:szCs w:val="28"/>
+          <w:lang w:val="ro-RO"/>
+        </w:rPr>
+      </w:pPr>
+    </w:p>
+    <w:p>
+      <w:pPr>
+        <w:spacing w:line="360" w:lineRule="auto"/>
+        <w:rPr>
+          <w:b/>
+          <w:bCs/>
+          <w:sz w:val="28"/>
+          <w:szCs w:val="28"/>
+          <w:lang w:val="ro-RO"/>
+        </w:rPr>
+      </w:pPr>
+    </w:p>
+    <w:p>
+      <w:pPr>
+        <w:spacing w:line="360" w:lineRule="auto"/>
+        <w:rPr>
+          <w:b/>
+          <w:bCs/>
+          <w:sz w:val="28"/>
+          <w:szCs w:val="28"/>
+          <w:lang w:val="ro-RO"/>
+        </w:rPr>
+      </w:pPr>
+    </w:p>
+    <w:p>
+      <w:pPr>
+        <w:spacing w:line="360" w:lineRule="auto"/>
+        <w:rPr>
+          <w:b/>
+          <w:bCs/>
+          <w:sz w:val="28"/>
+          <w:szCs w:val="28"/>
+          <w:lang w:val="ro-RO"/>
+        </w:rPr>
+      </w:pPr>
+    </w:p>
+    <w:p>
+      <w:pPr>
+        <w:spacing w:line="360" w:lineRule="auto"/>
+        <w:rPr>
+          <w:b/>
+          <w:bCs/>
+          <w:sz w:val="28"/>
+          <w:szCs w:val="28"/>
+          <w:lang w:val="ro-RO"/>
+        </w:rPr>
+      </w:pPr>
+    </w:p>
+    <w:p>
+      <w:pPr>
+        <w:spacing w:line="360" w:lineRule="auto"/>
+        <w:rPr>
+          <w:b/>
+          <w:bCs/>
+          <w:sz w:val="28"/>
+          <w:szCs w:val="28"/>
+          <w:lang w:val="ro-RO"/>
+        </w:rPr>
+      </w:pPr>
+    </w:p>
+    <w:p>
+      <w:pPr>
+        <w:spacing w:line="360" w:lineRule="auto"/>
+        <w:rPr>
+          <w:b/>
+          <w:bCs/>
+          <w:sz w:val="28"/>
+          <w:szCs w:val="28"/>
+          <w:lang w:val="ro-RO"/>
+        </w:rPr>
+      </w:pPr>
+    </w:p>
+    <w:p>
+      <w:pPr>
+        <w:spacing w:line="360" w:lineRule="auto"/>
+        <w:rPr>
+          <w:b/>
+          <w:bCs/>
+          <w:sz w:val="28"/>
+          <w:szCs w:val="28"/>
+          <w:lang w:val="ro-RO"/>
+        </w:rPr>
+      </w:pPr>
+    </w:p>
+    <w:p>
+      <w:pPr>
+        <w:spacing w:line="360" w:lineRule="auto"/>
+        <w:rPr>
+          <w:b/>
+          <w:bCs/>
+          <w:sz w:val="28"/>
+          <w:szCs w:val="28"/>
+          <w:lang w:val="ro-RO"/>
+        </w:rPr>
+      </w:pPr>
+    </w:p>
+    <w:p>
+      <w:pPr>
+        <w:spacing w:line="360" w:lineRule="auto"/>
+        <w:rPr>
+          <w:b/>
+          <w:bCs/>
+          <w:sz w:val="28"/>
+          <w:szCs w:val="28"/>
+          <w:lang w:val="ro-RO"/>
+        </w:rPr>
+      </w:pPr>
+    </w:p>
+    <w:p>
+      <w:pPr>
+        <w:spacing w:line="360" w:lineRule="auto"/>
+        <w:rPr>
+          <w:b/>
+          <w:bCs/>
+          <w:sz w:val="28"/>
+          <w:szCs w:val="28"/>
+          <w:lang w:val="ro-RO"/>
+        </w:rPr>
+      </w:pPr>
+    </w:p>
+    <w:p>
+      <w:pPr>
+        <w:spacing w:line="360" w:lineRule="auto"/>
+        <w:jc w:val="center"/>
+        <w:rPr>
+          <w:b/>
+          <w:bCs/>
+          <w:sz w:val="28"/>
+          <w:szCs w:val="28"/>
+          <w:lang w:val="ro-RO"/>
+        </w:rPr>
+      </w:pPr>
+      <w:r>
+        <w:rPr>
+          <w:b/>
+          <w:bCs/>
+          <w:sz w:val="28"/>
+          <w:szCs w:val="28"/>
+          <w:lang w:val="ro-RO"/>
+        </w:rPr>
+        <w:t>3.</w:t>
+      </w:r>
+      <w:r>
+        <w:rPr>
+          <w:b/>
+          <w:bCs/>
+          <w:sz w:val="28"/>
+          <w:szCs w:val="28"/>
+          <w:lang w:val="ro-RO"/>
+        </w:rPr>
+        <w:t xml:space="preserve"> Using the GUI Desktop</w:t>
+      </w:r>
+    </w:p>
+    <w:p>
+      <w:pPr>
+        <w:spacing w:line="360" w:lineRule="auto"/>
+        <w:rPr>
+          <w:b/>
+          <w:bCs/>
+          <w:sz w:val="28"/>
+          <w:szCs w:val="28"/>
+          <w:lang w:val="ro-RO"/>
+        </w:rPr>
+      </w:pPr>
+      <w:r>
+        <w:rPr>
+          <w:noProof/>
+        </w:rPr>
+        <mc:AlternateContent>
+          <mc:Choice Requires="wps">
+            <w:drawing>
+              <wp:anchor distT="0" distB="0" distL="114300" distR="114300" simplePos="0" relativeHeight="251689984" behindDoc="0" locked="0" layoutInCell="1" allowOverlap="1" wp14:anchorId="7E3185DE" wp14:editId="11F96C73">
+                <wp:simplePos x="0" y="0"/>
+                <wp:positionH relativeFrom="column">
+                  <wp:posOffset>497840</wp:posOffset>
+                </wp:positionH>
+                <wp:positionV relativeFrom="paragraph">
+                  <wp:posOffset>2929890</wp:posOffset>
+                </wp:positionV>
+                <wp:extent cx="5688330" cy="635"/>
+                <wp:effectExtent l="0" t="0" r="0" b="0"/>
+                <wp:wrapSquare wrapText="bothSides"/>
+                <wp:docPr id="23" name="Text Box 23"/>
+                <wp:cNvGraphicFramePr/>
+                <a:graphic xmlns:a="http://schemas.openxmlformats.org/drawingml/2006/main">
+                  <a:graphicData uri="http://schemas.microsoft.com/office/word/2010/wordprocessingShape">
+                    <wps:wsp>
+                      <wps:cNvSpPr txBox="1"/>
+                      <wps:spPr>
+                        <a:xfrm>
+                          <a:off x="0" y="0"/>
+                          <a:ext cx="5688330" cy="635"/>
+                        </a:xfrm>
+                        <a:prstGeom prst="rect">
+                          <a:avLst/>
+                        </a:prstGeom>
+                        <a:solidFill>
+                          <a:prstClr val="white"/>
+                        </a:solidFill>
+                        <a:ln>
+                          <a:noFill/>
+                        </a:ln>
+                      </wps:spPr>
+                      <wps:txbx>
+                        <w:txbxContent>
+                          <w:p>
+                            <w:pPr>
+                              <w:pStyle w:val="Caption"/>
+                              <w:jc w:val="center"/>
+                              <w:rPr>
+                                <w:b/>
+                                <w:bCs/>
+                                <w:noProof/>
+                                <w:sz w:val="28"/>
+                                <w:szCs w:val="28"/>
+                                <w:lang w:val="ro-RO"/>
+                              </w:rPr>
+                            </w:pPr>
+                            <w:r>
+                              <w:rPr>
+                                <w:lang w:val="ro-RO"/>
+                              </w:rPr>
+                              <w:t>Figura 6</w:t>
+                            </w:r>
+                            <w:r>
+                              <w:rPr>
+                                <w:lang w:val="ro-RO"/>
+                              </w:rPr>
+                              <w:t>. Obținerea flagului în terminalul din Desktop</w:t>
+                            </w:r>
+                          </w:p>
+                        </w:txbxContent>
+                      </wps:txbx>
+                      <wps:bodyPr rot="0" spcFirstLastPara="0" vertOverflow="overflow" horzOverflow="overflow" vert="horz" wrap="square" lIns="0" tIns="0" rIns="0" bIns="0" numCol="1" spcCol="0" rtlCol="0" fromWordArt="0" anchor="t" anchorCtr="0" forceAA="0" compatLnSpc="1">
+                        <a:prstTxWarp prst="textNoShape">
+                          <a:avLst/>
+                        </a:prstTxWarp>
+                        <a:spAutoFit/>
+                      </wps:bodyPr>
+                    </wps:wsp>
+                  </a:graphicData>
+                </a:graphic>
+              </wp:anchor>
+            </w:drawing>
+          </mc:Choice>
+          <mc:Fallback>
+            <w:pict>
+              <v:shape w14:anchorId="7E3185DE" id="Text Box 23" o:spid="_x0000_s1031" type="#_x0000_t202" style="position:absolute;margin-left:39.2pt;margin-top:230.7pt;width:447.9pt;height:.05pt;z-index:251689984;visibility:visible;mso-wrap-style:square;mso-wrap-distance-left:9pt;mso-wrap-distance-top:0;mso-wrap-distance-right:9pt;mso-wrap-distance-bottom:0;mso-position-horizontal:absolute;mso-position-horizontal-relative:text;mso-position-vertical:absolute;mso-position-vertical-relative:text;v-text-anchor:top" o:gfxdata="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" stroked="f">
+                <v:textbox style="mso-fit-shape-to-text:t" inset="0,0,0,0">
+                  <w:txbxContent>
+                    <w:p>
+                      <w:pPr>
+                        <w:pStyle w:val="Caption"/>
+                        <w:jc w:val="center"/>
+                        <w:rPr>
+                          <w:b/>
+                          <w:bCs/>
+                          <w:noProof/>
+                          <w:sz w:val="28"/>
+                          <w:szCs w:val="28"/>
+                          <w:lang w:val="ro-RO"/>
+                        </w:rPr>
+                      </w:pPr>
+                      <w:r>
+                        <w:rPr>
+                          <w:lang w:val="ro-RO"/>
+                        </w:rPr>
+                        <w:t>Figura 6</w:t>
+                      </w:r>
+                      <w:r>
+                        <w:rPr>
+                          <w:lang w:val="ro-RO"/>
+                        </w:rPr>
+                        <w:t>. Obținerea flagului în terminalul din Desktop</w:t>
+                      </w:r>
+                    </w:p>
+                  </w:txbxContent>
+                </v:textbox>
+                <w10:wrap type="square"/>
+              </v:shape>
+            </w:pict>
+          </mc:Fallback>
+        </mc:AlternateContent>
+      </w:r>
+      <w:r>
+        <w:rPr>
+          <w:b/>
+          <w:bCs/>
+          <w:noProof/>
           <w:sz w:val="28"/>
           <w:szCs w:val="28"/>
           <w:lang w:val="ro-RO"/>
         </w:rPr>
         <w:drawing>
-          <wp:anchor distT="0" distB="0" distL="114300" distR="114300" simplePos="0" relativeHeight="251663360" behindDoc="0" locked="0" layoutInCell="1" allowOverlap="1" wp14:anchorId="6512E2D0" wp14:editId="4FA5985C">
+          <wp:anchor distT="0" distB="0" distL="114300" distR="114300" simplePos="0" relativeHeight="251663360" behindDoc="0" locked="0" layoutInCell="1" allowOverlap="1" wp14:anchorId="6512E2D0" wp14:editId="7431CE82">
             <wp:simplePos x="0" y="0"/>
-            <wp:positionH relativeFrom="column">
-              <wp:posOffset>1017270</wp:posOffset>
+            <wp:positionH relativeFrom="margin">
+              <wp:align>center</wp:align>
             </wp:positionH>
             <wp:positionV relativeFrom="paragraph">
-              <wp:posOffset>253365</wp:posOffset>
+              <wp:posOffset>7620</wp:posOffset>
             </wp:positionV>
-            <wp:extent cx="4674870" cy="2354580"/>
-            <wp:effectExtent l="0" t="0" r="0" b="7620"/>
+            <wp:extent cx="5688330" cy="2865120"/>
+            <wp:effectExtent l="0" t="0" r="7620" b="0"/>
             <wp:wrapSquare wrapText="bothSides"/>
             <wp:docPr id="8" name="Picture 8"/>
             <wp:cNvGraphicFramePr>
@@ -1560,7 +2573,7 @@
                   <pic:spPr bwMode="auto">
                     <a:xfrm>
                       <a:off x="0" y="0"/>
-                      <a:ext cx="4674870" cy="2354580"/>
+                      <a:ext cx="5688330" cy="2865120"/>
                     </a:xfrm>
                     <a:prstGeom prst="rect">
                       <a:avLst/>
@@ -1590,147 +2603,296 @@
     <w:p>
       <w:pPr>
         <w:spacing w:line="360" w:lineRule="auto"/>
-        <w:rPr>
-          <w:b/>
-          <w:bCs/>
-          <w:sz w:val="28"/>
-          <w:szCs w:val="28"/>
-          <w:lang w:val="ro-RO"/>
-        </w:rPr>
-      </w:pPr>
-      <w:r>
-        <w:rPr>
-          <w:b/>
-          <w:bCs/>
-          <w:sz w:val="28"/>
-          <w:szCs w:val="28"/>
-          <w:lang w:val="ro-RO"/>
-        </w:rPr>
-        <w:t xml:space="preserve">3. </w:t>
-      </w:r>
-    </w:p>
-    <w:p>
-      <w:pPr>
-        <w:spacing w:line="360" w:lineRule="auto"/>
-        <w:jc w:val="center"/>
-        <w:rPr>
-          <w:b/>
-          <w:bCs/>
-          <w:sz w:val="28"/>
-          <w:szCs w:val="28"/>
-          <w:lang w:val="ro-RO"/>
-        </w:rPr>
-      </w:pPr>
-    </w:p>
-    <w:p>
-      <w:pPr>
-        <w:spacing w:line="360" w:lineRule="auto"/>
-        <w:jc w:val="center"/>
-        <w:rPr>
-          <w:b/>
-          <w:bCs/>
-          <w:sz w:val="28"/>
-          <w:szCs w:val="28"/>
-          <w:lang w:val="ro-RO"/>
-        </w:rPr>
-      </w:pPr>
-    </w:p>
-    <w:p>
-      <w:pPr>
-        <w:spacing w:line="360" w:lineRule="auto"/>
-        <w:jc w:val="center"/>
-        <w:rPr>
-          <w:b/>
-          <w:bCs/>
-          <w:sz w:val="28"/>
-          <w:szCs w:val="28"/>
-          <w:lang w:val="ro-RO"/>
-        </w:rPr>
-      </w:pPr>
-    </w:p>
-    <w:p>
-      <w:pPr>
-        <w:spacing w:line="360" w:lineRule="auto"/>
-        <w:jc w:val="center"/>
-        <w:rPr>
-          <w:b/>
-          <w:bCs/>
-          <w:sz w:val="28"/>
-          <w:szCs w:val="28"/>
-          <w:lang w:val="ro-RO"/>
-        </w:rPr>
-      </w:pPr>
-    </w:p>
-    <w:p>
-      <w:pPr>
-        <w:spacing w:line="360" w:lineRule="auto"/>
-        <w:jc w:val="center"/>
-        <w:rPr>
-          <w:b/>
-          <w:bCs/>
-          <w:sz w:val="28"/>
-          <w:szCs w:val="28"/>
-          <w:lang w:val="ro-RO"/>
-        </w:rPr>
-      </w:pPr>
-    </w:p>
-    <w:p>
-      <w:pPr>
-        <w:spacing w:line="360" w:lineRule="auto"/>
-        <w:jc w:val="center"/>
-        <w:rPr>
-          <w:b/>
-          <w:bCs/>
-          <w:sz w:val="28"/>
-          <w:szCs w:val="28"/>
-          <w:lang w:val="ro-RO"/>
-        </w:rPr>
-      </w:pPr>
-    </w:p>
-    <w:p>
-      <w:pPr>
-        <w:spacing w:line="360" w:lineRule="auto"/>
-        <w:jc w:val="center"/>
-        <w:rPr>
-          <w:b/>
-          <w:bCs/>
-          <w:sz w:val="28"/>
-          <w:szCs w:val="28"/>
-          <w:lang w:val="ro-RO"/>
-        </w:rPr>
-      </w:pPr>
-    </w:p>
-    <w:p>
-      <w:pPr>
-        <w:spacing w:line="360" w:lineRule="auto"/>
-        <w:jc w:val="center"/>
-        <w:rPr>
-          <w:b/>
-          <w:bCs/>
-          <w:sz w:val="28"/>
-          <w:szCs w:val="28"/>
-          <w:lang w:val="ro-RO"/>
-        </w:rPr>
-      </w:pPr>
-      <w:r>
-        <w:rPr>
-          <w:b/>
-          <w:bCs/>
+        <w:jc w:val="center"/>
+        <w:rPr>
+          <w:b/>
+          <w:bCs/>
+          <w:sz w:val="28"/>
+          <w:szCs w:val="28"/>
+          <w:lang w:val="ro-RO"/>
+        </w:rPr>
+      </w:pPr>
+    </w:p>
+    <w:p>
+      <w:pPr>
+        <w:spacing w:line="360" w:lineRule="auto"/>
+        <w:jc w:val="center"/>
+        <w:rPr>
+          <w:b/>
+          <w:bCs/>
+          <w:sz w:val="28"/>
+          <w:szCs w:val="28"/>
+          <w:lang w:val="ro-RO"/>
+        </w:rPr>
+      </w:pPr>
+    </w:p>
+    <w:p>
+      <w:pPr>
+        <w:spacing w:line="360" w:lineRule="auto"/>
+        <w:jc w:val="center"/>
+        <w:rPr>
+          <w:b/>
+          <w:bCs/>
+          <w:sz w:val="28"/>
+          <w:szCs w:val="28"/>
+          <w:lang w:val="ro-RO"/>
+        </w:rPr>
+      </w:pPr>
+    </w:p>
+    <w:p>
+      <w:pPr>
+        <w:spacing w:line="360" w:lineRule="auto"/>
+        <w:jc w:val="center"/>
+        <w:rPr>
+          <w:b/>
+          <w:bCs/>
+          <w:sz w:val="28"/>
+          <w:szCs w:val="28"/>
+          <w:lang w:val="ro-RO"/>
+        </w:rPr>
+      </w:pPr>
+    </w:p>
+    <w:p>
+      <w:pPr>
+        <w:spacing w:line="360" w:lineRule="auto"/>
+        <w:jc w:val="center"/>
+        <w:rPr>
+          <w:b/>
+          <w:bCs/>
+          <w:sz w:val="28"/>
+          <w:szCs w:val="28"/>
+          <w:lang w:val="ro-RO"/>
+        </w:rPr>
+      </w:pPr>
+    </w:p>
+    <w:p>
+      <w:pPr>
+        <w:spacing w:line="360" w:lineRule="auto"/>
+        <w:jc w:val="center"/>
+        <w:rPr>
+          <w:b/>
+          <w:bCs/>
+          <w:sz w:val="28"/>
+          <w:szCs w:val="28"/>
+          <w:lang w:val="ro-RO"/>
+        </w:rPr>
+      </w:pPr>
+    </w:p>
+    <w:p>
+      <w:pPr>
+        <w:spacing w:line="360" w:lineRule="auto"/>
+        <w:jc w:val="center"/>
+        <w:rPr>
+          <w:b/>
+          <w:bCs/>
+          <w:sz w:val="28"/>
+          <w:szCs w:val="28"/>
+          <w:lang w:val="ro-RO"/>
+        </w:rPr>
+      </w:pPr>
+    </w:p>
+    <w:p>
+      <w:pPr>
+        <w:spacing w:line="360" w:lineRule="auto"/>
+        <w:jc w:val="center"/>
+        <w:rPr>
+          <w:b/>
+          <w:bCs/>
+          <w:sz w:val="28"/>
+          <w:szCs w:val="28"/>
+          <w:lang w:val="ro-RO"/>
+        </w:rPr>
+      </w:pPr>
+    </w:p>
+    <w:p>
+      <w:pPr>
+        <w:spacing w:line="360" w:lineRule="auto"/>
+        <w:jc w:val="center"/>
+        <w:rPr>
+          <w:b/>
+          <w:bCs/>
+          <w:sz w:val="28"/>
+          <w:szCs w:val="28"/>
+          <w:lang w:val="ro-RO"/>
+        </w:rPr>
+      </w:pPr>
+    </w:p>
+    <w:p>
+      <w:pPr>
+        <w:spacing w:line="360" w:lineRule="auto"/>
+        <w:jc w:val="center"/>
+        <w:rPr>
+          <w:b/>
+          <w:bCs/>
+          <w:sz w:val="28"/>
+          <w:szCs w:val="28"/>
+          <w:lang w:val="ro-RO"/>
+        </w:rPr>
+      </w:pPr>
+      <w:r>
+        <w:rPr>
+          <w:noProof/>
+        </w:rPr>
+        <mc:AlternateContent>
+          <mc:Choice Requires="wps">
+            <w:drawing>
+              <wp:anchor distT="0" distB="0" distL="114300" distR="114300" simplePos="0" relativeHeight="251692032" behindDoc="0" locked="0" layoutInCell="1" allowOverlap="1" wp14:anchorId="3BB56FED" wp14:editId="4E5EBED0">
+                <wp:simplePos x="0" y="0"/>
+                <wp:positionH relativeFrom="column">
+                  <wp:posOffset>427355</wp:posOffset>
+                </wp:positionH>
+                <wp:positionV relativeFrom="paragraph">
+                  <wp:posOffset>3726180</wp:posOffset>
+                </wp:positionV>
+                <wp:extent cx="5836920" cy="635"/>
+                <wp:effectExtent l="0" t="0" r="0" b="0"/>
+                <wp:wrapSquare wrapText="bothSides"/>
+                <wp:docPr id="25" name="Text Box 25"/>
+                <wp:cNvGraphicFramePr/>
+                <a:graphic xmlns:a="http://schemas.openxmlformats.org/drawingml/2006/main">
+                  <a:graphicData uri="http://schemas.microsoft.com/office/word/2010/wordprocessingShape">
+                    <wps:wsp>
+                      <wps:cNvSpPr txBox="1"/>
+                      <wps:spPr>
+                        <a:xfrm>
+                          <a:off x="0" y="0"/>
+                          <a:ext cx="5836920" cy="635"/>
+                        </a:xfrm>
+                        <a:prstGeom prst="rect">
+                          <a:avLst/>
+                        </a:prstGeom>
+                        <a:solidFill>
+                          <a:prstClr val="white"/>
+                        </a:solidFill>
+                        <a:ln>
+                          <a:noFill/>
+                        </a:ln>
+                      </wps:spPr>
+                      <wps:txbx>
+                        <w:txbxContent>
+                          <w:p>
+                            <w:pPr>
+                              <w:pStyle w:val="Caption"/>
+                              <w:jc w:val="center"/>
+                              <w:rPr>
+                                <w:b/>
+                                <w:bCs/>
+                                <w:noProof/>
+                                <w:sz w:val="28"/>
+                                <w:szCs w:val="28"/>
+                                <w:lang w:val="ro-RO"/>
+                              </w:rPr>
+                            </w:pPr>
+                            <w:r>
+                              <w:rPr>
+                                <w:lang w:val="ro-RO"/>
+                              </w:rPr>
+                              <w:t>Figura</w:t>
+                            </w:r>
+                            <w:r>
+                              <w:rPr>
+                                <w:lang w:val="ro-RO"/>
+                              </w:rPr>
+                              <w:t xml:space="preserve"> 7. </w:t>
+                            </w:r>
+                            <w:r>
+                              <w:rPr>
+                                <w:lang w:val="ro-RO"/>
+                              </w:rPr>
+                              <w:t xml:space="preserve">Introducerea flagului și completarea cu succes a challenge-ului </w:t>
+                            </w:r>
+                            <w:r>
+                              <w:rPr>
+                                <w:lang w:val="ro-RO"/>
+                              </w:rPr>
+                              <w:t>3</w:t>
+                            </w:r>
+                          </w:p>
+                        </w:txbxContent>
+                      </wps:txbx>
+                      <wps:bodyPr rot="0" spcFirstLastPara="0" vertOverflow="overflow" horzOverflow="overflow" vert="horz" wrap="square" lIns="0" tIns="0" rIns="0" bIns="0" numCol="1" spcCol="0" rtlCol="0" fromWordArt="0" anchor="t" anchorCtr="0" forceAA="0" compatLnSpc="1">
+                        <a:prstTxWarp prst="textNoShape">
+                          <a:avLst/>
+                        </a:prstTxWarp>
+                        <a:spAutoFit/>
+                      </wps:bodyPr>
+                    </wps:wsp>
+                  </a:graphicData>
+                </a:graphic>
+              </wp:anchor>
+            </w:drawing>
+          </mc:Choice>
+          <mc:Fallback>
+            <w:pict>
+              <v:shape w14:anchorId="3BB56FED" id="Text Box 25" o:spid="_x0000_s1032" type="#_x0000_t202" style="position:absolute;left:0;text-align:left;margin-left:33.65pt;margin-top:293.4pt;width:459.6pt;height:.05pt;z-index:251692032;visibility:visible;mso-wrap-style:square;mso-wrap-distance-left:9pt;mso-wrap-distance-top:0;mso-wrap-distance-right:9pt;mso-wrap-distance-bottom:0;mso-position-horizontal:absolute;mso-position-horizontal-relative:text;mso-position-vertical:absolute;mso-position-vertical-relative:text;v-text-anchor:top" o:gfxdata="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" stroked="f">
+                <v:textbox style="mso-fit-shape-to-text:t" inset="0,0,0,0">
+                  <w:txbxContent>
+                    <w:p>
+                      <w:pPr>
+                        <w:pStyle w:val="Caption"/>
+                        <w:jc w:val="center"/>
+                        <w:rPr>
+                          <w:b/>
+                          <w:bCs/>
+                          <w:noProof/>
+                          <w:sz w:val="28"/>
+                          <w:szCs w:val="28"/>
+                          <w:lang w:val="ro-RO"/>
+                        </w:rPr>
+                      </w:pPr>
+                      <w:r>
+                        <w:rPr>
+                          <w:lang w:val="ro-RO"/>
+                        </w:rPr>
+                        <w:t>Figura</w:t>
+                      </w:r>
+                      <w:r>
+                        <w:rPr>
+                          <w:lang w:val="ro-RO"/>
+                        </w:rPr>
+                        <w:t xml:space="preserve"> 7. </w:t>
+                      </w:r>
+                      <w:r>
+                        <w:rPr>
+                          <w:lang w:val="ro-RO"/>
+                        </w:rPr>
+                        <w:t xml:space="preserve">Introducerea flagului și completarea cu succes a challenge-ului </w:t>
+                      </w:r>
+                      <w:r>
+                        <w:rPr>
+                          <w:lang w:val="ro-RO"/>
+                        </w:rPr>
+                        <w:t>3</w:t>
+                      </w:r>
+                    </w:p>
+                  </w:txbxContent>
+                </v:textbox>
+                <w10:wrap type="square"/>
+              </v:shape>
+            </w:pict>
+          </mc:Fallback>
+        </mc:AlternateContent>
+      </w:r>
+      <w:r>
+        <w:rPr>
+          <w:b/>
+          <w:bCs/>
+          <w:noProof/>
           <w:sz w:val="28"/>
           <w:szCs w:val="28"/>
           <w:lang w:val="ro-RO"/>
         </w:rPr>
         <w:drawing>
-          <wp:anchor distT="0" distB="0" distL="114300" distR="114300" simplePos="0" relativeHeight="251664384" behindDoc="0" locked="0" layoutInCell="1" allowOverlap="1" wp14:anchorId="7A0E8D7E" wp14:editId="66622E35">
+          <wp:anchor distT="0" distB="0" distL="114300" distR="114300" simplePos="0" relativeHeight="251664384" behindDoc="0" locked="0" layoutInCell="1" allowOverlap="1" wp14:anchorId="7A0E8D7E" wp14:editId="064B7D2D">
             <wp:simplePos x="0" y="0"/>
             <wp:positionH relativeFrom="margin">
               <wp:align>center</wp:align>
             </wp:positionH>
             <wp:positionV relativeFrom="paragraph">
-              <wp:posOffset>8255</wp:posOffset>
+              <wp:posOffset>216535</wp:posOffset>
             </wp:positionV>
-            <wp:extent cx="4739640" cy="2804160"/>
-            <wp:effectExtent l="0" t="0" r="3810" b="0"/>
+            <wp:extent cx="5836920" cy="3452495"/>
+            <wp:effectExtent l="0" t="0" r="0" b="0"/>
             <wp:wrapSquare wrapText="bothSides"/>
             <wp:docPr id="9" name="Picture 9"/>
             <wp:cNvGraphicFramePr>
@@ -1757,7 +2919,7 @@
                   <pic:spPr bwMode="auto">
                     <a:xfrm>
                       <a:off x="0" y="0"/>
-                      <a:ext cx="4739640" cy="2804160"/>
+                      <a:ext cx="5836920" cy="3452495"/>
                     </a:xfrm>
                     <a:prstGeom prst="rect">
                       <a:avLst/>
@@ -1839,71 +3001,139 @@
     <w:p>
       <w:pPr>
         <w:spacing w:line="360" w:lineRule="auto"/>
-        <w:jc w:val="center"/>
-        <w:rPr>
-          <w:b/>
-          <w:bCs/>
-          <w:sz w:val="28"/>
-          <w:szCs w:val="28"/>
-          <w:lang w:val="ro-RO"/>
-        </w:rPr>
-      </w:pPr>
-    </w:p>
-    <w:p>
-      <w:pPr>
-        <w:spacing w:line="360" w:lineRule="auto"/>
-        <w:jc w:val="center"/>
-        <w:rPr>
-          <w:b/>
-          <w:bCs/>
-          <w:sz w:val="28"/>
-          <w:szCs w:val="28"/>
-          <w:lang w:val="ro-RO"/>
-        </w:rPr>
-      </w:pPr>
-    </w:p>
-    <w:p>
-      <w:pPr>
-        <w:spacing w:line="360" w:lineRule="auto"/>
-        <w:jc w:val="center"/>
-        <w:rPr>
-          <w:b/>
-          <w:bCs/>
-          <w:sz w:val="28"/>
-          <w:szCs w:val="28"/>
-          <w:lang w:val="ro-RO"/>
-        </w:rPr>
-      </w:pPr>
-    </w:p>
-    <w:p>
-      <w:pPr>
-        <w:spacing w:line="360" w:lineRule="auto"/>
-        <w:jc w:val="center"/>
-        <w:rPr>
-          <w:b/>
-          <w:bCs/>
-          <w:sz w:val="28"/>
-          <w:szCs w:val="28"/>
-          <w:lang w:val="ro-RO"/>
-        </w:rPr>
-      </w:pPr>
-    </w:p>
-    <w:p>
-      <w:pPr>
-        <w:spacing w:line="360" w:lineRule="auto"/>
-        <w:jc w:val="center"/>
-        <w:rPr>
-          <w:b/>
-          <w:bCs/>
-          <w:sz w:val="28"/>
-          <w:szCs w:val="28"/>
-          <w:lang w:val="ro-RO"/>
-        </w:rPr>
-      </w:pPr>
-    </w:p>
-    <w:p>
-      <w:pPr>
-        <w:spacing w:line="360" w:lineRule="auto"/>
+        <w:rPr>
+          <w:b/>
+          <w:bCs/>
+          <w:sz w:val="28"/>
+          <w:szCs w:val="28"/>
+          <w:lang w:val="ro-RO"/>
+        </w:rPr>
+      </w:pPr>
+    </w:p>
+    <w:p>
+      <w:pPr>
+        <w:spacing w:line="360" w:lineRule="auto"/>
+        <w:rPr>
+          <w:b/>
+          <w:bCs/>
+          <w:sz w:val="28"/>
+          <w:szCs w:val="28"/>
+          <w:lang w:val="ro-RO"/>
+        </w:rPr>
+      </w:pPr>
+    </w:p>
+    <w:p>
+      <w:pPr>
+        <w:spacing w:line="360" w:lineRule="auto"/>
+        <w:rPr>
+          <w:b/>
+          <w:bCs/>
+          <w:sz w:val="28"/>
+          <w:szCs w:val="28"/>
+          <w:lang w:val="ro-RO"/>
+        </w:rPr>
+      </w:pPr>
+    </w:p>
+    <w:p>
+      <w:pPr>
+        <w:spacing w:line="360" w:lineRule="auto"/>
+        <w:rPr>
+          <w:b/>
+          <w:bCs/>
+          <w:sz w:val="28"/>
+          <w:szCs w:val="28"/>
+          <w:lang w:val="ro-RO"/>
+        </w:rPr>
+      </w:pPr>
+    </w:p>
+    <w:p>
+      <w:pPr>
+        <w:spacing w:line="360" w:lineRule="auto"/>
+        <w:rPr>
+          <w:b/>
+          <w:bCs/>
+          <w:sz w:val="28"/>
+          <w:szCs w:val="28"/>
+          <w:lang w:val="ro-RO"/>
+        </w:rPr>
+      </w:pPr>
+    </w:p>
+    <w:p>
+      <w:pPr>
+        <w:spacing w:line="360" w:lineRule="auto"/>
+        <w:rPr>
+          <w:b/>
+          <w:bCs/>
+          <w:sz w:val="28"/>
+          <w:szCs w:val="28"/>
+          <w:lang w:val="ro-RO"/>
+        </w:rPr>
+      </w:pPr>
+    </w:p>
+    <w:p>
+      <w:pPr>
+        <w:spacing w:line="360" w:lineRule="auto"/>
+        <w:rPr>
+          <w:b/>
+          <w:bCs/>
+          <w:sz w:val="28"/>
+          <w:szCs w:val="28"/>
+          <w:lang w:val="ro-RO"/>
+        </w:rPr>
+      </w:pPr>
+    </w:p>
+    <w:p>
+      <w:pPr>
+        <w:spacing w:line="360" w:lineRule="auto"/>
+        <w:rPr>
+          <w:b/>
+          <w:bCs/>
+          <w:sz w:val="28"/>
+          <w:szCs w:val="28"/>
+          <w:lang w:val="ro-RO"/>
+        </w:rPr>
+      </w:pPr>
+    </w:p>
+    <w:p>
+      <w:pPr>
+        <w:spacing w:line="360" w:lineRule="auto"/>
+        <w:rPr>
+          <w:b/>
+          <w:bCs/>
+          <w:sz w:val="28"/>
+          <w:szCs w:val="28"/>
+          <w:lang w:val="ro-RO"/>
+        </w:rPr>
+      </w:pPr>
+    </w:p>
+    <w:p>
+      <w:pPr>
+        <w:spacing w:line="360" w:lineRule="auto"/>
+        <w:rPr>
+          <w:b/>
+          <w:bCs/>
+          <w:sz w:val="28"/>
+          <w:szCs w:val="28"/>
+          <w:lang w:val="ro-RO"/>
+        </w:rPr>
+      </w:pPr>
+    </w:p>
+    <w:p>
+      <w:pPr>
+        <w:spacing w:line="360" w:lineRule="auto"/>
+        <w:rPr>
+          <w:b/>
+          <w:bCs/>
+          <w:sz w:val="28"/>
+          <w:szCs w:val="28"/>
+          <w:lang w:val="ro-RO"/>
+        </w:rPr>
+      </w:pPr>
+    </w:p>
+    <w:p>
+      <w:pPr>
+        <w:spacing w:line="360" w:lineRule="auto"/>
+        <w:jc w:val="center"/>
         <w:rPr>
           <w:b/>
           <w:bCs/>
@@ -1921,17 +3151,181 @@
           <w:lang w:val="ro-RO"/>
         </w:rPr>
         <w:lastRenderedPageBreak/>
+        <w:t>4.</w:t>
+      </w:r>
+      <w:r>
+        <w:rPr>
+          <w:b/>
+          <w:bCs/>
+          <w:sz w:val="28"/>
+          <w:szCs w:val="28"/>
+          <w:lang w:val="ro-RO"/>
+        </w:rPr>
+        <w:t xml:space="preserve"> </w:t>
+      </w:r>
+      <w:r>
+        <w:rPr>
+          <w:b/>
+          <w:bCs/>
+          <w:sz w:val="28"/>
+          <w:szCs w:val="28"/>
+          <w:lang w:val="ro-RO"/>
+        </w:rPr>
+        <w:t>Pasting into the Desktop</w:t>
+      </w:r>
+    </w:p>
+    <w:p>
+      <w:pPr>
+        <w:spacing w:line="360" w:lineRule="auto"/>
+        <w:jc w:val="center"/>
+        <w:rPr>
+          <w:b/>
+          <w:bCs/>
+          <w:sz w:val="28"/>
+          <w:szCs w:val="28"/>
+          <w:lang w:val="ro-RO"/>
+        </w:rPr>
+      </w:pPr>
+      <w:r>
+        <w:rPr>
+          <w:noProof/>
+        </w:rPr>
+        <mc:AlternateContent>
+          <mc:Choice Requires="wps">
+            <w:drawing>
+              <wp:anchor distT="0" distB="0" distL="114300" distR="114300" simplePos="0" relativeHeight="251694080" behindDoc="0" locked="0" layoutInCell="1" allowOverlap="1" wp14:anchorId="5B559D09" wp14:editId="3BE562A7">
+                <wp:simplePos x="0" y="0"/>
+                <wp:positionH relativeFrom="column">
+                  <wp:posOffset>374015</wp:posOffset>
+                </wp:positionH>
+                <wp:positionV relativeFrom="paragraph">
+                  <wp:posOffset>3107055</wp:posOffset>
+                </wp:positionV>
+                <wp:extent cx="5941695" cy="635"/>
+                <wp:effectExtent l="0" t="0" r="0" b="0"/>
+                <wp:wrapSquare wrapText="bothSides"/>
+                <wp:docPr id="29" name="Text Box 29"/>
+                <wp:cNvGraphicFramePr/>
+                <a:graphic xmlns:a="http://schemas.openxmlformats.org/drawingml/2006/main">
+                  <a:graphicData uri="http://schemas.microsoft.com/office/word/2010/wordprocessingShape">
+                    <wps:wsp>
+                      <wps:cNvSpPr txBox="1"/>
+                      <wps:spPr>
+                        <a:xfrm>
+                          <a:off x="0" y="0"/>
+                          <a:ext cx="5941695" cy="635"/>
+                        </a:xfrm>
+                        <a:prstGeom prst="rect">
+                          <a:avLst/>
+                        </a:prstGeom>
+                        <a:solidFill>
+                          <a:prstClr val="white"/>
+                        </a:solidFill>
+                        <a:ln>
+                          <a:noFill/>
+                        </a:ln>
+                      </wps:spPr>
+                      <wps:txbx>
+                        <w:txbxContent>
+                          <w:p>
+                            <w:pPr>
+                              <w:pStyle w:val="Caption"/>
+                              <w:jc w:val="center"/>
+                              <w:rPr>
+                                <w:b/>
+                                <w:bCs/>
+                                <w:noProof/>
+                                <w:sz w:val="28"/>
+                                <w:szCs w:val="28"/>
+                                <w:lang w:val="ro-RO"/>
+                              </w:rPr>
+                            </w:pPr>
+                            <w:r>
+                              <w:rPr>
+                                <w:lang w:val="ro-RO"/>
+                              </w:rPr>
+                              <w:t>Figura 8. Obținerea</w:t>
+                            </w:r>
+                            <w:r>
+                              <w:rPr>
+                                <w:lang w:val="ro-RO"/>
+                              </w:rPr>
+                              <w:t xml:space="preserve"> flagului</w:t>
+                            </w:r>
+                          </w:p>
+                        </w:txbxContent>
+                      </wps:txbx>
+                      <wps:bodyPr rot="0" spcFirstLastPara="0" vertOverflow="overflow" horzOverflow="overflow" vert="horz" wrap="square" lIns="0" tIns="0" rIns="0" bIns="0" numCol="1" spcCol="0" rtlCol="0" fromWordArt="0" anchor="t" anchorCtr="0" forceAA="0" compatLnSpc="1">
+                        <a:prstTxWarp prst="textNoShape">
+                          <a:avLst/>
+                        </a:prstTxWarp>
+                        <a:spAutoFit/>
+                      </wps:bodyPr>
+                    </wps:wsp>
+                  </a:graphicData>
+                </a:graphic>
+              </wp:anchor>
+            </w:drawing>
+          </mc:Choice>
+          <mc:Fallback>
+            <w:pict>
+              <v:shape w14:anchorId="5B559D09" id="Text Box 29" o:spid="_x0000_s1033" type="#_x0000_t202" style="position:absolute;left:0;text-align:left;margin-left:29.45pt;margin-top:244.65pt;width:467.85pt;height:.05pt;z-index:251694080;visibility:visible;mso-wrap-style:square;mso-wrap-distance-left:9pt;mso-wrap-distance-top:0;mso-wrap-distance-right:9pt;mso-wrap-distance-bottom:0;mso-position-horizontal:absolute;mso-position-horizontal-relative:text;mso-position-vertical:absolute;mso-position-vertical-relative:text;v-text-anchor:top" o:gfxdata="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" stroked="f">
+                <v:textbox style="mso-fit-shape-to-text:t" inset="0,0,0,0">
+                  <w:txbxContent>
+                    <w:p>
+                      <w:pPr>
+                        <w:pStyle w:val="Caption"/>
+                        <w:jc w:val="center"/>
+                        <w:rPr>
+                          <w:b/>
+                          <w:bCs/>
+                          <w:noProof/>
+                          <w:sz w:val="28"/>
+                          <w:szCs w:val="28"/>
+                          <w:lang w:val="ro-RO"/>
+                        </w:rPr>
+                      </w:pPr>
+                      <w:r>
+                        <w:rPr>
+                          <w:lang w:val="ro-RO"/>
+                        </w:rPr>
+                        <w:t>Figura 8. Obținerea</w:t>
+                      </w:r>
+                      <w:r>
+                        <w:rPr>
+                          <w:lang w:val="ro-RO"/>
+                        </w:rPr>
+                        <w:t xml:space="preserve"> flagului</w:t>
+                      </w:r>
+                    </w:p>
+                  </w:txbxContent>
+                </v:textbox>
+                <w10:wrap type="square"/>
+              </v:shape>
+            </w:pict>
+          </mc:Fallback>
+        </mc:AlternateContent>
+      </w:r>
+      <w:r>
+        <w:rPr>
+          <w:b/>
+          <w:bCs/>
+          <w:noProof/>
+          <w:sz w:val="28"/>
+          <w:szCs w:val="28"/>
+          <w:lang w:val="ro-RO"/>
+        </w:rPr>
         <w:drawing>
-          <wp:anchor distT="0" distB="0" distL="114300" distR="114300" simplePos="0" relativeHeight="251665408" behindDoc="0" locked="0" layoutInCell="1" allowOverlap="1" wp14:anchorId="63E979F0" wp14:editId="03658574">
+          <wp:anchor distT="0" distB="0" distL="114300" distR="114300" simplePos="0" relativeHeight="251665408" behindDoc="0" locked="0" layoutInCell="1" allowOverlap="1" wp14:anchorId="63E979F0" wp14:editId="6221D252">
             <wp:simplePos x="0" y="0"/>
-            <wp:positionH relativeFrom="page">
+            <wp:positionH relativeFrom="margin">
               <wp:align>center</wp:align>
             </wp:positionH>
             <wp:positionV relativeFrom="paragraph">
-              <wp:posOffset>47625</wp:posOffset>
+              <wp:posOffset>32385</wp:posOffset>
             </wp:positionV>
-            <wp:extent cx="5425440" cy="2755265"/>
-            <wp:effectExtent l="0" t="0" r="3810" b="6985"/>
+            <wp:extent cx="5941695" cy="3017520"/>
+            <wp:effectExtent l="0" t="0" r="1905" b="0"/>
             <wp:wrapSquare wrapText="bothSides"/>
             <wp:docPr id="10" name="Picture 10"/>
             <wp:cNvGraphicFramePr>
@@ -1958,7 +3352,7 @@
                   <pic:spPr bwMode="auto">
                     <a:xfrm>
                       <a:off x="0" y="0"/>
-                      <a:ext cx="5425440" cy="2755265"/>
+                      <a:ext cx="5941695" cy="3017520"/>
                     </a:xfrm>
                     <a:prstGeom prst="rect">
                       <a:avLst/>
@@ -1984,164 +3378,288 @@
           </wp:anchor>
         </w:drawing>
       </w:r>
-      <w:r>
-        <w:rPr>
-          <w:b/>
-          <w:bCs/>
-          <w:sz w:val="28"/>
-          <w:szCs w:val="28"/>
-          <w:lang w:val="ro-RO"/>
-        </w:rPr>
-        <w:t xml:space="preserve">4. </w:t>
-      </w:r>
-    </w:p>
-    <w:p>
-      <w:pPr>
-        <w:spacing w:line="360" w:lineRule="auto"/>
-        <w:jc w:val="center"/>
-        <w:rPr>
-          <w:b/>
-          <w:bCs/>
-          <w:sz w:val="28"/>
-          <w:szCs w:val="28"/>
-          <w:lang w:val="ro-RO"/>
-        </w:rPr>
-      </w:pPr>
-    </w:p>
-    <w:p>
-      <w:pPr>
-        <w:spacing w:line="360" w:lineRule="auto"/>
-        <w:jc w:val="center"/>
-        <w:rPr>
-          <w:b/>
-          <w:bCs/>
-          <w:sz w:val="28"/>
-          <w:szCs w:val="28"/>
-          <w:lang w:val="ro-RO"/>
-        </w:rPr>
-      </w:pPr>
-    </w:p>
-    <w:p>
-      <w:pPr>
-        <w:spacing w:line="360" w:lineRule="auto"/>
-        <w:jc w:val="center"/>
-        <w:rPr>
-          <w:b/>
-          <w:bCs/>
-          <w:sz w:val="28"/>
-          <w:szCs w:val="28"/>
-          <w:lang w:val="ro-RO"/>
-        </w:rPr>
-      </w:pPr>
-    </w:p>
-    <w:p>
-      <w:pPr>
-        <w:spacing w:line="360" w:lineRule="auto"/>
-        <w:jc w:val="center"/>
-        <w:rPr>
-          <w:b/>
-          <w:bCs/>
-          <w:sz w:val="28"/>
-          <w:szCs w:val="28"/>
-          <w:lang w:val="ro-RO"/>
-        </w:rPr>
-      </w:pPr>
-    </w:p>
-    <w:p>
-      <w:pPr>
-        <w:spacing w:line="360" w:lineRule="auto"/>
-        <w:jc w:val="center"/>
-        <w:rPr>
-          <w:b/>
-          <w:bCs/>
-          <w:sz w:val="28"/>
-          <w:szCs w:val="28"/>
-          <w:lang w:val="ro-RO"/>
-        </w:rPr>
-      </w:pPr>
-    </w:p>
-    <w:p>
-      <w:pPr>
-        <w:spacing w:line="360" w:lineRule="auto"/>
-        <w:jc w:val="center"/>
-        <w:rPr>
-          <w:b/>
-          <w:bCs/>
-          <w:sz w:val="28"/>
-          <w:szCs w:val="28"/>
-          <w:lang w:val="ro-RO"/>
-        </w:rPr>
-      </w:pPr>
-    </w:p>
-    <w:p>
-      <w:pPr>
-        <w:spacing w:line="360" w:lineRule="auto"/>
-        <w:jc w:val="center"/>
-        <w:rPr>
-          <w:b/>
-          <w:bCs/>
-          <w:sz w:val="28"/>
-          <w:szCs w:val="28"/>
-          <w:lang w:val="ro-RO"/>
-        </w:rPr>
-      </w:pPr>
-    </w:p>
-    <w:p>
-      <w:pPr>
-        <w:spacing w:line="360" w:lineRule="auto"/>
-        <w:jc w:val="center"/>
-        <w:rPr>
-          <w:b/>
-          <w:bCs/>
-          <w:sz w:val="28"/>
-          <w:szCs w:val="28"/>
-          <w:lang w:val="ro-RO"/>
-        </w:rPr>
-      </w:pPr>
-    </w:p>
-    <w:p>
-      <w:pPr>
-        <w:spacing w:line="360" w:lineRule="auto"/>
-        <w:rPr>
-          <w:b/>
-          <w:bCs/>
-          <w:sz w:val="28"/>
-          <w:szCs w:val="28"/>
-          <w:lang w:val="ro-RO"/>
-        </w:rPr>
-      </w:pPr>
-    </w:p>
-    <w:p>
-      <w:pPr>
-        <w:spacing w:line="360" w:lineRule="auto"/>
-        <w:jc w:val="center"/>
-        <w:rPr>
-          <w:b/>
-          <w:bCs/>
-          <w:sz w:val="28"/>
-          <w:szCs w:val="28"/>
-          <w:lang w:val="ro-RO"/>
-        </w:rPr>
-      </w:pPr>
-      <w:r>
-        <w:rPr>
-          <w:b/>
-          <w:bCs/>
+    </w:p>
+    <w:p>
+      <w:pPr>
+        <w:spacing w:line="360" w:lineRule="auto"/>
+        <w:jc w:val="center"/>
+        <w:rPr>
+          <w:b/>
+          <w:bCs/>
+          <w:sz w:val="28"/>
+          <w:szCs w:val="28"/>
+          <w:lang w:val="ro-RO"/>
+        </w:rPr>
+      </w:pPr>
+    </w:p>
+    <w:p>
+      <w:pPr>
+        <w:spacing w:line="360" w:lineRule="auto"/>
+        <w:jc w:val="center"/>
+        <w:rPr>
+          <w:b/>
+          <w:bCs/>
+          <w:sz w:val="28"/>
+          <w:szCs w:val="28"/>
+          <w:lang w:val="ro-RO"/>
+        </w:rPr>
+      </w:pPr>
+    </w:p>
+    <w:p>
+      <w:pPr>
+        <w:spacing w:line="360" w:lineRule="auto"/>
+        <w:jc w:val="center"/>
+        <w:rPr>
+          <w:b/>
+          <w:bCs/>
+          <w:sz w:val="28"/>
+          <w:szCs w:val="28"/>
+          <w:lang w:val="ro-RO"/>
+        </w:rPr>
+      </w:pPr>
+    </w:p>
+    <w:p>
+      <w:pPr>
+        <w:spacing w:line="360" w:lineRule="auto"/>
+        <w:jc w:val="center"/>
+        <w:rPr>
+          <w:b/>
+          <w:bCs/>
+          <w:sz w:val="28"/>
+          <w:szCs w:val="28"/>
+          <w:lang w:val="ro-RO"/>
+        </w:rPr>
+      </w:pPr>
+    </w:p>
+    <w:p>
+      <w:pPr>
+        <w:spacing w:line="360" w:lineRule="auto"/>
+        <w:jc w:val="center"/>
+        <w:rPr>
+          <w:b/>
+          <w:bCs/>
+          <w:sz w:val="28"/>
+          <w:szCs w:val="28"/>
+          <w:lang w:val="ro-RO"/>
+        </w:rPr>
+      </w:pPr>
+    </w:p>
+    <w:p>
+      <w:pPr>
+        <w:spacing w:line="360" w:lineRule="auto"/>
+        <w:jc w:val="center"/>
+        <w:rPr>
+          <w:b/>
+          <w:bCs/>
+          <w:sz w:val="28"/>
+          <w:szCs w:val="28"/>
+          <w:lang w:val="ro-RO"/>
+        </w:rPr>
+      </w:pPr>
+    </w:p>
+    <w:p>
+      <w:pPr>
+        <w:spacing w:line="360" w:lineRule="auto"/>
+        <w:jc w:val="center"/>
+        <w:rPr>
+          <w:b/>
+          <w:bCs/>
+          <w:sz w:val="28"/>
+          <w:szCs w:val="28"/>
+          <w:lang w:val="ro-RO"/>
+        </w:rPr>
+      </w:pPr>
+    </w:p>
+    <w:p>
+      <w:pPr>
+        <w:spacing w:line="360" w:lineRule="auto"/>
+        <w:rPr>
+          <w:b/>
+          <w:bCs/>
+          <w:sz w:val="28"/>
+          <w:szCs w:val="28"/>
+          <w:lang w:val="ro-RO"/>
+        </w:rPr>
+      </w:pPr>
+    </w:p>
+    <w:p>
+      <w:pPr>
+        <w:spacing w:line="360" w:lineRule="auto"/>
+        <w:jc w:val="center"/>
+        <w:rPr>
+          <w:b/>
+          <w:bCs/>
+          <w:sz w:val="28"/>
+          <w:szCs w:val="28"/>
+          <w:lang w:val="ro-RO"/>
+        </w:rPr>
+      </w:pPr>
+    </w:p>
+    <w:p>
+      <w:pPr>
+        <w:spacing w:line="360" w:lineRule="auto"/>
+        <w:jc w:val="center"/>
+        <w:rPr>
+          <w:b/>
+          <w:bCs/>
+          <w:sz w:val="28"/>
+          <w:szCs w:val="28"/>
+          <w:lang w:val="ro-RO"/>
+        </w:rPr>
+      </w:pPr>
+    </w:p>
+    <w:p>
+      <w:pPr>
+        <w:spacing w:line="360" w:lineRule="auto"/>
+        <w:jc w:val="center"/>
+        <w:rPr>
+          <w:b/>
+          <w:bCs/>
+          <w:sz w:val="28"/>
+          <w:szCs w:val="28"/>
+          <w:lang w:val="ro-RO"/>
+        </w:rPr>
+      </w:pPr>
+      <w:r>
+        <w:rPr>
+          <w:noProof/>
+        </w:rPr>
+        <mc:AlternateContent>
+          <mc:Choice Requires="wps">
+            <w:drawing>
+              <wp:anchor distT="0" distB="0" distL="114300" distR="114300" simplePos="0" relativeHeight="251696128" behindDoc="0" locked="0" layoutInCell="1" allowOverlap="1" wp14:anchorId="4E39FF32" wp14:editId="341377A3">
+                <wp:simplePos x="0" y="0"/>
+                <wp:positionH relativeFrom="column">
+                  <wp:posOffset>640715</wp:posOffset>
+                </wp:positionH>
+                <wp:positionV relativeFrom="paragraph">
+                  <wp:posOffset>3368040</wp:posOffset>
+                </wp:positionV>
+                <wp:extent cx="5408930" cy="635"/>
+                <wp:effectExtent l="0" t="0" r="0" b="0"/>
+                <wp:wrapSquare wrapText="bothSides"/>
+                <wp:docPr id="30" name="Text Box 30"/>
+                <wp:cNvGraphicFramePr/>
+                <a:graphic xmlns:a="http://schemas.openxmlformats.org/drawingml/2006/main">
+                  <a:graphicData uri="http://schemas.microsoft.com/office/word/2010/wordprocessingShape">
+                    <wps:wsp>
+                      <wps:cNvSpPr txBox="1"/>
+                      <wps:spPr>
+                        <a:xfrm>
+                          <a:off x="0" y="0"/>
+                          <a:ext cx="5408930" cy="635"/>
+                        </a:xfrm>
+                        <a:prstGeom prst="rect">
+                          <a:avLst/>
+                        </a:prstGeom>
+                        <a:solidFill>
+                          <a:prstClr val="white"/>
+                        </a:solidFill>
+                        <a:ln>
+                          <a:noFill/>
+                        </a:ln>
+                      </wps:spPr>
+                      <wps:txbx>
+                        <w:txbxContent>
+                          <w:p>
+                            <w:pPr>
+                              <w:pStyle w:val="Caption"/>
+                              <w:jc w:val="center"/>
+                              <w:rPr>
+                                <w:b/>
+                                <w:bCs/>
+                                <w:noProof/>
+                                <w:sz w:val="28"/>
+                                <w:szCs w:val="28"/>
+                                <w:lang w:val="ro-RO"/>
+                              </w:rPr>
+                            </w:pPr>
+                            <w:r>
+                              <w:rPr>
+                                <w:lang w:val="ro-RO"/>
+                              </w:rPr>
+                              <w:t xml:space="preserve">Figura 9. </w:t>
+                            </w:r>
+                            <w:r>
+                              <w:rPr>
+                                <w:lang w:val="ro-RO"/>
+                              </w:rPr>
+                              <w:t>Completarea challenge-ului 4</w:t>
+                            </w:r>
+                          </w:p>
+                        </w:txbxContent>
+                      </wps:txbx>
+                      <wps:bodyPr rot="0" spcFirstLastPara="0" vertOverflow="overflow" horzOverflow="overflow" vert="horz" wrap="square" lIns="0" tIns="0" rIns="0" bIns="0" numCol="1" spcCol="0" rtlCol="0" fromWordArt="0" anchor="t" anchorCtr="0" forceAA="0" compatLnSpc="1">
+                        <a:prstTxWarp prst="textNoShape">
+                          <a:avLst/>
+                        </a:prstTxWarp>
+                        <a:spAutoFit/>
+                      </wps:bodyPr>
+                    </wps:wsp>
+                  </a:graphicData>
+                </a:graphic>
+              </wp:anchor>
+            </w:drawing>
+          </mc:Choice>
+          <mc:Fallback>
+            <w:pict>
+              <v:shape w14:anchorId="4E39FF32" id="Text Box 30" o:spid="_x0000_s1034" type="#_x0000_t202" style="position:absolute;left:0;text-align:left;margin-left:50.45pt;margin-top:265.2pt;width:425.9pt;height:.05pt;z-index:251696128;visibility:visible;mso-wrap-style:square;mso-wrap-distance-left:9pt;mso-wrap-distance-top:0;mso-wrap-distance-right:9pt;mso-wrap-distance-bottom:0;mso-position-horizontal:absolute;mso-position-horizontal-relative:text;mso-position-vertical:absolute;mso-position-vertical-relative:text;v-text-anchor:top" o:gfxdata="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" stroked="f">
+                <v:textbox style="mso-fit-shape-to-text:t" inset="0,0,0,0">
+                  <w:txbxContent>
+                    <w:p>
+                      <w:pPr>
+                        <w:pStyle w:val="Caption"/>
+                        <w:jc w:val="center"/>
+                        <w:rPr>
+                          <w:b/>
+                          <w:bCs/>
+                          <w:noProof/>
+                          <w:sz w:val="28"/>
+                          <w:szCs w:val="28"/>
+                          <w:lang w:val="ro-RO"/>
+                        </w:rPr>
+                      </w:pPr>
+                      <w:r>
+                        <w:rPr>
+                          <w:lang w:val="ro-RO"/>
+                        </w:rPr>
+                        <w:t xml:space="preserve">Figura 9. </w:t>
+                      </w:r>
+                      <w:r>
+                        <w:rPr>
+                          <w:lang w:val="ro-RO"/>
+                        </w:rPr>
+                        <w:t>Completarea challenge-ului 4</w:t>
+                      </w:r>
+                    </w:p>
+                  </w:txbxContent>
+                </v:textbox>
+                <w10:wrap type="square"/>
+              </v:shape>
+            </w:pict>
+          </mc:Fallback>
+        </mc:AlternateContent>
+      </w:r>
+      <w:r>
+        <w:rPr>
+          <w:b/>
+          <w:bCs/>
+          <w:noProof/>
           <w:sz w:val="28"/>
           <w:szCs w:val="28"/>
           <w:lang w:val="ro-RO"/>
         </w:rPr>
         <w:drawing>
-          <wp:anchor distT="0" distB="0" distL="114300" distR="114300" simplePos="0" relativeHeight="251666432" behindDoc="0" locked="0" layoutInCell="1" allowOverlap="1" wp14:anchorId="5E8A9E29" wp14:editId="46524019">
+          <wp:anchor distT="0" distB="0" distL="114300" distR="114300" simplePos="0" relativeHeight="251666432" behindDoc="0" locked="0" layoutInCell="1" allowOverlap="1" wp14:anchorId="5E8A9E29" wp14:editId="3B1B0C9E">
             <wp:simplePos x="0" y="0"/>
-            <wp:positionH relativeFrom="page">
+            <wp:positionH relativeFrom="margin">
               <wp:align>center</wp:align>
             </wp:positionH>
             <wp:positionV relativeFrom="paragraph">
-              <wp:posOffset>7620</wp:posOffset>
+              <wp:posOffset>179070</wp:posOffset>
             </wp:positionV>
-            <wp:extent cx="4777740" cy="2766060"/>
-            <wp:effectExtent l="0" t="0" r="3810" b="0"/>
+            <wp:extent cx="5408930" cy="3131820"/>
+            <wp:effectExtent l="0" t="0" r="1270" b="0"/>
             <wp:wrapSquare wrapText="bothSides"/>
             <wp:docPr id="11" name="Picture 11"/>
             <wp:cNvGraphicFramePr>
@@ -2168,7 +3686,7 @@
                   <pic:spPr bwMode="auto">
                     <a:xfrm>
                       <a:off x="0" y="0"/>
-                      <a:ext cx="4777740" cy="2766060"/>
+                      <a:ext cx="5408930" cy="3131820"/>
                     </a:xfrm>
                     <a:prstGeom prst="rect">
                       <a:avLst/>
@@ -2289,47 +3807,321 @@
     <w:p>
       <w:pPr>
         <w:spacing w:line="360" w:lineRule="auto"/>
-        <w:jc w:val="center"/>
-        <w:rPr>
-          <w:b/>
-          <w:bCs/>
-          <w:sz w:val="28"/>
-          <w:szCs w:val="28"/>
-          <w:lang w:val="ro-RO"/>
-        </w:rPr>
-      </w:pPr>
-    </w:p>
-    <w:p>
-      <w:pPr>
-        <w:spacing w:line="360" w:lineRule="auto"/>
-        <w:jc w:val="center"/>
-        <w:rPr>
-          <w:b/>
-          <w:bCs/>
-          <w:sz w:val="28"/>
-          <w:szCs w:val="28"/>
-          <w:lang w:val="ro-RO"/>
-        </w:rPr>
-      </w:pPr>
-      <w:r>
-        <w:rPr>
-          <w:b/>
-          <w:bCs/>
+        <w:rPr>
+          <w:b/>
+          <w:bCs/>
+          <w:sz w:val="28"/>
+          <w:szCs w:val="28"/>
+          <w:lang w:val="ro-RO"/>
+        </w:rPr>
+      </w:pPr>
+    </w:p>
+    <w:p>
+      <w:pPr>
+        <w:spacing w:line="360" w:lineRule="auto"/>
+        <w:rPr>
+          <w:b/>
+          <w:bCs/>
+          <w:sz w:val="28"/>
+          <w:szCs w:val="28"/>
+          <w:lang w:val="ro-RO"/>
+        </w:rPr>
+      </w:pPr>
+    </w:p>
+    <w:p>
+      <w:pPr>
+        <w:spacing w:line="360" w:lineRule="auto"/>
+        <w:rPr>
+          <w:b/>
+          <w:bCs/>
+          <w:sz w:val="28"/>
+          <w:szCs w:val="28"/>
+          <w:lang w:val="ro-RO"/>
+        </w:rPr>
+      </w:pPr>
+    </w:p>
+    <w:p>
+      <w:pPr>
+        <w:spacing w:line="360" w:lineRule="auto"/>
+        <w:rPr>
+          <w:b/>
+          <w:bCs/>
+          <w:sz w:val="28"/>
+          <w:szCs w:val="28"/>
+          <w:lang w:val="ro-RO"/>
+        </w:rPr>
+      </w:pPr>
+    </w:p>
+    <w:p>
+      <w:pPr>
+        <w:spacing w:line="360" w:lineRule="auto"/>
+        <w:rPr>
+          <w:b/>
+          <w:bCs/>
+          <w:sz w:val="28"/>
+          <w:szCs w:val="28"/>
+          <w:lang w:val="ro-RO"/>
+        </w:rPr>
+      </w:pPr>
+    </w:p>
+    <w:p>
+      <w:pPr>
+        <w:spacing w:line="360" w:lineRule="auto"/>
+        <w:rPr>
+          <w:b/>
+          <w:bCs/>
+          <w:sz w:val="28"/>
+          <w:szCs w:val="28"/>
+          <w:lang w:val="ro-RO"/>
+        </w:rPr>
+      </w:pPr>
+    </w:p>
+    <w:p>
+      <w:pPr>
+        <w:spacing w:line="360" w:lineRule="auto"/>
+        <w:rPr>
+          <w:b/>
+          <w:bCs/>
+          <w:sz w:val="28"/>
+          <w:szCs w:val="28"/>
+          <w:lang w:val="ro-RO"/>
+        </w:rPr>
+      </w:pPr>
+    </w:p>
+    <w:p>
+      <w:pPr>
+        <w:spacing w:line="360" w:lineRule="auto"/>
+        <w:rPr>
+          <w:b/>
+          <w:bCs/>
+          <w:sz w:val="28"/>
+          <w:szCs w:val="28"/>
+          <w:lang w:val="ro-RO"/>
+        </w:rPr>
+      </w:pPr>
+    </w:p>
+    <w:p>
+      <w:pPr>
+        <w:spacing w:line="360" w:lineRule="auto"/>
+        <w:jc w:val="center"/>
+        <w:rPr>
+          <w:b/>
+          <w:bCs/>
+          <w:sz w:val="28"/>
+          <w:szCs w:val="28"/>
+          <w:lang w:val="ro-RO"/>
+        </w:rPr>
+      </w:pPr>
+      <w:r>
+        <w:rPr>
+          <w:b/>
+          <w:bCs/>
+          <w:sz w:val="28"/>
+          <w:szCs w:val="28"/>
+          <w:lang w:val="ro-RO"/>
+        </w:rPr>
+        <w:lastRenderedPageBreak/>
+        <w:t>5.</w:t>
+      </w:r>
+      <w:r>
+        <w:rPr>
+          <w:b/>
+          <w:bCs/>
+          <w:sz w:val="28"/>
+          <w:szCs w:val="28"/>
+          <w:lang w:val="ro-RO"/>
+        </w:rPr>
+        <w:t xml:space="preserve"> Connecting over  SSH</w:t>
+      </w:r>
+    </w:p>
+    <w:p>
+      <w:pPr>
+        <w:spacing w:line="360" w:lineRule="auto"/>
+        <w:jc w:val="center"/>
+        <w:rPr>
+          <w:b/>
+          <w:bCs/>
+          <w:sz w:val="28"/>
+          <w:szCs w:val="28"/>
+          <w:lang w:val="ro-RO"/>
+        </w:rPr>
+      </w:pPr>
+      <w:r>
+        <w:rPr>
+          <w:noProof/>
+        </w:rPr>
+        <mc:AlternateContent>
+          <mc:Choice Requires="wps">
+            <w:drawing>
+              <wp:anchor distT="0" distB="0" distL="114300" distR="114300" simplePos="0" relativeHeight="251698176" behindDoc="0" locked="0" layoutInCell="1" allowOverlap="1" wp14:anchorId="0A8FE35E" wp14:editId="6D979F2A">
+                <wp:simplePos x="0" y="0"/>
+                <wp:positionH relativeFrom="column">
+                  <wp:posOffset>598805</wp:posOffset>
+                </wp:positionH>
+                <wp:positionV relativeFrom="paragraph">
+                  <wp:posOffset>3264535</wp:posOffset>
+                </wp:positionV>
+                <wp:extent cx="5494020" cy="635"/>
+                <wp:effectExtent l="0" t="0" r="0" b="0"/>
+                <wp:wrapSquare wrapText="bothSides"/>
+                <wp:docPr id="31" name="Text Box 31"/>
+                <wp:cNvGraphicFramePr/>
+                <a:graphic xmlns:a="http://schemas.openxmlformats.org/drawingml/2006/main">
+                  <a:graphicData uri="http://schemas.microsoft.com/office/word/2010/wordprocessingShape">
+                    <wps:wsp>
+                      <wps:cNvSpPr txBox="1"/>
+                      <wps:spPr>
+                        <a:xfrm>
+                          <a:off x="0" y="0"/>
+                          <a:ext cx="5494020" cy="635"/>
+                        </a:xfrm>
+                        <a:prstGeom prst="rect">
+                          <a:avLst/>
+                        </a:prstGeom>
+                        <a:solidFill>
+                          <a:prstClr val="white"/>
+                        </a:solidFill>
+                        <a:ln>
+                          <a:noFill/>
+                        </a:ln>
+                      </wps:spPr>
+                      <wps:txbx>
+                        <w:txbxContent>
+                          <w:p>
+                            <w:pPr>
+                              <w:pStyle w:val="Caption"/>
+                              <w:jc w:val="center"/>
+                              <w:rPr>
+                                <w:b/>
+                                <w:bCs/>
+                                <w:noProof/>
+                                <w:sz w:val="28"/>
+                                <w:szCs w:val="28"/>
+                                <w:lang w:val="ro-RO"/>
+                              </w:rPr>
+                            </w:pPr>
+                            <w:r>
+                              <w:rPr>
+                                <w:lang w:val="ro-RO"/>
+                              </w:rPr>
+                              <w:t>Figura 10.</w:t>
+                            </w:r>
+                            <w:r>
+                              <w:rPr>
+                                <w:lang w:val="ro-RO"/>
+                              </w:rPr>
+                              <w:t xml:space="preserve"> </w:t>
+                            </w:r>
+                            <w:r>
+                              <w:rPr>
+                                <w:lang w:val="ro-RO"/>
+                              </w:rPr>
+                              <w:t>Obținerea</w:t>
+                            </w:r>
+                            <w:r>
+                              <w:rPr>
+                                <w:lang w:val="ro-RO"/>
+                              </w:rPr>
+                              <w:t xml:space="preserve"> flagului</w:t>
+                            </w:r>
+                            <w:r>
+                              <w:rPr>
+                                <w:lang w:val="ro-RO"/>
+                              </w:rPr>
+                              <w:t xml:space="preserve"> prin SSH</w:t>
+                            </w:r>
+                          </w:p>
+                        </w:txbxContent>
+                      </wps:txbx>
+                      <wps:bodyPr rot="0" spcFirstLastPara="0" vertOverflow="overflow" horzOverflow="overflow" vert="horz" wrap="square" lIns="0" tIns="0" rIns="0" bIns="0" numCol="1" spcCol="0" rtlCol="0" fromWordArt="0" anchor="t" anchorCtr="0" forceAA="0" compatLnSpc="1">
+                        <a:prstTxWarp prst="textNoShape">
+                          <a:avLst/>
+                        </a:prstTxWarp>
+                        <a:spAutoFit/>
+                      </wps:bodyPr>
+                    </wps:wsp>
+                  </a:graphicData>
+                </a:graphic>
+              </wp:anchor>
+            </w:drawing>
+          </mc:Choice>
+          <mc:Fallback>
+            <w:pict>
+              <v:shape w14:anchorId="0A8FE35E" id="Text Box 31" o:spid="_x0000_s1035" type="#_x0000_t202" style="position:absolute;left:0;text-align:left;margin-left:47.15pt;margin-top:257.05pt;width:432.6pt;height:.05pt;z-index:251698176;visibility:visible;mso-wrap-style:square;mso-wrap-distance-left:9pt;mso-wrap-distance-top:0;mso-wrap-distance-right:9pt;mso-wrap-distance-bottom:0;mso-position-horizontal:absolute;mso-position-horizontal-relative:text;mso-position-vertical:absolute;mso-position-vertical-relative:text;v-text-anchor:top" o:gfxdata="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" stroked="f">
+                <v:textbox style="mso-fit-shape-to-text:t" inset="0,0,0,0">
+                  <w:txbxContent>
+                    <w:p>
+                      <w:pPr>
+                        <w:pStyle w:val="Caption"/>
+                        <w:jc w:val="center"/>
+                        <w:rPr>
+                          <w:b/>
+                          <w:bCs/>
+                          <w:noProof/>
+                          <w:sz w:val="28"/>
+                          <w:szCs w:val="28"/>
+                          <w:lang w:val="ro-RO"/>
+                        </w:rPr>
+                      </w:pPr>
+                      <w:r>
+                        <w:rPr>
+                          <w:lang w:val="ro-RO"/>
+                        </w:rPr>
+                        <w:t>Figura 10.</w:t>
+                      </w:r>
+                      <w:r>
+                        <w:rPr>
+                          <w:lang w:val="ro-RO"/>
+                        </w:rPr>
+                        <w:t xml:space="preserve"> </w:t>
+                      </w:r>
+                      <w:r>
+                        <w:rPr>
+                          <w:lang w:val="ro-RO"/>
+                        </w:rPr>
+                        <w:t>Obținerea</w:t>
+                      </w:r>
+                      <w:r>
+                        <w:rPr>
+                          <w:lang w:val="ro-RO"/>
+                        </w:rPr>
+                        <w:t xml:space="preserve"> flagului</w:t>
+                      </w:r>
+                      <w:r>
+                        <w:rPr>
+                          <w:lang w:val="ro-RO"/>
+                        </w:rPr>
+                        <w:t xml:space="preserve"> prin SSH</w:t>
+                      </w:r>
+                    </w:p>
+                  </w:txbxContent>
+                </v:textbox>
+                <w10:wrap type="square"/>
+              </v:shape>
+            </w:pict>
+          </mc:Fallback>
+        </mc:AlternateContent>
+      </w:r>
+      <w:r>
+        <w:rPr>
+          <w:b/>
+          <w:bCs/>
+          <w:noProof/>
           <w:sz w:val="28"/>
           <w:szCs w:val="28"/>
           <w:lang w:val="ro-RO"/>
         </w:rPr>
         <w:drawing>
-          <wp:anchor distT="0" distB="0" distL="114300" distR="114300" simplePos="0" relativeHeight="251667456" behindDoc="0" locked="0" layoutInCell="1" allowOverlap="1" wp14:anchorId="4A8923B7" wp14:editId="2E1E6A26">
+          <wp:anchor distT="0" distB="0" distL="114300" distR="114300" simplePos="0" relativeHeight="251667456" behindDoc="0" locked="0" layoutInCell="1" allowOverlap="1" wp14:anchorId="4A8923B7" wp14:editId="61724F8B">
             <wp:simplePos x="0" y="0"/>
-            <wp:positionH relativeFrom="page">
+            <wp:positionH relativeFrom="margin">
               <wp:align>center</wp:align>
             </wp:positionH>
             <wp:positionV relativeFrom="paragraph">
-              <wp:posOffset>127635</wp:posOffset>
+              <wp:posOffset>10795</wp:posOffset>
             </wp:positionV>
-            <wp:extent cx="4556760" cy="2651760"/>
-            <wp:effectExtent l="0" t="0" r="0" b="0"/>
+            <wp:extent cx="5494020" cy="3196590"/>
+            <wp:effectExtent l="0" t="0" r="0" b="3810"/>
             <wp:wrapSquare wrapText="bothSides"/>
             <wp:docPr id="12" name="Picture 12"/>
             <wp:cNvGraphicFramePr>
@@ -2357,7 +4149,7 @@
                   <pic:spPr>
                     <a:xfrm>
                       <a:off x="0" y="0"/>
-                      <a:ext cx="4556760" cy="2651760"/>
+                      <a:ext cx="5494020" cy="3196590"/>
                     </a:xfrm>
                     <a:prstGeom prst="rect">
                       <a:avLst/>
@@ -2379,148 +4171,285 @@
     <w:p>
       <w:pPr>
         <w:spacing w:line="360" w:lineRule="auto"/>
-        <w:rPr>
-          <w:b/>
-          <w:bCs/>
-          <w:sz w:val="28"/>
-          <w:szCs w:val="28"/>
-          <w:lang w:val="ro-RO"/>
-        </w:rPr>
-      </w:pPr>
-      <w:r>
-        <w:rPr>
-          <w:b/>
-          <w:bCs/>
-          <w:sz w:val="28"/>
-          <w:szCs w:val="28"/>
-          <w:lang w:val="ro-RO"/>
-        </w:rPr>
-        <w:t xml:space="preserve">5. </w:t>
-      </w:r>
-    </w:p>
-    <w:p>
-      <w:pPr>
-        <w:spacing w:line="360" w:lineRule="auto"/>
-        <w:jc w:val="center"/>
-        <w:rPr>
-          <w:b/>
-          <w:bCs/>
-          <w:sz w:val="28"/>
-          <w:szCs w:val="28"/>
-          <w:lang w:val="ro-RO"/>
-        </w:rPr>
-      </w:pPr>
-    </w:p>
-    <w:p>
-      <w:pPr>
-        <w:spacing w:line="360" w:lineRule="auto"/>
-        <w:jc w:val="center"/>
-        <w:rPr>
-          <w:b/>
-          <w:bCs/>
-          <w:sz w:val="28"/>
-          <w:szCs w:val="28"/>
-          <w:lang w:val="ro-RO"/>
-        </w:rPr>
-      </w:pPr>
-    </w:p>
-    <w:p>
-      <w:pPr>
-        <w:spacing w:line="360" w:lineRule="auto"/>
-        <w:jc w:val="center"/>
-        <w:rPr>
-          <w:b/>
-          <w:bCs/>
-          <w:sz w:val="28"/>
-          <w:szCs w:val="28"/>
-          <w:lang w:val="ro-RO"/>
-        </w:rPr>
-      </w:pPr>
-    </w:p>
-    <w:p>
-      <w:pPr>
-        <w:spacing w:line="360" w:lineRule="auto"/>
-        <w:jc w:val="center"/>
-        <w:rPr>
-          <w:b/>
-          <w:bCs/>
-          <w:sz w:val="28"/>
-          <w:szCs w:val="28"/>
-          <w:lang w:val="ro-RO"/>
-        </w:rPr>
-      </w:pPr>
-    </w:p>
-    <w:p>
-      <w:pPr>
-        <w:spacing w:line="360" w:lineRule="auto"/>
-        <w:jc w:val="center"/>
-        <w:rPr>
-          <w:b/>
-          <w:bCs/>
-          <w:sz w:val="28"/>
-          <w:szCs w:val="28"/>
-          <w:lang w:val="ro-RO"/>
-        </w:rPr>
-      </w:pPr>
-    </w:p>
-    <w:p>
-      <w:pPr>
-        <w:spacing w:line="360" w:lineRule="auto"/>
-        <w:jc w:val="center"/>
-        <w:rPr>
-          <w:b/>
-          <w:bCs/>
-          <w:sz w:val="28"/>
-          <w:szCs w:val="28"/>
-          <w:lang w:val="ro-RO"/>
-        </w:rPr>
-      </w:pPr>
-    </w:p>
-    <w:p>
-      <w:pPr>
-        <w:spacing w:line="360" w:lineRule="auto"/>
-        <w:jc w:val="center"/>
-        <w:rPr>
-          <w:b/>
-          <w:bCs/>
-          <w:sz w:val="28"/>
-          <w:szCs w:val="28"/>
-          <w:lang w:val="ro-RO"/>
-        </w:rPr>
-      </w:pPr>
-    </w:p>
-    <w:p>
-      <w:pPr>
-        <w:spacing w:line="360" w:lineRule="auto"/>
-        <w:jc w:val="center"/>
-        <w:rPr>
-          <w:b/>
-          <w:bCs/>
-          <w:sz w:val="28"/>
-          <w:szCs w:val="28"/>
-          <w:lang w:val="ro-RO"/>
-        </w:rPr>
-      </w:pPr>
-      <w:r>
-        <w:rPr>
-          <w:b/>
-          <w:bCs/>
-          <w:sz w:val="28"/>
-          <w:szCs w:val="28"/>
-          <w:lang w:val="ro-RO"/>
-        </w:rPr>
-        <w:lastRenderedPageBreak/>
+        <w:jc w:val="center"/>
+        <w:rPr>
+          <w:b/>
+          <w:bCs/>
+          <w:sz w:val="28"/>
+          <w:szCs w:val="28"/>
+          <w:lang w:val="ro-RO"/>
+        </w:rPr>
+      </w:pPr>
+    </w:p>
+    <w:p>
+      <w:pPr>
+        <w:spacing w:line="360" w:lineRule="auto"/>
+        <w:jc w:val="center"/>
+        <w:rPr>
+          <w:b/>
+          <w:bCs/>
+          <w:sz w:val="28"/>
+          <w:szCs w:val="28"/>
+          <w:lang w:val="ro-RO"/>
+        </w:rPr>
+      </w:pPr>
+    </w:p>
+    <w:p>
+      <w:pPr>
+        <w:spacing w:line="360" w:lineRule="auto"/>
+        <w:jc w:val="center"/>
+        <w:rPr>
+          <w:b/>
+          <w:bCs/>
+          <w:sz w:val="28"/>
+          <w:szCs w:val="28"/>
+          <w:lang w:val="ro-RO"/>
+        </w:rPr>
+      </w:pPr>
+    </w:p>
+    <w:p>
+      <w:pPr>
+        <w:spacing w:line="360" w:lineRule="auto"/>
+        <w:jc w:val="center"/>
+        <w:rPr>
+          <w:b/>
+          <w:bCs/>
+          <w:sz w:val="28"/>
+          <w:szCs w:val="28"/>
+          <w:lang w:val="ro-RO"/>
+        </w:rPr>
+      </w:pPr>
+    </w:p>
+    <w:p>
+      <w:pPr>
+        <w:spacing w:line="360" w:lineRule="auto"/>
+        <w:jc w:val="center"/>
+        <w:rPr>
+          <w:b/>
+          <w:bCs/>
+          <w:sz w:val="28"/>
+          <w:szCs w:val="28"/>
+          <w:lang w:val="ro-RO"/>
+        </w:rPr>
+      </w:pPr>
+    </w:p>
+    <w:p>
+      <w:pPr>
+        <w:spacing w:line="360" w:lineRule="auto"/>
+        <w:jc w:val="center"/>
+        <w:rPr>
+          <w:b/>
+          <w:bCs/>
+          <w:sz w:val="28"/>
+          <w:szCs w:val="28"/>
+          <w:lang w:val="ro-RO"/>
+        </w:rPr>
+      </w:pPr>
+    </w:p>
+    <w:p>
+      <w:pPr>
+        <w:spacing w:line="360" w:lineRule="auto"/>
+        <w:jc w:val="center"/>
+        <w:rPr>
+          <w:b/>
+          <w:bCs/>
+          <w:sz w:val="28"/>
+          <w:szCs w:val="28"/>
+          <w:lang w:val="ro-RO"/>
+        </w:rPr>
+      </w:pPr>
+    </w:p>
+    <w:p>
+      <w:pPr>
+        <w:spacing w:line="360" w:lineRule="auto"/>
+        <w:jc w:val="center"/>
+        <w:rPr>
+          <w:b/>
+          <w:bCs/>
+          <w:sz w:val="28"/>
+          <w:szCs w:val="28"/>
+          <w:lang w:val="ro-RO"/>
+        </w:rPr>
+      </w:pPr>
+    </w:p>
+    <w:p>
+      <w:pPr>
+        <w:spacing w:line="360" w:lineRule="auto"/>
+        <w:jc w:val="center"/>
+        <w:rPr>
+          <w:b/>
+          <w:bCs/>
+          <w:sz w:val="28"/>
+          <w:szCs w:val="28"/>
+          <w:lang w:val="ro-RO"/>
+        </w:rPr>
+      </w:pPr>
+    </w:p>
+    <w:p>
+      <w:pPr>
+        <w:spacing w:line="360" w:lineRule="auto"/>
+        <w:jc w:val="center"/>
+        <w:rPr>
+          <w:b/>
+          <w:bCs/>
+          <w:sz w:val="28"/>
+          <w:szCs w:val="28"/>
+          <w:lang w:val="ro-RO"/>
+        </w:rPr>
+      </w:pPr>
+    </w:p>
+    <w:p>
+      <w:pPr>
+        <w:spacing w:line="360" w:lineRule="auto"/>
+        <w:jc w:val="center"/>
+        <w:rPr>
+          <w:b/>
+          <w:bCs/>
+          <w:sz w:val="28"/>
+          <w:szCs w:val="28"/>
+          <w:lang w:val="ro-RO"/>
+        </w:rPr>
+      </w:pPr>
+      <w:r>
+        <w:rPr>
+          <w:noProof/>
+        </w:rPr>
+        <mc:AlternateContent>
+          <mc:Choice Requires="wps">
+            <w:drawing>
+              <wp:anchor distT="0" distB="0" distL="114300" distR="114300" simplePos="0" relativeHeight="251700224" behindDoc="0" locked="0" layoutInCell="1" allowOverlap="1" wp14:anchorId="6068BA79" wp14:editId="125574E2">
+                <wp:simplePos x="0" y="0"/>
+                <wp:positionH relativeFrom="column">
+                  <wp:posOffset>469265</wp:posOffset>
+                </wp:positionH>
+                <wp:positionV relativeFrom="paragraph">
+                  <wp:posOffset>3778885</wp:posOffset>
+                </wp:positionV>
+                <wp:extent cx="5745480" cy="635"/>
+                <wp:effectExtent l="0" t="0" r="0" b="0"/>
+                <wp:wrapSquare wrapText="bothSides"/>
+                <wp:docPr id="32" name="Text Box 32"/>
+                <wp:cNvGraphicFramePr/>
+                <a:graphic xmlns:a="http://schemas.openxmlformats.org/drawingml/2006/main">
+                  <a:graphicData uri="http://schemas.microsoft.com/office/word/2010/wordprocessingShape">
+                    <wps:wsp>
+                      <wps:cNvSpPr txBox="1"/>
+                      <wps:spPr>
+                        <a:xfrm>
+                          <a:off x="0" y="0"/>
+                          <a:ext cx="5745480" cy="635"/>
+                        </a:xfrm>
+                        <a:prstGeom prst="rect">
+                          <a:avLst/>
+                        </a:prstGeom>
+                        <a:solidFill>
+                          <a:prstClr val="white"/>
+                        </a:solidFill>
+                        <a:ln>
+                          <a:noFill/>
+                        </a:ln>
+                      </wps:spPr>
+                      <wps:txbx>
+                        <w:txbxContent>
+                          <w:p>
+                            <w:pPr>
+                              <w:pStyle w:val="Caption"/>
+                              <w:jc w:val="center"/>
+                              <w:rPr>
+                                <w:b/>
+                                <w:bCs/>
+                                <w:noProof/>
+                                <w:sz w:val="28"/>
+                                <w:szCs w:val="28"/>
+                                <w:lang w:val="ro-RO"/>
+                              </w:rPr>
+                            </w:pPr>
+                            <w:r>
+                              <w:rPr>
+                                <w:lang w:val="ro-RO"/>
+                              </w:rPr>
+                              <w:t>Figura 11.</w:t>
+                            </w:r>
+                            <w:r>
+                              <w:rPr>
+                                <w:lang w:val="ro-RO"/>
+                              </w:rPr>
+                              <w:t xml:space="preserve"> Completarea challenge-ului 5 </w:t>
+                            </w:r>
+                          </w:p>
+                        </w:txbxContent>
+                      </wps:txbx>
+                      <wps:bodyPr rot="0" spcFirstLastPara="0" vertOverflow="overflow" horzOverflow="overflow" vert="horz" wrap="square" lIns="0" tIns="0" rIns="0" bIns="0" numCol="1" spcCol="0" rtlCol="0" fromWordArt="0" anchor="t" anchorCtr="0" forceAA="0" compatLnSpc="1">
+                        <a:prstTxWarp prst="textNoShape">
+                          <a:avLst/>
+                        </a:prstTxWarp>
+                        <a:spAutoFit/>
+                      </wps:bodyPr>
+                    </wps:wsp>
+                  </a:graphicData>
+                </a:graphic>
+              </wp:anchor>
+            </w:drawing>
+          </mc:Choice>
+          <mc:Fallback>
+            <w:pict>
+              <v:shape w14:anchorId="6068BA79" id="Text Box 32" o:spid="_x0000_s1036" type="#_x0000_t202" style="position:absolute;left:0;text-align:left;margin-left:36.95pt;margin-top:297.55pt;width:452.4pt;height:.05pt;z-index:251700224;visibility:visible;mso-wrap-style:square;mso-wrap-distance-left:9pt;mso-wrap-distance-top:0;mso-wrap-distance-right:9pt;mso-wrap-distance-bottom:0;mso-position-horizontal:absolute;mso-position-horizontal-relative:text;mso-position-vertical:absolute;mso-position-vertical-relative:text;v-text-anchor:top" o:gfxdata="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" stroked="f">
+                <v:textbox style="mso-fit-shape-to-text:t" inset="0,0,0,0">
+                  <w:txbxContent>
+                    <w:p>
+                      <w:pPr>
+                        <w:pStyle w:val="Caption"/>
+                        <w:jc w:val="center"/>
+                        <w:rPr>
+                          <w:b/>
+                          <w:bCs/>
+                          <w:noProof/>
+                          <w:sz w:val="28"/>
+                          <w:szCs w:val="28"/>
+                          <w:lang w:val="ro-RO"/>
+                        </w:rPr>
+                      </w:pPr>
+                      <w:r>
+                        <w:rPr>
+                          <w:lang w:val="ro-RO"/>
+                        </w:rPr>
+                        <w:t>Figura 11.</w:t>
+                      </w:r>
+                      <w:r>
+                        <w:rPr>
+                          <w:lang w:val="ro-RO"/>
+                        </w:rPr>
+                        <w:t xml:space="preserve"> Completarea challenge-ului 5 </w:t>
+                      </w:r>
+                    </w:p>
+                  </w:txbxContent>
+                </v:textbox>
+                <w10:wrap type="square"/>
+              </v:shape>
+            </w:pict>
+          </mc:Fallback>
+        </mc:AlternateContent>
+      </w:r>
+      <w:r>
+        <w:rPr>
+          <w:b/>
+          <w:bCs/>
+          <w:noProof/>
+          <w:sz w:val="28"/>
+          <w:szCs w:val="28"/>
+          <w:lang w:val="ro-RO"/>
+        </w:rPr>
         <w:drawing>
-          <wp:anchor distT="0" distB="0" distL="114300" distR="114300" simplePos="0" relativeHeight="251668480" behindDoc="0" locked="0" layoutInCell="1" allowOverlap="1" wp14:anchorId="04D5BC45" wp14:editId="5008F558">
+          <wp:anchor distT="0" distB="0" distL="114300" distR="114300" simplePos="0" relativeHeight="251668480" behindDoc="0" locked="0" layoutInCell="1" allowOverlap="1" wp14:anchorId="04D5BC45" wp14:editId="42909F5E">
             <wp:simplePos x="0" y="0"/>
             <wp:positionH relativeFrom="margin">
               <wp:align>center</wp:align>
             </wp:positionH>
             <wp:positionV relativeFrom="paragraph">
-              <wp:posOffset>0</wp:posOffset>
+              <wp:posOffset>276860</wp:posOffset>
             </wp:positionV>
-            <wp:extent cx="4701540" cy="2819400"/>
-            <wp:effectExtent l="0" t="0" r="3810" b="0"/>
+            <wp:extent cx="5745480" cy="3444875"/>
+            <wp:effectExtent l="0" t="0" r="7620" b="3175"/>
             <wp:wrapSquare wrapText="bothSides"/>
             <wp:docPr id="13" name="Picture 13"/>
             <wp:cNvGraphicFramePr>
@@ -2547,7 +4476,7 @@
                   <pic:spPr bwMode="auto">
                     <a:xfrm>
                       <a:off x="0" y="0"/>
-                      <a:ext cx="4701540" cy="2819400"/>
+                      <a:ext cx="5745480" cy="3444875"/>
                     </a:xfrm>
                     <a:prstGeom prst="rect">
                       <a:avLst/>
@@ -2564,6 +4493,12 @@
                 </pic:pic>
               </a:graphicData>
             </a:graphic>
+            <wp14:sizeRelH relativeFrom="margin">
+              <wp14:pctWidth>0</wp14:pctWidth>
+            </wp14:sizeRelH>
+            <wp14:sizeRelV relativeFrom="margin">
+              <wp14:pctHeight>0</wp14:pctHeight>
+            </wp14:sizeRelV>
           </wp:anchor>
         </w:drawing>
       </w:r>
@@ -2623,97 +4558,309 @@
     <w:p>
       <w:pPr>
         <w:spacing w:line="360" w:lineRule="auto"/>
-        <w:jc w:val="center"/>
-        <w:rPr>
-          <w:b/>
-          <w:bCs/>
-          <w:sz w:val="28"/>
-          <w:szCs w:val="28"/>
-          <w:lang w:val="ro-RO"/>
-        </w:rPr>
-      </w:pPr>
-    </w:p>
-    <w:p>
-      <w:pPr>
-        <w:spacing w:line="360" w:lineRule="auto"/>
-        <w:jc w:val="center"/>
-        <w:rPr>
-          <w:b/>
-          <w:bCs/>
-          <w:sz w:val="28"/>
-          <w:szCs w:val="28"/>
-          <w:lang w:val="ro-RO"/>
-        </w:rPr>
-      </w:pPr>
-    </w:p>
-    <w:p>
-      <w:pPr>
-        <w:spacing w:line="360" w:lineRule="auto"/>
-        <w:jc w:val="center"/>
-        <w:rPr>
-          <w:b/>
-          <w:bCs/>
-          <w:sz w:val="28"/>
-          <w:szCs w:val="28"/>
-          <w:lang w:val="ro-RO"/>
-        </w:rPr>
-      </w:pPr>
-    </w:p>
-    <w:p>
-      <w:pPr>
-        <w:spacing w:line="360" w:lineRule="auto"/>
-        <w:jc w:val="center"/>
-        <w:rPr>
-          <w:b/>
-          <w:bCs/>
-          <w:sz w:val="28"/>
-          <w:szCs w:val="28"/>
-          <w:lang w:val="ro-RO"/>
-        </w:rPr>
-      </w:pPr>
-    </w:p>
-    <w:p>
-      <w:pPr>
-        <w:spacing w:line="360" w:lineRule="auto"/>
-        <w:jc w:val="center"/>
-        <w:rPr>
-          <w:b/>
-          <w:bCs/>
-          <w:sz w:val="28"/>
-          <w:szCs w:val="28"/>
-          <w:lang w:val="ro-RO"/>
-        </w:rPr>
-      </w:pPr>
-    </w:p>
-    <w:p>
-      <w:pPr>
-        <w:spacing w:line="360" w:lineRule="auto"/>
-        <w:rPr>
-          <w:b/>
-          <w:bCs/>
-          <w:sz w:val="28"/>
-          <w:szCs w:val="28"/>
-          <w:lang w:val="ro-RO"/>
-        </w:rPr>
-      </w:pPr>
-      <w:r>
-        <w:rPr>
-          <w:b/>
-          <w:bCs/>
+        <w:rPr>
+          <w:b/>
+          <w:bCs/>
+          <w:sz w:val="28"/>
+          <w:szCs w:val="28"/>
+          <w:lang w:val="ro-RO"/>
+        </w:rPr>
+      </w:pPr>
+    </w:p>
+    <w:p>
+      <w:pPr>
+        <w:spacing w:line="360" w:lineRule="auto"/>
+        <w:rPr>
+          <w:b/>
+          <w:bCs/>
+          <w:sz w:val="28"/>
+          <w:szCs w:val="28"/>
+          <w:lang w:val="ro-RO"/>
+        </w:rPr>
+      </w:pPr>
+    </w:p>
+    <w:p>
+      <w:pPr>
+        <w:spacing w:line="360" w:lineRule="auto"/>
+        <w:rPr>
+          <w:b/>
+          <w:bCs/>
+          <w:sz w:val="28"/>
+          <w:szCs w:val="28"/>
+          <w:lang w:val="ro-RO"/>
+        </w:rPr>
+      </w:pPr>
+    </w:p>
+    <w:p>
+      <w:pPr>
+        <w:spacing w:line="360" w:lineRule="auto"/>
+        <w:rPr>
+          <w:b/>
+          <w:bCs/>
+          <w:sz w:val="28"/>
+          <w:szCs w:val="28"/>
+          <w:lang w:val="ro-RO"/>
+        </w:rPr>
+      </w:pPr>
+    </w:p>
+    <w:p>
+      <w:pPr>
+        <w:spacing w:line="360" w:lineRule="auto"/>
+        <w:rPr>
+          <w:b/>
+          <w:bCs/>
+          <w:sz w:val="28"/>
+          <w:szCs w:val="28"/>
+          <w:lang w:val="ro-RO"/>
+        </w:rPr>
+      </w:pPr>
+    </w:p>
+    <w:p>
+      <w:pPr>
+        <w:spacing w:line="360" w:lineRule="auto"/>
+        <w:rPr>
+          <w:b/>
+          <w:bCs/>
+          <w:sz w:val="28"/>
+          <w:szCs w:val="28"/>
+          <w:lang w:val="ro-RO"/>
+        </w:rPr>
+      </w:pPr>
+    </w:p>
+    <w:p>
+      <w:pPr>
+        <w:spacing w:line="360" w:lineRule="auto"/>
+        <w:rPr>
+          <w:b/>
+          <w:bCs/>
+          <w:sz w:val="28"/>
+          <w:szCs w:val="28"/>
+          <w:lang w:val="ro-RO"/>
+        </w:rPr>
+      </w:pPr>
+    </w:p>
+    <w:p>
+      <w:pPr>
+        <w:spacing w:line="360" w:lineRule="auto"/>
+        <w:rPr>
+          <w:b/>
+          <w:bCs/>
+          <w:sz w:val="28"/>
+          <w:szCs w:val="28"/>
+          <w:lang w:val="ro-RO"/>
+        </w:rPr>
+      </w:pPr>
+    </w:p>
+    <w:p>
+      <w:pPr>
+        <w:spacing w:line="360" w:lineRule="auto"/>
+        <w:rPr>
+          <w:b/>
+          <w:bCs/>
+          <w:sz w:val="28"/>
+          <w:szCs w:val="28"/>
+          <w:lang w:val="ro-RO"/>
+        </w:rPr>
+      </w:pPr>
+    </w:p>
+    <w:p>
+      <w:pPr>
+        <w:spacing w:line="360" w:lineRule="auto"/>
+        <w:rPr>
+          <w:b/>
+          <w:bCs/>
+          <w:sz w:val="28"/>
+          <w:szCs w:val="28"/>
+          <w:lang w:val="ro-RO"/>
+        </w:rPr>
+      </w:pPr>
+    </w:p>
+    <w:p>
+      <w:pPr>
+        <w:spacing w:line="360" w:lineRule="auto"/>
+        <w:jc w:val="center"/>
+        <w:rPr>
+          <w:b/>
+          <w:bCs/>
+          <w:sz w:val="28"/>
+          <w:szCs w:val="28"/>
+          <w:lang w:val="ro-RO"/>
+        </w:rPr>
+      </w:pPr>
+    </w:p>
+    <w:p>
+      <w:pPr>
+        <w:spacing w:line="360" w:lineRule="auto"/>
+        <w:jc w:val="center"/>
+        <w:rPr>
+          <w:b/>
+          <w:bCs/>
+          <w:sz w:val="28"/>
+          <w:szCs w:val="28"/>
+          <w:lang w:val="ro-RO"/>
+        </w:rPr>
+      </w:pPr>
+      <w:r>
+        <w:rPr>
+          <w:b/>
+          <w:bCs/>
+          <w:sz w:val="28"/>
+          <w:szCs w:val="28"/>
+          <w:lang w:val="ro-RO"/>
+        </w:rPr>
+        <w:lastRenderedPageBreak/>
+        <w:t>6.</w:t>
+      </w:r>
+      <w:r>
+        <w:rPr>
+          <w:b/>
+          <w:bCs/>
+          <w:sz w:val="28"/>
+          <w:szCs w:val="28"/>
+          <w:lang w:val="ro-RO"/>
+        </w:rPr>
+        <w:t xml:space="preserve"> Restarting Challenges</w:t>
+      </w:r>
+    </w:p>
+    <w:p>
+      <w:pPr>
+        <w:spacing w:line="360" w:lineRule="auto"/>
+        <w:jc w:val="center"/>
+        <w:rPr>
+          <w:b/>
+          <w:bCs/>
+          <w:sz w:val="28"/>
+          <w:szCs w:val="28"/>
+          <w:lang w:val="ro-RO"/>
+        </w:rPr>
+      </w:pPr>
+      <w:r>
+        <w:rPr>
+          <w:noProof/>
+        </w:rPr>
+        <mc:AlternateContent>
+          <mc:Choice Requires="wps">
+            <w:drawing>
+              <wp:anchor distT="0" distB="0" distL="114300" distR="114300" simplePos="0" relativeHeight="251702272" behindDoc="0" locked="0" layoutInCell="1" allowOverlap="1" wp14:anchorId="0E10962B" wp14:editId="35DA95FC">
+                <wp:simplePos x="0" y="0"/>
+                <wp:positionH relativeFrom="column">
+                  <wp:posOffset>494665</wp:posOffset>
+                </wp:positionH>
+                <wp:positionV relativeFrom="paragraph">
+                  <wp:posOffset>3427095</wp:posOffset>
+                </wp:positionV>
+                <wp:extent cx="5702300" cy="635"/>
+                <wp:effectExtent l="0" t="0" r="0" b="0"/>
+                <wp:wrapSquare wrapText="bothSides"/>
+                <wp:docPr id="33" name="Text Box 33"/>
+                <wp:cNvGraphicFramePr/>
+                <a:graphic xmlns:a="http://schemas.openxmlformats.org/drawingml/2006/main">
+                  <a:graphicData uri="http://schemas.microsoft.com/office/word/2010/wordprocessingShape">
+                    <wps:wsp>
+                      <wps:cNvSpPr txBox="1"/>
+                      <wps:spPr>
+                        <a:xfrm>
+                          <a:off x="0" y="0"/>
+                          <a:ext cx="5702300" cy="635"/>
+                        </a:xfrm>
+                        <a:prstGeom prst="rect">
+                          <a:avLst/>
+                        </a:prstGeom>
+                        <a:solidFill>
+                          <a:prstClr val="white"/>
+                        </a:solidFill>
+                        <a:ln>
+                          <a:noFill/>
+                        </a:ln>
+                      </wps:spPr>
+                      <wps:txbx>
+                        <w:txbxContent>
+                          <w:p>
+                            <w:pPr>
+                              <w:pStyle w:val="Caption"/>
+                              <w:jc w:val="center"/>
+                              <w:rPr>
+                                <w:b/>
+                                <w:bCs/>
+                                <w:noProof/>
+                                <w:sz w:val="28"/>
+                                <w:szCs w:val="28"/>
+                                <w:lang w:val="ro-RO"/>
+                              </w:rPr>
+                            </w:pPr>
+                            <w:r>
+                              <w:rPr>
+                                <w:lang w:val="ro-RO"/>
+                              </w:rPr>
+                              <w:t>Figura 12. Obținerea flagului</w:t>
+                            </w:r>
+                          </w:p>
+                        </w:txbxContent>
+                      </wps:txbx>
+                      <wps:bodyPr rot="0" spcFirstLastPara="0" vertOverflow="overflow" horzOverflow="overflow" vert="horz" wrap="square" lIns="0" tIns="0" rIns="0" bIns="0" numCol="1" spcCol="0" rtlCol="0" fromWordArt="0" anchor="t" anchorCtr="0" forceAA="0" compatLnSpc="1">
+                        <a:prstTxWarp prst="textNoShape">
+                          <a:avLst/>
+                        </a:prstTxWarp>
+                        <a:spAutoFit/>
+                      </wps:bodyPr>
+                    </wps:wsp>
+                  </a:graphicData>
+                </a:graphic>
+              </wp:anchor>
+            </w:drawing>
+          </mc:Choice>
+          <mc:Fallback>
+            <w:pict>
+              <v:shape w14:anchorId="0E10962B" id="Text Box 33" o:spid="_x0000_s1037" type="#_x0000_t202" style="position:absolute;left:0;text-align:left;margin-left:38.95pt;margin-top:269.85pt;width:449pt;height:.05pt;z-index:251702272;visibility:visible;mso-wrap-style:square;mso-wrap-distance-left:9pt;mso-wrap-distance-top:0;mso-wrap-distance-right:9pt;mso-wrap-distance-bottom:0;mso-position-horizontal:absolute;mso-position-horizontal-relative:text;mso-position-vertical:absolute;mso-position-vertical-relative:text;v-text-anchor:top" o:gfxdata="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" stroked="f">
+                <v:textbox style="mso-fit-shape-to-text:t" inset="0,0,0,0">
+                  <w:txbxContent>
+                    <w:p>
+                      <w:pPr>
+                        <w:pStyle w:val="Caption"/>
+                        <w:jc w:val="center"/>
+                        <w:rPr>
+                          <w:b/>
+                          <w:bCs/>
+                          <w:noProof/>
+                          <w:sz w:val="28"/>
+                          <w:szCs w:val="28"/>
+                          <w:lang w:val="ro-RO"/>
+                        </w:rPr>
+                      </w:pPr>
+                      <w:r>
+                        <w:rPr>
+                          <w:lang w:val="ro-RO"/>
+                        </w:rPr>
+                        <w:t>Figura 12. Obținerea flagului</w:t>
+                      </w:r>
+                    </w:p>
+                  </w:txbxContent>
+                </v:textbox>
+                <w10:wrap type="square"/>
+              </v:shape>
+            </w:pict>
+          </mc:Fallback>
+        </mc:AlternateContent>
+      </w:r>
+      <w:r>
+        <w:rPr>
+          <w:b/>
+          <w:bCs/>
+          <w:noProof/>
           <w:sz w:val="28"/>
           <w:szCs w:val="28"/>
           <w:lang w:val="ro-RO"/>
         </w:rPr>
         <w:drawing>
-          <wp:anchor distT="0" distB="0" distL="114300" distR="114300" simplePos="0" relativeHeight="251669504" behindDoc="0" locked="0" layoutInCell="1" allowOverlap="1" wp14:anchorId="5A0BBD0E" wp14:editId="163052A7">
+          <wp:anchor distT="0" distB="0" distL="114300" distR="114300" simplePos="0" relativeHeight="251669504" behindDoc="0" locked="0" layoutInCell="1" allowOverlap="1" wp14:anchorId="5A0BBD0E" wp14:editId="796E2AC4">
             <wp:simplePos x="0" y="0"/>
             <wp:positionH relativeFrom="margin">
               <wp:align>center</wp:align>
             </wp:positionH>
             <wp:positionV relativeFrom="paragraph">
-              <wp:posOffset>11430</wp:posOffset>
+              <wp:posOffset>9525</wp:posOffset>
             </wp:positionV>
-            <wp:extent cx="4693920" cy="2766060"/>
+            <wp:extent cx="5702300" cy="3360420"/>
             <wp:effectExtent l="0" t="0" r="0" b="0"/>
             <wp:wrapSquare wrapText="bothSides"/>
             <wp:docPr id="14" name="Picture 14"/>
@@ -2741,7 +4888,7 @@
                   <pic:spPr bwMode="auto">
                     <a:xfrm>
                       <a:off x="0" y="0"/>
-                      <a:ext cx="4693920" cy="2766060"/>
+                      <a:ext cx="5702300" cy="3360420"/>
                     </a:xfrm>
                     <a:prstGeom prst="rect">
                       <a:avLst/>
@@ -2767,161 +4914,301 @@
           </wp:anchor>
         </w:drawing>
       </w:r>
-      <w:r>
-        <w:rPr>
-          <w:b/>
-          <w:bCs/>
-          <w:sz w:val="28"/>
-          <w:szCs w:val="28"/>
-          <w:lang w:val="ro-RO"/>
-        </w:rPr>
-        <w:t>6.</w:t>
-      </w:r>
-      <w:r>
-        <w:rPr>
-          <w:b/>
-          <w:bCs/>
-          <w:sz w:val="28"/>
-          <w:szCs w:val="28"/>
-          <w:lang w:val="ro-RO"/>
-        </w:rPr>
-        <w:t xml:space="preserve"> </w:t>
-      </w:r>
-    </w:p>
-    <w:p>
-      <w:pPr>
-        <w:spacing w:line="360" w:lineRule="auto"/>
-        <w:jc w:val="center"/>
-        <w:rPr>
-          <w:b/>
-          <w:bCs/>
-          <w:sz w:val="28"/>
-          <w:szCs w:val="28"/>
-          <w:lang w:val="ro-RO"/>
-        </w:rPr>
-      </w:pPr>
-    </w:p>
-    <w:p>
-      <w:pPr>
-        <w:spacing w:line="360" w:lineRule="auto"/>
-        <w:jc w:val="center"/>
-        <w:rPr>
-          <w:b/>
-          <w:bCs/>
-          <w:sz w:val="28"/>
-          <w:szCs w:val="28"/>
-          <w:lang w:val="ro-RO"/>
-        </w:rPr>
-      </w:pPr>
-    </w:p>
-    <w:p>
-      <w:pPr>
-        <w:spacing w:line="360" w:lineRule="auto"/>
-        <w:jc w:val="center"/>
-        <w:rPr>
-          <w:b/>
-          <w:bCs/>
-          <w:sz w:val="28"/>
-          <w:szCs w:val="28"/>
-          <w:lang w:val="ro-RO"/>
-        </w:rPr>
-      </w:pPr>
-    </w:p>
-    <w:p>
-      <w:pPr>
-        <w:spacing w:line="360" w:lineRule="auto"/>
-        <w:jc w:val="center"/>
-        <w:rPr>
-          <w:b/>
-          <w:bCs/>
-          <w:sz w:val="28"/>
-          <w:szCs w:val="28"/>
-          <w:lang w:val="ro-RO"/>
-        </w:rPr>
-      </w:pPr>
-    </w:p>
-    <w:p>
-      <w:pPr>
-        <w:spacing w:line="360" w:lineRule="auto"/>
-        <w:jc w:val="center"/>
-        <w:rPr>
-          <w:b/>
-          <w:bCs/>
-          <w:sz w:val="28"/>
-          <w:szCs w:val="28"/>
-          <w:lang w:val="ro-RO"/>
-        </w:rPr>
-      </w:pPr>
-    </w:p>
-    <w:p>
-      <w:pPr>
-        <w:spacing w:line="360" w:lineRule="auto"/>
-        <w:jc w:val="center"/>
-        <w:rPr>
-          <w:b/>
-          <w:bCs/>
-          <w:sz w:val="28"/>
-          <w:szCs w:val="28"/>
-          <w:lang w:val="ro-RO"/>
-        </w:rPr>
-      </w:pPr>
-    </w:p>
-    <w:p>
-      <w:pPr>
-        <w:spacing w:line="360" w:lineRule="auto"/>
-        <w:jc w:val="center"/>
-        <w:rPr>
-          <w:b/>
-          <w:bCs/>
-          <w:sz w:val="28"/>
-          <w:szCs w:val="28"/>
-          <w:lang w:val="ro-RO"/>
-        </w:rPr>
-      </w:pPr>
-    </w:p>
-    <w:p>
-      <w:pPr>
-        <w:spacing w:line="360" w:lineRule="auto"/>
-        <w:jc w:val="center"/>
-        <w:rPr>
-          <w:b/>
-          <w:bCs/>
-          <w:sz w:val="28"/>
-          <w:szCs w:val="28"/>
-          <w:lang w:val="ro-RO"/>
-        </w:rPr>
-      </w:pPr>
-    </w:p>
-    <w:p>
-      <w:pPr>
-        <w:spacing w:line="360" w:lineRule="auto"/>
-        <w:jc w:val="center"/>
-        <w:rPr>
-          <w:b/>
-          <w:bCs/>
-          <w:sz w:val="28"/>
-          <w:szCs w:val="28"/>
-          <w:lang w:val="ro-RO"/>
-        </w:rPr>
-      </w:pPr>
-      <w:r>
-        <w:rPr>
-          <w:b/>
-          <w:bCs/>
+    </w:p>
+    <w:p>
+      <w:pPr>
+        <w:spacing w:line="360" w:lineRule="auto"/>
+        <w:jc w:val="center"/>
+        <w:rPr>
+          <w:b/>
+          <w:bCs/>
+          <w:sz w:val="28"/>
+          <w:szCs w:val="28"/>
+          <w:lang w:val="ro-RO"/>
+        </w:rPr>
+      </w:pPr>
+    </w:p>
+    <w:p>
+      <w:pPr>
+        <w:spacing w:line="360" w:lineRule="auto"/>
+        <w:jc w:val="center"/>
+        <w:rPr>
+          <w:b/>
+          <w:bCs/>
+          <w:sz w:val="28"/>
+          <w:szCs w:val="28"/>
+          <w:lang w:val="ro-RO"/>
+        </w:rPr>
+      </w:pPr>
+    </w:p>
+    <w:p>
+      <w:pPr>
+        <w:spacing w:line="360" w:lineRule="auto"/>
+        <w:jc w:val="center"/>
+        <w:rPr>
+          <w:b/>
+          <w:bCs/>
+          <w:sz w:val="28"/>
+          <w:szCs w:val="28"/>
+          <w:lang w:val="ro-RO"/>
+        </w:rPr>
+      </w:pPr>
+    </w:p>
+    <w:p>
+      <w:pPr>
+        <w:spacing w:line="360" w:lineRule="auto"/>
+        <w:jc w:val="center"/>
+        <w:rPr>
+          <w:b/>
+          <w:bCs/>
+          <w:sz w:val="28"/>
+          <w:szCs w:val="28"/>
+          <w:lang w:val="ro-RO"/>
+        </w:rPr>
+      </w:pPr>
+    </w:p>
+    <w:p>
+      <w:pPr>
+        <w:spacing w:line="360" w:lineRule="auto"/>
+        <w:jc w:val="center"/>
+        <w:rPr>
+          <w:b/>
+          <w:bCs/>
+          <w:sz w:val="28"/>
+          <w:szCs w:val="28"/>
+          <w:lang w:val="ro-RO"/>
+        </w:rPr>
+      </w:pPr>
+    </w:p>
+    <w:p>
+      <w:pPr>
+        <w:spacing w:line="360" w:lineRule="auto"/>
+        <w:jc w:val="center"/>
+        <w:rPr>
+          <w:b/>
+          <w:bCs/>
+          <w:sz w:val="28"/>
+          <w:szCs w:val="28"/>
+          <w:lang w:val="ro-RO"/>
+        </w:rPr>
+      </w:pPr>
+    </w:p>
+    <w:p>
+      <w:pPr>
+        <w:spacing w:line="360" w:lineRule="auto"/>
+        <w:jc w:val="center"/>
+        <w:rPr>
+          <w:b/>
+          <w:bCs/>
+          <w:sz w:val="28"/>
+          <w:szCs w:val="28"/>
+          <w:lang w:val="ro-RO"/>
+        </w:rPr>
+      </w:pPr>
+    </w:p>
+    <w:p>
+      <w:pPr>
+        <w:spacing w:line="360" w:lineRule="auto"/>
+        <w:jc w:val="center"/>
+        <w:rPr>
+          <w:b/>
+          <w:bCs/>
+          <w:sz w:val="28"/>
+          <w:szCs w:val="28"/>
+          <w:lang w:val="ro-RO"/>
+        </w:rPr>
+      </w:pPr>
+    </w:p>
+    <w:p>
+      <w:pPr>
+        <w:spacing w:line="360" w:lineRule="auto"/>
+        <w:jc w:val="center"/>
+        <w:rPr>
+          <w:b/>
+          <w:bCs/>
+          <w:sz w:val="28"/>
+          <w:szCs w:val="28"/>
+          <w:lang w:val="ro-RO"/>
+        </w:rPr>
+      </w:pPr>
+    </w:p>
+    <w:p>
+      <w:pPr>
+        <w:spacing w:line="360" w:lineRule="auto"/>
+        <w:jc w:val="center"/>
+        <w:rPr>
+          <w:b/>
+          <w:bCs/>
+          <w:sz w:val="28"/>
+          <w:szCs w:val="28"/>
+          <w:lang w:val="ro-RO"/>
+        </w:rPr>
+      </w:pPr>
+    </w:p>
+    <w:p>
+      <w:pPr>
+        <w:spacing w:line="360" w:lineRule="auto"/>
+        <w:jc w:val="center"/>
+        <w:rPr>
+          <w:b/>
+          <w:bCs/>
+          <w:sz w:val="28"/>
+          <w:szCs w:val="28"/>
+          <w:lang w:val="ro-RO"/>
+        </w:rPr>
+      </w:pPr>
+    </w:p>
+    <w:p>
+      <w:pPr>
+        <w:spacing w:line="360" w:lineRule="auto"/>
+        <w:jc w:val="center"/>
+        <w:rPr>
+          <w:b/>
+          <w:bCs/>
+          <w:sz w:val="28"/>
+          <w:szCs w:val="28"/>
+          <w:lang w:val="ro-RO"/>
+        </w:rPr>
+      </w:pPr>
+      <w:r>
+        <w:rPr>
+          <w:noProof/>
+        </w:rPr>
+        <mc:AlternateContent>
+          <mc:Choice Requires="wps">
+            <w:drawing>
+              <wp:anchor distT="0" distB="0" distL="114300" distR="114300" simplePos="0" relativeHeight="251704320" behindDoc="0" locked="0" layoutInCell="1" allowOverlap="1" wp14:anchorId="3633529F" wp14:editId="3F901F1A">
+                <wp:simplePos x="0" y="0"/>
+                <wp:positionH relativeFrom="column">
+                  <wp:posOffset>467360</wp:posOffset>
+                </wp:positionH>
+                <wp:positionV relativeFrom="paragraph">
+                  <wp:posOffset>3564890</wp:posOffset>
+                </wp:positionV>
+                <wp:extent cx="5756910" cy="635"/>
+                <wp:effectExtent l="0" t="0" r="0" b="0"/>
+                <wp:wrapSquare wrapText="bothSides"/>
+                <wp:docPr id="35" name="Text Box 35"/>
+                <wp:cNvGraphicFramePr/>
+                <a:graphic xmlns:a="http://schemas.openxmlformats.org/drawingml/2006/main">
+                  <a:graphicData uri="http://schemas.microsoft.com/office/word/2010/wordprocessingShape">
+                    <wps:wsp>
+                      <wps:cNvSpPr txBox="1"/>
+                      <wps:spPr>
+                        <a:xfrm>
+                          <a:off x="0" y="0"/>
+                          <a:ext cx="5756910" cy="635"/>
+                        </a:xfrm>
+                        <a:prstGeom prst="rect">
+                          <a:avLst/>
+                        </a:prstGeom>
+                        <a:solidFill>
+                          <a:prstClr val="white"/>
+                        </a:solidFill>
+                        <a:ln>
+                          <a:noFill/>
+                        </a:ln>
+                      </wps:spPr>
+                      <wps:txbx>
+                        <w:txbxContent>
+                          <w:p>
+                            <w:pPr>
+                              <w:pStyle w:val="Caption"/>
+                              <w:jc w:val="center"/>
+                              <w:rPr>
+                                <w:b/>
+                                <w:bCs/>
+                                <w:noProof/>
+                                <w:sz w:val="28"/>
+                                <w:szCs w:val="28"/>
+                                <w:lang w:val="ro-RO"/>
+                              </w:rPr>
+                            </w:pPr>
+                            <w:r>
+                              <w:rPr>
+                                <w:lang w:val="ro-RO"/>
+                              </w:rPr>
+                              <w:t>Figura 13. Completarea challenge-ului</w:t>
+                            </w:r>
+                            <w:r>
+                              <w:rPr>
+                                <w:lang w:val="ro-RO"/>
+                              </w:rPr>
+                              <w:t xml:space="preserve"> 6</w:t>
+                            </w:r>
+                          </w:p>
+                        </w:txbxContent>
+                      </wps:txbx>
+                      <wps:bodyPr rot="0" spcFirstLastPara="0" vertOverflow="overflow" horzOverflow="overflow" vert="horz" wrap="square" lIns="0" tIns="0" rIns="0" bIns="0" numCol="1" spcCol="0" rtlCol="0" fromWordArt="0" anchor="t" anchorCtr="0" forceAA="0" compatLnSpc="1">
+                        <a:prstTxWarp prst="textNoShape">
+                          <a:avLst/>
+                        </a:prstTxWarp>
+                        <a:spAutoFit/>
+                      </wps:bodyPr>
+                    </wps:wsp>
+                  </a:graphicData>
+                </a:graphic>
+              </wp:anchor>
+            </w:drawing>
+          </mc:Choice>
+          <mc:Fallback>
+            <w:pict>
+              <v:shape w14:anchorId="3633529F" id="Text Box 35" o:spid="_x0000_s1038" type="#_x0000_t202" style="position:absolute;left:0;text-align:left;margin-left:36.8pt;margin-top:280.7pt;width:453.3pt;height:.05pt;z-index:251704320;visibility:visible;mso-wrap-style:square;mso-wrap-distance-left:9pt;mso-wrap-distance-top:0;mso-wrap-distance-right:9pt;mso-wrap-distance-bottom:0;mso-position-horizontal:absolute;mso-position-horizontal-relative:text;mso-position-vertical:absolute;mso-position-vertical-relative:text;v-text-anchor:top" o:gfxdata="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" stroked="f">
+                <v:textbox style="mso-fit-shape-to-text:t" inset="0,0,0,0">
+                  <w:txbxContent>
+                    <w:p>
+                      <w:pPr>
+                        <w:pStyle w:val="Caption"/>
+                        <w:jc w:val="center"/>
+                        <w:rPr>
+                          <w:b/>
+                          <w:bCs/>
+                          <w:noProof/>
+                          <w:sz w:val="28"/>
+                          <w:szCs w:val="28"/>
+                          <w:lang w:val="ro-RO"/>
+                        </w:rPr>
+                      </w:pPr>
+                      <w:r>
+                        <w:rPr>
+                          <w:lang w:val="ro-RO"/>
+                        </w:rPr>
+                        <w:t>Figura 13. Completarea challenge-ului</w:t>
+                      </w:r>
+                      <w:r>
+                        <w:rPr>
+                          <w:lang w:val="ro-RO"/>
+                        </w:rPr>
+                        <w:t xml:space="preserve"> 6</w:t>
+                      </w:r>
+                    </w:p>
+                  </w:txbxContent>
+                </v:textbox>
+                <w10:wrap type="square"/>
+              </v:shape>
+            </w:pict>
+          </mc:Fallback>
+        </mc:AlternateContent>
+      </w:r>
+      <w:r>
+        <w:rPr>
+          <w:b/>
+          <w:bCs/>
+          <w:noProof/>
           <w:sz w:val="28"/>
           <w:szCs w:val="28"/>
           <w:lang w:val="ro-RO"/>
         </w:rPr>
         <w:drawing>
-          <wp:anchor distT="0" distB="0" distL="114300" distR="114300" simplePos="0" relativeHeight="251670528" behindDoc="0" locked="0" layoutInCell="1" allowOverlap="1" wp14:anchorId="2DDC60C2" wp14:editId="315794EB">
+          <wp:anchor distT="0" distB="0" distL="114300" distR="114300" simplePos="0" relativeHeight="251670528" behindDoc="0" locked="0" layoutInCell="1" allowOverlap="1" wp14:anchorId="2DDC60C2" wp14:editId="3D9A50EC">
             <wp:simplePos x="0" y="0"/>
             <wp:positionH relativeFrom="margin">
               <wp:align>center</wp:align>
             </wp:positionH>
             <wp:positionV relativeFrom="paragraph">
-              <wp:posOffset>113030</wp:posOffset>
+              <wp:posOffset>40640</wp:posOffset>
             </wp:positionV>
-            <wp:extent cx="4442460" cy="2675255"/>
+            <wp:extent cx="5756910" cy="3467100"/>
             <wp:effectExtent l="0" t="0" r="0" b="0"/>
             <wp:wrapSquare wrapText="bothSides"/>
             <wp:docPr id="16" name="Picture 16"/>
@@ -2949,7 +5236,7 @@
                   <pic:spPr bwMode="auto">
                     <a:xfrm>
                       <a:off x="0" y="0"/>
-                      <a:ext cx="4442460" cy="2675255"/>
+                      <a:ext cx="5756910" cy="3467100"/>
                     </a:xfrm>
                     <a:prstGeom prst="rect">
                       <a:avLst/>
@@ -3031,58 +5318,127 @@
     <w:p>
       <w:pPr>
         <w:spacing w:line="360" w:lineRule="auto"/>
-        <w:jc w:val="center"/>
-        <w:rPr>
-          <w:b/>
-          <w:bCs/>
-          <w:sz w:val="28"/>
-          <w:szCs w:val="28"/>
-          <w:lang w:val="ro-RO"/>
-        </w:rPr>
-      </w:pPr>
-    </w:p>
-    <w:p>
-      <w:pPr>
-        <w:spacing w:line="360" w:lineRule="auto"/>
-        <w:jc w:val="center"/>
-        <w:rPr>
-          <w:b/>
-          <w:bCs/>
-          <w:sz w:val="28"/>
-          <w:szCs w:val="28"/>
-          <w:lang w:val="ro-RO"/>
-        </w:rPr>
-      </w:pPr>
-    </w:p>
-    <w:p>
-      <w:pPr>
-        <w:spacing w:line="360" w:lineRule="auto"/>
-        <w:jc w:val="center"/>
-        <w:rPr>
-          <w:b/>
-          <w:bCs/>
-          <w:sz w:val="28"/>
-          <w:szCs w:val="28"/>
-          <w:lang w:val="ro-RO"/>
-        </w:rPr>
-      </w:pPr>
-    </w:p>
-    <w:p>
-      <w:pPr>
-        <w:spacing w:line="360" w:lineRule="auto"/>
-        <w:jc w:val="center"/>
-        <w:rPr>
-          <w:b/>
-          <w:bCs/>
-          <w:sz w:val="28"/>
-          <w:szCs w:val="28"/>
-          <w:lang w:val="ro-RO"/>
-        </w:rPr>
-      </w:pPr>
-    </w:p>
-    <w:p>
-      <w:pPr>
-        <w:spacing w:line="360" w:lineRule="auto"/>
+        <w:rPr>
+          <w:b/>
+          <w:bCs/>
+          <w:sz w:val="28"/>
+          <w:szCs w:val="28"/>
+          <w:lang w:val="ro-RO"/>
+        </w:rPr>
+      </w:pPr>
+    </w:p>
+    <w:p>
+      <w:pPr>
+        <w:spacing w:line="360" w:lineRule="auto"/>
+        <w:rPr>
+          <w:b/>
+          <w:bCs/>
+          <w:sz w:val="28"/>
+          <w:szCs w:val="28"/>
+          <w:lang w:val="ro-RO"/>
+        </w:rPr>
+      </w:pPr>
+    </w:p>
+    <w:p>
+      <w:pPr>
+        <w:spacing w:line="360" w:lineRule="auto"/>
+        <w:rPr>
+          <w:b/>
+          <w:bCs/>
+          <w:sz w:val="28"/>
+          <w:szCs w:val="28"/>
+          <w:lang w:val="ro-RO"/>
+        </w:rPr>
+      </w:pPr>
+    </w:p>
+    <w:p>
+      <w:pPr>
+        <w:spacing w:line="360" w:lineRule="auto"/>
+        <w:rPr>
+          <w:b/>
+          <w:bCs/>
+          <w:sz w:val="28"/>
+          <w:szCs w:val="28"/>
+          <w:lang w:val="ro-RO"/>
+        </w:rPr>
+      </w:pPr>
+    </w:p>
+    <w:p>
+      <w:pPr>
+        <w:spacing w:line="360" w:lineRule="auto"/>
+        <w:rPr>
+          <w:b/>
+          <w:bCs/>
+          <w:sz w:val="28"/>
+          <w:szCs w:val="28"/>
+          <w:lang w:val="ro-RO"/>
+        </w:rPr>
+      </w:pPr>
+    </w:p>
+    <w:p>
+      <w:pPr>
+        <w:spacing w:line="360" w:lineRule="auto"/>
+        <w:rPr>
+          <w:b/>
+          <w:bCs/>
+          <w:sz w:val="28"/>
+          <w:szCs w:val="28"/>
+          <w:lang w:val="ro-RO"/>
+        </w:rPr>
+      </w:pPr>
+    </w:p>
+    <w:p>
+      <w:pPr>
+        <w:spacing w:line="360" w:lineRule="auto"/>
+        <w:rPr>
+          <w:b/>
+          <w:bCs/>
+          <w:sz w:val="28"/>
+          <w:szCs w:val="28"/>
+          <w:lang w:val="ro-RO"/>
+        </w:rPr>
+      </w:pPr>
+    </w:p>
+    <w:p>
+      <w:pPr>
+        <w:spacing w:line="360" w:lineRule="auto"/>
+        <w:rPr>
+          <w:b/>
+          <w:bCs/>
+          <w:sz w:val="28"/>
+          <w:szCs w:val="28"/>
+          <w:lang w:val="ro-RO"/>
+        </w:rPr>
+      </w:pPr>
+    </w:p>
+    <w:p>
+      <w:pPr>
+        <w:spacing w:line="360" w:lineRule="auto"/>
+        <w:rPr>
+          <w:b/>
+          <w:bCs/>
+          <w:sz w:val="28"/>
+          <w:szCs w:val="28"/>
+          <w:lang w:val="ro-RO"/>
+        </w:rPr>
+      </w:pPr>
+    </w:p>
+    <w:p>
+      <w:pPr>
+        <w:spacing w:line="360" w:lineRule="auto"/>
+        <w:rPr>
+          <w:b/>
+          <w:bCs/>
+          <w:sz w:val="28"/>
+          <w:szCs w:val="28"/>
+          <w:lang w:val="ro-RO"/>
+        </w:rPr>
+      </w:pPr>
+    </w:p>
+    <w:p>
+      <w:pPr>
+        <w:spacing w:line="360" w:lineRule="auto"/>
+        <w:jc w:val="center"/>
         <w:rPr>
           <w:b/>
           <w:bCs/>
@@ -3100,17 +5456,171 @@
           <w:lang w:val="ro-RO"/>
         </w:rPr>
         <w:lastRenderedPageBreak/>
+        <w:t>7.</w:t>
+      </w:r>
+      <w:r>
+        <w:rPr>
+          <w:b/>
+          <w:bCs/>
+          <w:sz w:val="28"/>
+          <w:szCs w:val="28"/>
+          <w:lang w:val="ro-RO"/>
+        </w:rPr>
+        <w:t xml:space="preserve"> Getting Help</w:t>
+      </w:r>
+    </w:p>
+    <w:p>
+      <w:pPr>
+        <w:spacing w:line="360" w:lineRule="auto"/>
+        <w:jc w:val="center"/>
+        <w:rPr>
+          <w:b/>
+          <w:bCs/>
+          <w:sz w:val="28"/>
+          <w:szCs w:val="28"/>
+          <w:lang w:val="ro-RO"/>
+        </w:rPr>
+      </w:pPr>
+      <w:r>
+        <w:rPr>
+          <w:noProof/>
+        </w:rPr>
+        <mc:AlternateContent>
+          <mc:Choice Requires="wps">
+            <w:drawing>
+              <wp:anchor distT="0" distB="0" distL="114300" distR="114300" simplePos="0" relativeHeight="251706368" behindDoc="0" locked="0" layoutInCell="1" allowOverlap="1" wp14:anchorId="7B78A608" wp14:editId="59810481">
+                <wp:simplePos x="0" y="0"/>
+                <wp:positionH relativeFrom="column">
+                  <wp:posOffset>361315</wp:posOffset>
+                </wp:positionH>
+                <wp:positionV relativeFrom="paragraph">
+                  <wp:posOffset>3587115</wp:posOffset>
+                </wp:positionV>
+                <wp:extent cx="5969000" cy="635"/>
+                <wp:effectExtent l="0" t="0" r="0" b="0"/>
+                <wp:wrapSquare wrapText="bothSides"/>
+                <wp:docPr id="36" name="Text Box 36"/>
+                <wp:cNvGraphicFramePr/>
+                <a:graphic xmlns:a="http://schemas.openxmlformats.org/drawingml/2006/main">
+                  <a:graphicData uri="http://schemas.microsoft.com/office/word/2010/wordprocessingShape">
+                    <wps:wsp>
+                      <wps:cNvSpPr txBox="1"/>
+                      <wps:spPr>
+                        <a:xfrm>
+                          <a:off x="0" y="0"/>
+                          <a:ext cx="5969000" cy="635"/>
+                        </a:xfrm>
+                        <a:prstGeom prst="rect">
+                          <a:avLst/>
+                        </a:prstGeom>
+                        <a:solidFill>
+                          <a:prstClr val="white"/>
+                        </a:solidFill>
+                        <a:ln>
+                          <a:noFill/>
+                        </a:ln>
+                      </wps:spPr>
+                      <wps:txbx>
+                        <w:txbxContent>
+                          <w:p>
+                            <w:pPr>
+                              <w:pStyle w:val="Caption"/>
+                              <w:jc w:val="center"/>
+                              <w:rPr>
+                                <w:b/>
+                                <w:bCs/>
+                                <w:noProof/>
+                                <w:sz w:val="28"/>
+                                <w:szCs w:val="28"/>
+                                <w:lang w:val="ro-RO"/>
+                              </w:rPr>
+                            </w:pPr>
+                            <w:r>
+                              <w:rPr>
+                                <w:lang w:val="ro-RO"/>
+                              </w:rPr>
+                              <w:t>Figura 14. Obținerea</w:t>
+                            </w:r>
+                            <w:r>
+                              <w:rPr>
+                                <w:lang w:val="ro-RO"/>
+                              </w:rPr>
+                              <w:t xml:space="preserve"> flagului și completarea challenge-ului 7</w:t>
+                            </w:r>
+                          </w:p>
+                        </w:txbxContent>
+                      </wps:txbx>
+                      <wps:bodyPr rot="0" spcFirstLastPara="0" vertOverflow="overflow" horzOverflow="overflow" vert="horz" wrap="square" lIns="0" tIns="0" rIns="0" bIns="0" numCol="1" spcCol="0" rtlCol="0" fromWordArt="0" anchor="t" anchorCtr="0" forceAA="0" compatLnSpc="1">
+                        <a:prstTxWarp prst="textNoShape">
+                          <a:avLst/>
+                        </a:prstTxWarp>
+                        <a:spAutoFit/>
+                      </wps:bodyPr>
+                    </wps:wsp>
+                  </a:graphicData>
+                </a:graphic>
+              </wp:anchor>
+            </w:drawing>
+          </mc:Choice>
+          <mc:Fallback>
+            <w:pict>
+              <v:shape w14:anchorId="7B78A608" id="Text Box 36" o:spid="_x0000_s1039" type="#_x0000_t202" style="position:absolute;left:0;text-align:left;margin-left:28.45pt;margin-top:282.45pt;width:470pt;height:.05pt;z-index:251706368;visibility:visible;mso-wrap-style:square;mso-wrap-distance-left:9pt;mso-wrap-distance-top:0;mso-wrap-distance-right:9pt;mso-wrap-distance-bottom:0;mso-position-horizontal:absolute;mso-position-horizontal-relative:text;mso-position-vertical:absolute;mso-position-vertical-relative:text;v-text-anchor:top" o:gfxdata="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" stroked="f">
+                <v:textbox style="mso-fit-shape-to-text:t" inset="0,0,0,0">
+                  <w:txbxContent>
+                    <w:p>
+                      <w:pPr>
+                        <w:pStyle w:val="Caption"/>
+                        <w:jc w:val="center"/>
+                        <w:rPr>
+                          <w:b/>
+                          <w:bCs/>
+                          <w:noProof/>
+                          <w:sz w:val="28"/>
+                          <w:szCs w:val="28"/>
+                          <w:lang w:val="ro-RO"/>
+                        </w:rPr>
+                      </w:pPr>
+                      <w:r>
+                        <w:rPr>
+                          <w:lang w:val="ro-RO"/>
+                        </w:rPr>
+                        <w:t>Figura 14. Obținerea</w:t>
+                      </w:r>
+                      <w:r>
+                        <w:rPr>
+                          <w:lang w:val="ro-RO"/>
+                        </w:rPr>
+                        <w:t xml:space="preserve"> flagului și completarea challenge-ului 7</w:t>
+                      </w:r>
+                    </w:p>
+                  </w:txbxContent>
+                </v:textbox>
+                <w10:wrap type="square"/>
+              </v:shape>
+            </w:pict>
+          </mc:Fallback>
+        </mc:AlternateContent>
+      </w:r>
+      <w:r>
+        <w:rPr>
+          <w:b/>
+          <w:bCs/>
+          <w:noProof/>
+          <w:sz w:val="28"/>
+          <w:szCs w:val="28"/>
+          <w:lang w:val="ro-RO"/>
+        </w:rPr>
         <w:drawing>
-          <wp:anchor distT="0" distB="0" distL="114300" distR="114300" simplePos="0" relativeHeight="251671552" behindDoc="0" locked="0" layoutInCell="1" allowOverlap="1" wp14:anchorId="0820B40C" wp14:editId="12DFCF83">
+          <wp:anchor distT="0" distB="0" distL="114300" distR="114300" simplePos="0" relativeHeight="251671552" behindDoc="0" locked="0" layoutInCell="1" allowOverlap="1" wp14:anchorId="0820B40C" wp14:editId="46836E53">
             <wp:simplePos x="0" y="0"/>
-            <wp:positionH relativeFrom="page">
+            <wp:positionH relativeFrom="margin">
               <wp:align>center</wp:align>
             </wp:positionH>
             <wp:positionV relativeFrom="paragraph">
-              <wp:posOffset>7620</wp:posOffset>
+              <wp:posOffset>9525</wp:posOffset>
             </wp:positionV>
-            <wp:extent cx="4754880" cy="2804160"/>
-            <wp:effectExtent l="0" t="0" r="7620" b="0"/>
+            <wp:extent cx="5969000" cy="3520440"/>
+            <wp:effectExtent l="0" t="0" r="0" b="3810"/>
             <wp:wrapSquare wrapText="bothSides"/>
             <wp:docPr id="19" name="Picture 19"/>
             <wp:cNvGraphicFramePr>
@@ -3137,7 +5647,7 @@
                   <pic:spPr bwMode="auto">
                     <a:xfrm>
                       <a:off x="0" y="0"/>
-                      <a:ext cx="4754880" cy="2804160"/>
+                      <a:ext cx="5969000" cy="3520440"/>
                     </a:xfrm>
                     <a:prstGeom prst="rect">
                       <a:avLst/>
@@ -3154,155 +5664,388 @@
                 </pic:pic>
               </a:graphicData>
             </a:graphic>
+            <wp14:sizeRelH relativeFrom="margin">
+              <wp14:pctWidth>0</wp14:pctWidth>
+            </wp14:sizeRelH>
+            <wp14:sizeRelV relativeFrom="margin">
+              <wp14:pctHeight>0</wp14:pctHeight>
+            </wp14:sizeRelV>
           </wp:anchor>
         </w:drawing>
       </w:r>
-      <w:r>
-        <w:rPr>
-          <w:b/>
-          <w:bCs/>
-          <w:sz w:val="28"/>
-          <w:szCs w:val="28"/>
-          <w:lang w:val="ro-RO"/>
-        </w:rPr>
-        <w:t xml:space="preserve">7. </w:t>
-      </w:r>
-    </w:p>
-    <w:p>
-      <w:pPr>
-        <w:spacing w:line="360" w:lineRule="auto"/>
-        <w:jc w:val="center"/>
-        <w:rPr>
-          <w:b/>
-          <w:bCs/>
-          <w:sz w:val="28"/>
-          <w:szCs w:val="28"/>
-          <w:lang w:val="ro-RO"/>
-        </w:rPr>
-      </w:pPr>
-    </w:p>
-    <w:p>
-      <w:pPr>
-        <w:spacing w:line="360" w:lineRule="auto"/>
-        <w:jc w:val="center"/>
-        <w:rPr>
-          <w:b/>
-          <w:bCs/>
-          <w:sz w:val="28"/>
-          <w:szCs w:val="28"/>
-          <w:lang w:val="ro-RO"/>
-        </w:rPr>
-      </w:pPr>
-    </w:p>
-    <w:p>
-      <w:pPr>
-        <w:spacing w:line="360" w:lineRule="auto"/>
-        <w:jc w:val="center"/>
-        <w:rPr>
-          <w:b/>
-          <w:bCs/>
-          <w:sz w:val="28"/>
-          <w:szCs w:val="28"/>
-          <w:lang w:val="ro-RO"/>
-        </w:rPr>
-      </w:pPr>
-    </w:p>
-    <w:p>
-      <w:pPr>
-        <w:spacing w:line="360" w:lineRule="auto"/>
-        <w:jc w:val="center"/>
-        <w:rPr>
-          <w:b/>
-          <w:bCs/>
-          <w:sz w:val="28"/>
-          <w:szCs w:val="28"/>
-          <w:lang w:val="ro-RO"/>
-        </w:rPr>
-      </w:pPr>
-    </w:p>
-    <w:p>
-      <w:pPr>
-        <w:spacing w:line="360" w:lineRule="auto"/>
-        <w:jc w:val="center"/>
-        <w:rPr>
-          <w:b/>
-          <w:bCs/>
-          <w:sz w:val="28"/>
-          <w:szCs w:val="28"/>
-          <w:lang w:val="ro-RO"/>
-        </w:rPr>
-      </w:pPr>
-    </w:p>
-    <w:p>
-      <w:pPr>
-        <w:spacing w:line="360" w:lineRule="auto"/>
-        <w:jc w:val="center"/>
-        <w:rPr>
-          <w:b/>
-          <w:bCs/>
-          <w:sz w:val="28"/>
-          <w:szCs w:val="28"/>
-          <w:lang w:val="ro-RO"/>
-        </w:rPr>
-      </w:pPr>
-    </w:p>
-    <w:p>
-      <w:pPr>
-        <w:spacing w:line="360" w:lineRule="auto"/>
-        <w:jc w:val="center"/>
-        <w:rPr>
-          <w:b/>
-          <w:bCs/>
-          <w:sz w:val="28"/>
-          <w:szCs w:val="28"/>
-          <w:lang w:val="ro-RO"/>
-        </w:rPr>
-      </w:pPr>
-    </w:p>
-    <w:p>
-      <w:pPr>
-        <w:spacing w:line="360" w:lineRule="auto"/>
-        <w:jc w:val="center"/>
-        <w:rPr>
-          <w:b/>
-          <w:bCs/>
-          <w:sz w:val="28"/>
-          <w:szCs w:val="28"/>
-          <w:lang w:val="ro-RO"/>
-        </w:rPr>
-      </w:pPr>
-    </w:p>
-    <w:p>
-      <w:pPr>
-        <w:spacing w:line="360" w:lineRule="auto"/>
-        <w:jc w:val="center"/>
-        <w:rPr>
-          <w:b/>
-          <w:bCs/>
-          <w:sz w:val="28"/>
-          <w:szCs w:val="28"/>
-          <w:lang w:val="ro-RO"/>
-        </w:rPr>
-      </w:pPr>
-      <w:r>
-        <w:rPr>
-          <w:b/>
-          <w:bCs/>
+    </w:p>
+    <w:p>
+      <w:pPr>
+        <w:spacing w:line="360" w:lineRule="auto"/>
+        <w:jc w:val="center"/>
+        <w:rPr>
+          <w:b/>
+          <w:bCs/>
+          <w:sz w:val="28"/>
+          <w:szCs w:val="28"/>
+          <w:lang w:val="ro-RO"/>
+        </w:rPr>
+      </w:pPr>
+    </w:p>
+    <w:p>
+      <w:pPr>
+        <w:spacing w:line="360" w:lineRule="auto"/>
+        <w:jc w:val="center"/>
+        <w:rPr>
+          <w:b/>
+          <w:bCs/>
+          <w:sz w:val="28"/>
+          <w:szCs w:val="28"/>
+          <w:lang w:val="ro-RO"/>
+        </w:rPr>
+      </w:pPr>
+    </w:p>
+    <w:p>
+      <w:pPr>
+        <w:spacing w:line="360" w:lineRule="auto"/>
+        <w:jc w:val="center"/>
+        <w:rPr>
+          <w:b/>
+          <w:bCs/>
+          <w:sz w:val="28"/>
+          <w:szCs w:val="28"/>
+          <w:lang w:val="ro-RO"/>
+        </w:rPr>
+      </w:pPr>
+    </w:p>
+    <w:p>
+      <w:pPr>
+        <w:spacing w:line="360" w:lineRule="auto"/>
+        <w:jc w:val="center"/>
+        <w:rPr>
+          <w:b/>
+          <w:bCs/>
+          <w:sz w:val="28"/>
+          <w:szCs w:val="28"/>
+          <w:lang w:val="ro-RO"/>
+        </w:rPr>
+      </w:pPr>
+    </w:p>
+    <w:p>
+      <w:pPr>
+        <w:spacing w:line="360" w:lineRule="auto"/>
+        <w:jc w:val="center"/>
+        <w:rPr>
+          <w:b/>
+          <w:bCs/>
+          <w:sz w:val="28"/>
+          <w:szCs w:val="28"/>
+          <w:lang w:val="ro-RO"/>
+        </w:rPr>
+      </w:pPr>
+    </w:p>
+    <w:p>
+      <w:pPr>
+        <w:spacing w:line="360" w:lineRule="auto"/>
+        <w:jc w:val="center"/>
+        <w:rPr>
+          <w:b/>
+          <w:bCs/>
+          <w:sz w:val="28"/>
+          <w:szCs w:val="28"/>
+          <w:lang w:val="ro-RO"/>
+        </w:rPr>
+      </w:pPr>
+    </w:p>
+    <w:p>
+      <w:pPr>
+        <w:spacing w:line="360" w:lineRule="auto"/>
+        <w:jc w:val="center"/>
+        <w:rPr>
+          <w:b/>
+          <w:bCs/>
+          <w:sz w:val="28"/>
+          <w:szCs w:val="28"/>
+          <w:lang w:val="ro-RO"/>
+        </w:rPr>
+      </w:pPr>
+    </w:p>
+    <w:p>
+      <w:pPr>
+        <w:spacing w:line="360" w:lineRule="auto"/>
+        <w:jc w:val="center"/>
+        <w:rPr>
+          <w:b/>
+          <w:bCs/>
+          <w:sz w:val="28"/>
+          <w:szCs w:val="28"/>
+          <w:lang w:val="ro-RO"/>
+        </w:rPr>
+      </w:pPr>
+    </w:p>
+    <w:p>
+      <w:pPr>
+        <w:spacing w:line="360" w:lineRule="auto"/>
+        <w:rPr>
+          <w:b/>
+          <w:bCs/>
+          <w:sz w:val="28"/>
+          <w:szCs w:val="28"/>
+          <w:lang w:val="ro-RO"/>
+        </w:rPr>
+      </w:pPr>
+    </w:p>
+    <w:p>
+      <w:pPr>
+        <w:spacing w:line="360" w:lineRule="auto"/>
+        <w:rPr>
+          <w:b/>
+          <w:bCs/>
+          <w:sz w:val="28"/>
+          <w:szCs w:val="28"/>
+          <w:lang w:val="ro-RO"/>
+        </w:rPr>
+      </w:pPr>
+    </w:p>
+    <w:p>
+      <w:pPr>
+        <w:spacing w:line="360" w:lineRule="auto"/>
+        <w:rPr>
+          <w:b/>
+          <w:bCs/>
+          <w:sz w:val="28"/>
+          <w:szCs w:val="28"/>
+          <w:lang w:val="ro-RO"/>
+        </w:rPr>
+      </w:pPr>
+    </w:p>
+    <w:p>
+      <w:pPr>
+        <w:spacing w:line="360" w:lineRule="auto"/>
+        <w:jc w:val="center"/>
+        <w:rPr>
+          <w:b/>
+          <w:bCs/>
+          <w:sz w:val="28"/>
+          <w:szCs w:val="28"/>
+          <w:lang w:val="ro-RO"/>
+        </w:rPr>
+      </w:pPr>
+    </w:p>
+    <w:p>
+      <w:pPr>
+        <w:spacing w:line="360" w:lineRule="auto"/>
+        <w:jc w:val="center"/>
+        <w:rPr>
+          <w:b/>
+          <w:bCs/>
+          <w:sz w:val="28"/>
+          <w:szCs w:val="28"/>
+          <w:lang w:val="ro-RO"/>
+        </w:rPr>
+      </w:pPr>
+      <w:r>
+        <w:rPr>
+          <w:b/>
+          <w:bCs/>
+          <w:sz w:val="28"/>
+          <w:szCs w:val="28"/>
+          <w:lang w:val="ro-RO"/>
+        </w:rPr>
+        <w:t>8.</w:t>
+      </w:r>
+      <w:r>
+        <w:rPr>
+          <w:b/>
+          <w:bCs/>
+          <w:sz w:val="28"/>
+          <w:szCs w:val="28"/>
+          <w:lang w:val="ro-RO"/>
+        </w:rPr>
+        <w:t xml:space="preserve"> </w:t>
+      </w:r>
+      <w:r>
+        <w:rPr>
+          <w:b/>
+          <w:bCs/>
+          <w:sz w:val="28"/>
+          <w:szCs w:val="28"/>
+          <w:lang w:val="ro-RO"/>
+        </w:rPr>
+        <w:t>Challenge Programs</w:t>
+      </w:r>
+    </w:p>
+    <w:p>
+      <w:pPr>
+        <w:spacing w:line="360" w:lineRule="auto"/>
+        <w:jc w:val="center"/>
+        <w:rPr>
+          <w:b/>
+          <w:bCs/>
+          <w:sz w:val="28"/>
+          <w:szCs w:val="28"/>
+          <w:lang w:val="ro-RO"/>
+        </w:rPr>
+      </w:pPr>
+      <w:r>
+        <w:rPr>
+          <w:noProof/>
+        </w:rPr>
+        <mc:AlternateContent>
+          <mc:Choice Requires="wps">
+            <w:drawing>
+              <wp:anchor distT="0" distB="0" distL="114300" distR="114300" simplePos="0" relativeHeight="251708416" behindDoc="0" locked="0" layoutInCell="1" allowOverlap="1" wp14:anchorId="6D5B2214" wp14:editId="5A468294">
+                <wp:simplePos x="0" y="0"/>
+                <wp:positionH relativeFrom="column">
+                  <wp:posOffset>391795</wp:posOffset>
+                </wp:positionH>
+                <wp:positionV relativeFrom="paragraph">
+                  <wp:posOffset>3568700</wp:posOffset>
+                </wp:positionV>
+                <wp:extent cx="5908675" cy="635"/>
+                <wp:effectExtent l="0" t="0" r="0" b="0"/>
+                <wp:wrapSquare wrapText="bothSides"/>
+                <wp:docPr id="37" name="Text Box 37"/>
+                <wp:cNvGraphicFramePr/>
+                <a:graphic xmlns:a="http://schemas.openxmlformats.org/drawingml/2006/main">
+                  <a:graphicData uri="http://schemas.microsoft.com/office/word/2010/wordprocessingShape">
+                    <wps:wsp>
+                      <wps:cNvSpPr txBox="1"/>
+                      <wps:spPr>
+                        <a:xfrm>
+                          <a:off x="0" y="0"/>
+                          <a:ext cx="5908675" cy="635"/>
+                        </a:xfrm>
+                        <a:prstGeom prst="rect">
+                          <a:avLst/>
+                        </a:prstGeom>
+                        <a:solidFill>
+                          <a:prstClr val="white"/>
+                        </a:solidFill>
+                        <a:ln>
+                          <a:noFill/>
+                        </a:ln>
+                      </wps:spPr>
+                      <wps:txbx>
+                        <w:txbxContent>
+                          <w:p>
+                            <w:pPr>
+                              <w:pStyle w:val="Caption"/>
+                              <w:jc w:val="center"/>
+                              <w:rPr>
+                                <w:b/>
+                                <w:bCs/>
+                                <w:noProof/>
+                                <w:sz w:val="28"/>
+                                <w:szCs w:val="28"/>
+                                <w:lang w:val="ro-RO"/>
+                              </w:rPr>
+                            </w:pPr>
+                            <w:r>
+                              <w:rPr>
+                                <w:lang w:val="ro-RO"/>
+                              </w:rPr>
+                              <w:t>Figura 1</w:t>
+                            </w:r>
+                            <w:r>
+                              <w:rPr>
+                                <w:lang w:val="ro-RO"/>
+                              </w:rPr>
+                              <w:t>5</w:t>
+                            </w:r>
+                            <w:r>
+                              <w:rPr>
+                                <w:lang w:val="ro-RO"/>
+                              </w:rPr>
+                              <w:t xml:space="preserve">. Obținerea flagului și completarea challenge-ului </w:t>
+                            </w:r>
+                            <w:r>
+                              <w:rPr>
+                                <w:lang w:val="ro-RO"/>
+                              </w:rPr>
+                              <w:t>8</w:t>
+                            </w:r>
+                          </w:p>
+                        </w:txbxContent>
+                      </wps:txbx>
+                      <wps:bodyPr rot="0" spcFirstLastPara="0" vertOverflow="overflow" horzOverflow="overflow" vert="horz" wrap="square" lIns="0" tIns="0" rIns="0" bIns="0" numCol="1" spcCol="0" rtlCol="0" fromWordArt="0" anchor="t" anchorCtr="0" forceAA="0" compatLnSpc="1">
+                        <a:prstTxWarp prst="textNoShape">
+                          <a:avLst/>
+                        </a:prstTxWarp>
+                        <a:spAutoFit/>
+                      </wps:bodyPr>
+                    </wps:wsp>
+                  </a:graphicData>
+                </a:graphic>
+              </wp:anchor>
+            </w:drawing>
+          </mc:Choice>
+          <mc:Fallback>
+            <w:pict>
+              <v:shape w14:anchorId="6D5B2214" id="Text Box 37" o:spid="_x0000_s1040" type="#_x0000_t202" style="position:absolute;left:0;text-align:left;margin-left:30.85pt;margin-top:281pt;width:465.25pt;height:.05pt;z-index:251708416;visibility:visible;mso-wrap-style:square;mso-wrap-distance-left:9pt;mso-wrap-distance-top:0;mso-wrap-distance-right:9pt;mso-wrap-distance-bottom:0;mso-position-horizontal:absolute;mso-position-horizontal-relative:text;mso-position-vertical:absolute;mso-position-vertical-relative:text;v-text-anchor:top" o:gfxdata="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" stroked="f">
+                <v:textbox style="mso-fit-shape-to-text:t" inset="0,0,0,0">
+                  <w:txbxContent>
+                    <w:p>
+                      <w:pPr>
+                        <w:pStyle w:val="Caption"/>
+                        <w:jc w:val="center"/>
+                        <w:rPr>
+                          <w:b/>
+                          <w:bCs/>
+                          <w:noProof/>
+                          <w:sz w:val="28"/>
+                          <w:szCs w:val="28"/>
+                          <w:lang w:val="ro-RO"/>
+                        </w:rPr>
+                      </w:pPr>
+                      <w:r>
+                        <w:rPr>
+                          <w:lang w:val="ro-RO"/>
+                        </w:rPr>
+                        <w:t>Figura 1</w:t>
+                      </w:r>
+                      <w:r>
+                        <w:rPr>
+                          <w:lang w:val="ro-RO"/>
+                        </w:rPr>
+                        <w:t>5</w:t>
+                      </w:r>
+                      <w:r>
+                        <w:rPr>
+                          <w:lang w:val="ro-RO"/>
+                        </w:rPr>
+                        <w:t xml:space="preserve">. Obținerea flagului și completarea challenge-ului </w:t>
+                      </w:r>
+                      <w:r>
+                        <w:rPr>
+                          <w:lang w:val="ro-RO"/>
+                        </w:rPr>
+                        <w:t>8</w:t>
+                      </w:r>
+                    </w:p>
+                  </w:txbxContent>
+                </v:textbox>
+                <w10:wrap type="square"/>
+              </v:shape>
+            </w:pict>
+          </mc:Fallback>
+        </mc:AlternateContent>
+      </w:r>
+      <w:r>
+        <w:rPr>
+          <w:b/>
+          <w:bCs/>
+          <w:noProof/>
           <w:sz w:val="28"/>
           <w:szCs w:val="28"/>
           <w:lang w:val="ro-RO"/>
         </w:rPr>
         <w:drawing>
-          <wp:anchor distT="0" distB="0" distL="114300" distR="114300" simplePos="0" relativeHeight="251672576" behindDoc="0" locked="0" layoutInCell="1" allowOverlap="1" wp14:anchorId="63F43689" wp14:editId="2331C2F0">
+          <wp:anchor distT="0" distB="0" distL="114300" distR="114300" simplePos="0" relativeHeight="251672576" behindDoc="0" locked="0" layoutInCell="1" allowOverlap="1" wp14:anchorId="63F43689" wp14:editId="365058A6">
             <wp:simplePos x="0" y="0"/>
-            <wp:positionH relativeFrom="page">
+            <wp:positionH relativeFrom="margin">
               <wp:align>center</wp:align>
             </wp:positionH>
             <wp:positionV relativeFrom="paragraph">
-              <wp:posOffset>200025</wp:posOffset>
+              <wp:posOffset>13970</wp:posOffset>
             </wp:positionV>
-            <wp:extent cx="4544060" cy="2689860"/>
-            <wp:effectExtent l="0" t="0" r="8890" b="0"/>
+            <wp:extent cx="5908675" cy="3497580"/>
+            <wp:effectExtent l="0" t="0" r="0" b="7620"/>
             <wp:wrapSquare wrapText="bothSides"/>
             <wp:docPr id="20" name="Picture 20"/>
             <wp:cNvGraphicFramePr>
@@ -3329,7 +6072,7 @@
                   <pic:spPr bwMode="auto">
                     <a:xfrm>
                       <a:off x="0" y="0"/>
-                      <a:ext cx="4544060" cy="2689860"/>
+                      <a:ext cx="5908675" cy="3497580"/>
                     </a:xfrm>
                     <a:prstGeom prst="rect">
                       <a:avLst/>
@@ -3359,160 +6102,361 @@
     <w:p>
       <w:pPr>
         <w:spacing w:line="360" w:lineRule="auto"/>
-        <w:rPr>
-          <w:b/>
-          <w:bCs/>
-          <w:sz w:val="28"/>
-          <w:szCs w:val="28"/>
-          <w:lang w:val="ro-RO"/>
-        </w:rPr>
-      </w:pPr>
-      <w:r>
-        <w:rPr>
-          <w:b/>
-          <w:bCs/>
-          <w:sz w:val="28"/>
-          <w:szCs w:val="28"/>
-          <w:lang w:val="ro-RO"/>
-        </w:rPr>
-        <w:t xml:space="preserve">8. </w:t>
-      </w:r>
-    </w:p>
-    <w:p>
-      <w:pPr>
-        <w:spacing w:line="360" w:lineRule="auto"/>
-        <w:jc w:val="center"/>
-        <w:rPr>
-          <w:b/>
-          <w:bCs/>
-          <w:sz w:val="28"/>
-          <w:szCs w:val="28"/>
-          <w:lang w:val="ro-RO"/>
-        </w:rPr>
-      </w:pPr>
-    </w:p>
-    <w:p>
-      <w:pPr>
-        <w:spacing w:line="360" w:lineRule="auto"/>
-        <w:jc w:val="center"/>
-        <w:rPr>
-          <w:b/>
-          <w:bCs/>
-          <w:sz w:val="28"/>
-          <w:szCs w:val="28"/>
-          <w:lang w:val="ro-RO"/>
-        </w:rPr>
-      </w:pPr>
-    </w:p>
-    <w:p>
-      <w:pPr>
-        <w:spacing w:line="360" w:lineRule="auto"/>
-        <w:jc w:val="center"/>
-        <w:rPr>
-          <w:b/>
-          <w:bCs/>
-          <w:sz w:val="28"/>
-          <w:szCs w:val="28"/>
-          <w:lang w:val="ro-RO"/>
-        </w:rPr>
-      </w:pPr>
-    </w:p>
-    <w:p>
-      <w:pPr>
-        <w:spacing w:line="360" w:lineRule="auto"/>
-        <w:jc w:val="center"/>
-        <w:rPr>
-          <w:b/>
-          <w:bCs/>
-          <w:sz w:val="28"/>
-          <w:szCs w:val="28"/>
-          <w:lang w:val="ro-RO"/>
-        </w:rPr>
-      </w:pPr>
-    </w:p>
-    <w:p>
-      <w:pPr>
-        <w:spacing w:line="360" w:lineRule="auto"/>
-        <w:jc w:val="center"/>
-        <w:rPr>
-          <w:b/>
-          <w:bCs/>
-          <w:sz w:val="28"/>
-          <w:szCs w:val="28"/>
-          <w:lang w:val="ro-RO"/>
-        </w:rPr>
-      </w:pPr>
-    </w:p>
-    <w:p>
-      <w:pPr>
-        <w:spacing w:line="360" w:lineRule="auto"/>
-        <w:jc w:val="center"/>
-        <w:rPr>
-          <w:b/>
-          <w:bCs/>
-          <w:sz w:val="28"/>
-          <w:szCs w:val="28"/>
-          <w:lang w:val="ro-RO"/>
-        </w:rPr>
-      </w:pPr>
-    </w:p>
-    <w:p>
-      <w:pPr>
-        <w:spacing w:line="360" w:lineRule="auto"/>
-        <w:jc w:val="center"/>
-        <w:rPr>
-          <w:b/>
-          <w:bCs/>
-          <w:sz w:val="28"/>
-          <w:szCs w:val="28"/>
-          <w:lang w:val="ro-RO"/>
-        </w:rPr>
-      </w:pPr>
-    </w:p>
-    <w:p>
-      <w:pPr>
-        <w:spacing w:line="360" w:lineRule="auto"/>
-        <w:jc w:val="center"/>
-        <w:rPr>
-          <w:b/>
-          <w:bCs/>
-          <w:sz w:val="28"/>
-          <w:szCs w:val="28"/>
-          <w:lang w:val="ro-RO"/>
-        </w:rPr>
-      </w:pPr>
-    </w:p>
-    <w:p>
-      <w:pPr>
-        <w:spacing w:line="360" w:lineRule="auto"/>
-        <w:jc w:val="center"/>
-        <w:rPr>
-          <w:b/>
-          <w:bCs/>
-          <w:sz w:val="28"/>
-          <w:szCs w:val="28"/>
-          <w:lang w:val="ro-RO"/>
-        </w:rPr>
-      </w:pPr>
-      <w:r>
-        <w:rPr>
-          <w:b/>
-          <w:bCs/>
+        <w:jc w:val="center"/>
+        <w:rPr>
+          <w:b/>
+          <w:bCs/>
+          <w:sz w:val="28"/>
+          <w:szCs w:val="28"/>
+          <w:lang w:val="ro-RO"/>
+        </w:rPr>
+      </w:pPr>
+    </w:p>
+    <w:p>
+      <w:pPr>
+        <w:spacing w:line="360" w:lineRule="auto"/>
+        <w:jc w:val="center"/>
+        <w:rPr>
+          <w:b/>
+          <w:bCs/>
+          <w:sz w:val="28"/>
+          <w:szCs w:val="28"/>
+          <w:lang w:val="ro-RO"/>
+        </w:rPr>
+      </w:pPr>
+    </w:p>
+    <w:p>
+      <w:pPr>
+        <w:spacing w:line="360" w:lineRule="auto"/>
+        <w:jc w:val="center"/>
+        <w:rPr>
+          <w:b/>
+          <w:bCs/>
+          <w:sz w:val="28"/>
+          <w:szCs w:val="28"/>
+          <w:lang w:val="ro-RO"/>
+        </w:rPr>
+      </w:pPr>
+    </w:p>
+    <w:p>
+      <w:pPr>
+        <w:spacing w:line="360" w:lineRule="auto"/>
+        <w:jc w:val="center"/>
+        <w:rPr>
+          <w:b/>
+          <w:bCs/>
+          <w:sz w:val="28"/>
+          <w:szCs w:val="28"/>
+          <w:lang w:val="ro-RO"/>
+        </w:rPr>
+      </w:pPr>
+    </w:p>
+    <w:p>
+      <w:pPr>
+        <w:spacing w:line="360" w:lineRule="auto"/>
+        <w:jc w:val="center"/>
+        <w:rPr>
+          <w:b/>
+          <w:bCs/>
+          <w:sz w:val="28"/>
+          <w:szCs w:val="28"/>
+          <w:lang w:val="ro-RO"/>
+        </w:rPr>
+      </w:pPr>
+    </w:p>
+    <w:p>
+      <w:pPr>
+        <w:spacing w:line="360" w:lineRule="auto"/>
+        <w:rPr>
+          <w:b/>
+          <w:bCs/>
+          <w:sz w:val="28"/>
+          <w:szCs w:val="28"/>
+          <w:lang w:val="ro-RO"/>
+        </w:rPr>
+      </w:pPr>
+    </w:p>
+    <w:p>
+      <w:pPr>
+        <w:spacing w:line="360" w:lineRule="auto"/>
+        <w:rPr>
+          <w:b/>
+          <w:bCs/>
+          <w:sz w:val="28"/>
+          <w:szCs w:val="28"/>
+          <w:lang w:val="ro-RO"/>
+        </w:rPr>
+      </w:pPr>
+    </w:p>
+    <w:p>
+      <w:pPr>
+        <w:spacing w:line="360" w:lineRule="auto"/>
+        <w:rPr>
+          <w:b/>
+          <w:bCs/>
+          <w:sz w:val="28"/>
+          <w:szCs w:val="28"/>
+          <w:lang w:val="ro-RO"/>
+        </w:rPr>
+      </w:pPr>
+    </w:p>
+    <w:p>
+      <w:pPr>
+        <w:spacing w:line="360" w:lineRule="auto"/>
+        <w:rPr>
+          <w:b/>
+          <w:bCs/>
+          <w:sz w:val="28"/>
+          <w:szCs w:val="28"/>
+          <w:lang w:val="ro-RO"/>
+        </w:rPr>
+      </w:pPr>
+    </w:p>
+    <w:p>
+      <w:pPr>
+        <w:spacing w:line="360" w:lineRule="auto"/>
+        <w:rPr>
+          <w:b/>
+          <w:bCs/>
+          <w:sz w:val="28"/>
+          <w:szCs w:val="28"/>
+          <w:lang w:val="ro-RO"/>
+        </w:rPr>
+      </w:pPr>
+    </w:p>
+    <w:p>
+      <w:pPr>
+        <w:spacing w:line="360" w:lineRule="auto"/>
+        <w:rPr>
+          <w:b/>
+          <w:bCs/>
+          <w:sz w:val="28"/>
+          <w:szCs w:val="28"/>
+          <w:lang w:val="ro-RO"/>
+        </w:rPr>
+      </w:pPr>
+    </w:p>
+    <w:p>
+      <w:pPr>
+        <w:spacing w:line="360" w:lineRule="auto"/>
+        <w:rPr>
+          <w:b/>
+          <w:bCs/>
+          <w:sz w:val="28"/>
+          <w:szCs w:val="28"/>
+          <w:lang w:val="ro-RO"/>
+        </w:rPr>
+      </w:pPr>
+    </w:p>
+    <w:p>
+      <w:pPr>
+        <w:spacing w:line="360" w:lineRule="auto"/>
+        <w:jc w:val="center"/>
+        <w:rPr>
+          <w:b/>
+          <w:bCs/>
+          <w:sz w:val="28"/>
+          <w:szCs w:val="28"/>
+          <w:lang w:val="ro-RO"/>
+        </w:rPr>
+      </w:pPr>
+      <w:r>
+        <w:rPr>
+          <w:b/>
+          <w:bCs/>
+          <w:sz w:val="28"/>
+          <w:szCs w:val="28"/>
+          <w:lang w:val="ro-RO"/>
+        </w:rPr>
+        <w:lastRenderedPageBreak/>
+        <w:t>9.</w:t>
+      </w:r>
+      <w:r>
+        <w:rPr>
+          <w:b/>
+          <w:bCs/>
+          <w:sz w:val="28"/>
+          <w:szCs w:val="28"/>
+          <w:lang w:val="ro-RO"/>
+        </w:rPr>
+        <w:t xml:space="preserve"> The Flag File</w:t>
+      </w:r>
+    </w:p>
+    <w:p>
+      <w:pPr>
+        <w:spacing w:line="360" w:lineRule="auto"/>
+        <w:rPr>
+          <w:b/>
+          <w:bCs/>
+          <w:sz w:val="28"/>
+          <w:szCs w:val="28"/>
+          <w:lang w:val="ro-RO"/>
+        </w:rPr>
+      </w:pPr>
+      <w:r>
+        <w:rPr>
+          <w:noProof/>
+        </w:rPr>
+        <mc:AlternateContent>
+          <mc:Choice Requires="wps">
+            <w:drawing>
+              <wp:anchor distT="0" distB="0" distL="114300" distR="114300" simplePos="0" relativeHeight="251710464" behindDoc="0" locked="0" layoutInCell="1" allowOverlap="1" wp14:anchorId="5024BF99" wp14:editId="54089014">
+                <wp:simplePos x="0" y="0"/>
+                <wp:positionH relativeFrom="column">
+                  <wp:posOffset>545465</wp:posOffset>
+                </wp:positionH>
+                <wp:positionV relativeFrom="paragraph">
+                  <wp:posOffset>3310890</wp:posOffset>
+                </wp:positionV>
+                <wp:extent cx="5600700" cy="635"/>
+                <wp:effectExtent l="0" t="0" r="0" b="0"/>
+                <wp:wrapSquare wrapText="bothSides"/>
+                <wp:docPr id="38" name="Text Box 38"/>
+                <wp:cNvGraphicFramePr/>
+                <a:graphic xmlns:a="http://schemas.openxmlformats.org/drawingml/2006/main">
+                  <a:graphicData uri="http://schemas.microsoft.com/office/word/2010/wordprocessingShape">
+                    <wps:wsp>
+                      <wps:cNvSpPr txBox="1"/>
+                      <wps:spPr>
+                        <a:xfrm>
+                          <a:off x="0" y="0"/>
+                          <a:ext cx="5600700" cy="635"/>
+                        </a:xfrm>
+                        <a:prstGeom prst="rect">
+                          <a:avLst/>
+                        </a:prstGeom>
+                        <a:solidFill>
+                          <a:prstClr val="white"/>
+                        </a:solidFill>
+                        <a:ln>
+                          <a:noFill/>
+                        </a:ln>
+                      </wps:spPr>
+                      <wps:txbx>
+                        <w:txbxContent>
+                          <w:p>
+                            <w:pPr>
+                              <w:pStyle w:val="Caption"/>
+                              <w:jc w:val="center"/>
+                              <w:rPr>
+                                <w:b/>
+                                <w:bCs/>
+                                <w:noProof/>
+                                <w:sz w:val="28"/>
+                                <w:szCs w:val="28"/>
+                                <w:lang w:val="ro-RO"/>
+                              </w:rPr>
+                            </w:pPr>
+                            <w:r>
+                              <w:rPr>
+                                <w:lang w:val="ro-RO"/>
+                              </w:rPr>
+                              <w:t>Figura 1</w:t>
+                            </w:r>
+                            <w:r>
+                              <w:rPr>
+                                <w:lang w:val="ro-RO"/>
+                              </w:rPr>
+                              <w:t>6</w:t>
+                            </w:r>
+                            <w:r>
+                              <w:rPr>
+                                <w:lang w:val="ro-RO"/>
+                              </w:rPr>
+                              <w:t xml:space="preserve">. Obținerea flagului și completarea challenge-ului </w:t>
+                            </w:r>
+                            <w:r>
+                              <w:rPr>
+                                <w:lang w:val="ro-RO"/>
+                              </w:rPr>
+                              <w:t>9</w:t>
+                            </w:r>
+                          </w:p>
+                        </w:txbxContent>
+                      </wps:txbx>
+                      <wps:bodyPr rot="0" spcFirstLastPara="0" vertOverflow="overflow" horzOverflow="overflow" vert="horz" wrap="square" lIns="0" tIns="0" rIns="0" bIns="0" numCol="1" spcCol="0" rtlCol="0" fromWordArt="0" anchor="t" anchorCtr="0" forceAA="0" compatLnSpc="1">
+                        <a:prstTxWarp prst="textNoShape">
+                          <a:avLst/>
+                        </a:prstTxWarp>
+                        <a:spAutoFit/>
+                      </wps:bodyPr>
+                    </wps:wsp>
+                  </a:graphicData>
+                </a:graphic>
+              </wp:anchor>
+            </w:drawing>
+          </mc:Choice>
+          <mc:Fallback>
+            <w:pict>
+              <v:shape w14:anchorId="5024BF99" id="Text Box 38" o:spid="_x0000_s1041" type="#_x0000_t202" style="position:absolute;margin-left:42.95pt;margin-top:260.7pt;width:441pt;height:.05pt;z-index:251710464;visibility:visible;mso-wrap-style:square;mso-wrap-distance-left:9pt;mso-wrap-distance-top:0;mso-wrap-distance-right:9pt;mso-wrap-distance-bottom:0;mso-position-horizontal:absolute;mso-position-horizontal-relative:text;mso-position-vertical:absolute;mso-position-vertical-relative:text;v-text-anchor:top" o:gfxdata="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" stroked="f">
+                <v:textbox style="mso-fit-shape-to-text:t" inset="0,0,0,0">
+                  <w:txbxContent>
+                    <w:p>
+                      <w:pPr>
+                        <w:pStyle w:val="Caption"/>
+                        <w:jc w:val="center"/>
+                        <w:rPr>
+                          <w:b/>
+                          <w:bCs/>
+                          <w:noProof/>
+                          <w:sz w:val="28"/>
+                          <w:szCs w:val="28"/>
+                          <w:lang w:val="ro-RO"/>
+                        </w:rPr>
+                      </w:pPr>
+                      <w:r>
+                        <w:rPr>
+                          <w:lang w:val="ro-RO"/>
+                        </w:rPr>
+                        <w:t>Figura 1</w:t>
+                      </w:r>
+                      <w:r>
+                        <w:rPr>
+                          <w:lang w:val="ro-RO"/>
+                        </w:rPr>
+                        <w:t>6</w:t>
+                      </w:r>
+                      <w:r>
+                        <w:rPr>
+                          <w:lang w:val="ro-RO"/>
+                        </w:rPr>
+                        <w:t xml:space="preserve">. Obținerea flagului și completarea challenge-ului </w:t>
+                      </w:r>
+                      <w:r>
+                        <w:rPr>
+                          <w:lang w:val="ro-RO"/>
+                        </w:rPr>
+                        <w:t>9</w:t>
+                      </w:r>
+                    </w:p>
+                  </w:txbxContent>
+                </v:textbox>
+                <w10:wrap type="square"/>
+              </v:shape>
+            </w:pict>
+          </mc:Fallback>
+        </mc:AlternateContent>
+      </w:r>
+      <w:r>
+        <w:rPr>
+          <w:b/>
+          <w:bCs/>
+          <w:noProof/>
           <w:sz w:val="28"/>
           <w:szCs w:val="28"/>
           <w:lang w:val="ro-RO"/>
         </w:rPr>
         <w:drawing>
-          <wp:anchor distT="0" distB="0" distL="114300" distR="114300" simplePos="0" relativeHeight="251673600" behindDoc="0" locked="0" layoutInCell="1" allowOverlap="1" wp14:anchorId="0EC1ACF8" wp14:editId="089A63C2">
+          <wp:anchor distT="0" distB="0" distL="114300" distR="114300" simplePos="0" relativeHeight="251673600" behindDoc="0" locked="0" layoutInCell="1" allowOverlap="1" wp14:anchorId="0EC1ACF8" wp14:editId="54ACBB42">
             <wp:simplePos x="0" y="0"/>
-            <wp:positionH relativeFrom="page">
+            <wp:positionH relativeFrom="margin">
               <wp:align>center</wp:align>
             </wp:positionH>
             <wp:positionV relativeFrom="paragraph">
-              <wp:posOffset>86995</wp:posOffset>
+              <wp:posOffset>9525</wp:posOffset>
             </wp:positionV>
-            <wp:extent cx="4632960" cy="2684145"/>
-            <wp:effectExtent l="0" t="0" r="0" b="1905"/>
+            <wp:extent cx="5600700" cy="3244215"/>
+            <wp:effectExtent l="0" t="0" r="0" b="0"/>
             <wp:wrapSquare wrapText="bothSides"/>
             <wp:docPr id="21" name="Picture 21"/>
             <wp:cNvGraphicFramePr>
@@ -3539,7 +6483,7 @@
                   <pic:spPr bwMode="auto">
                     <a:xfrm>
                       <a:off x="0" y="0"/>
-                      <a:ext cx="4632960" cy="2684145"/>
+                      <a:ext cx="5600700" cy="3244215"/>
                     </a:xfrm>
                     <a:prstGeom prst="rect">
                       <a:avLst/>
@@ -3577,135 +6521,307 @@
           <w:lang w:val="ro-RO"/>
         </w:rPr>
       </w:pPr>
-      <w:r>
-        <w:rPr>
-          <w:b/>
-          <w:bCs/>
-          <w:sz w:val="28"/>
-          <w:szCs w:val="28"/>
-          <w:lang w:val="ro-RO"/>
-        </w:rPr>
-        <w:t xml:space="preserve">9. </w:t>
-      </w:r>
-    </w:p>
-    <w:p>
-      <w:pPr>
-        <w:spacing w:line="360" w:lineRule="auto"/>
-        <w:rPr>
-          <w:b/>
-          <w:bCs/>
-          <w:sz w:val="28"/>
-          <w:szCs w:val="28"/>
-          <w:lang w:val="ro-RO"/>
-        </w:rPr>
-      </w:pPr>
-    </w:p>
-    <w:p>
-      <w:pPr>
-        <w:spacing w:line="360" w:lineRule="auto"/>
-        <w:rPr>
-          <w:b/>
-          <w:bCs/>
-          <w:sz w:val="28"/>
-          <w:szCs w:val="28"/>
-          <w:lang w:val="ro-RO"/>
-        </w:rPr>
-      </w:pPr>
-    </w:p>
-    <w:p>
-      <w:pPr>
-        <w:spacing w:line="360" w:lineRule="auto"/>
-        <w:rPr>
-          <w:b/>
-          <w:bCs/>
-          <w:sz w:val="28"/>
-          <w:szCs w:val="28"/>
-          <w:lang w:val="ro-RO"/>
-        </w:rPr>
-      </w:pPr>
-    </w:p>
-    <w:p>
-      <w:pPr>
-        <w:spacing w:line="360" w:lineRule="auto"/>
-        <w:rPr>
-          <w:b/>
-          <w:bCs/>
-          <w:sz w:val="28"/>
-          <w:szCs w:val="28"/>
-          <w:lang w:val="ro-RO"/>
-        </w:rPr>
-      </w:pPr>
-    </w:p>
-    <w:p>
-      <w:pPr>
-        <w:spacing w:line="360" w:lineRule="auto"/>
-        <w:jc w:val="center"/>
-        <w:rPr>
-          <w:b/>
-          <w:bCs/>
-          <w:sz w:val="28"/>
-          <w:szCs w:val="28"/>
-          <w:lang w:val="ro-RO"/>
-        </w:rPr>
-      </w:pPr>
-    </w:p>
-    <w:p>
-      <w:pPr>
-        <w:spacing w:line="360" w:lineRule="auto"/>
-        <w:jc w:val="center"/>
-        <w:rPr>
-          <w:b/>
-          <w:bCs/>
-          <w:sz w:val="28"/>
-          <w:szCs w:val="28"/>
-          <w:lang w:val="ro-RO"/>
-        </w:rPr>
-      </w:pPr>
-    </w:p>
-    <w:p>
-      <w:pPr>
-        <w:spacing w:line="360" w:lineRule="auto"/>
-        <w:jc w:val="center"/>
-        <w:rPr>
-          <w:b/>
-          <w:bCs/>
-          <w:sz w:val="28"/>
-          <w:szCs w:val="28"/>
-          <w:lang w:val="ro-RO"/>
-        </w:rPr>
-      </w:pPr>
-    </w:p>
-    <w:p>
-      <w:pPr>
-        <w:spacing w:line="360" w:lineRule="auto"/>
-        <w:rPr>
-          <w:b/>
-          <w:bCs/>
-          <w:sz w:val="28"/>
-          <w:szCs w:val="28"/>
-          <w:lang w:val="ro-RO"/>
-        </w:rPr>
-      </w:pPr>
-      <w:r>
-        <w:rPr>
-          <w:b/>
-          <w:bCs/>
-          <w:sz w:val="28"/>
-          <w:szCs w:val="28"/>
-          <w:lang w:val="ro-RO"/>
-        </w:rPr>
-        <w:lastRenderedPageBreak/>
+    </w:p>
+    <w:p>
+      <w:pPr>
+        <w:spacing w:line="360" w:lineRule="auto"/>
+        <w:rPr>
+          <w:b/>
+          <w:bCs/>
+          <w:sz w:val="28"/>
+          <w:szCs w:val="28"/>
+          <w:lang w:val="ro-RO"/>
+        </w:rPr>
+      </w:pPr>
+    </w:p>
+    <w:p>
+      <w:pPr>
+        <w:spacing w:line="360" w:lineRule="auto"/>
+        <w:rPr>
+          <w:b/>
+          <w:bCs/>
+          <w:sz w:val="28"/>
+          <w:szCs w:val="28"/>
+          <w:lang w:val="ro-RO"/>
+        </w:rPr>
+      </w:pPr>
+    </w:p>
+    <w:p>
+      <w:pPr>
+        <w:spacing w:line="360" w:lineRule="auto"/>
+        <w:jc w:val="center"/>
+        <w:rPr>
+          <w:b/>
+          <w:bCs/>
+          <w:sz w:val="28"/>
+          <w:szCs w:val="28"/>
+          <w:lang w:val="ro-RO"/>
+        </w:rPr>
+      </w:pPr>
+    </w:p>
+    <w:p>
+      <w:pPr>
+        <w:spacing w:line="360" w:lineRule="auto"/>
+        <w:jc w:val="center"/>
+        <w:rPr>
+          <w:b/>
+          <w:bCs/>
+          <w:sz w:val="28"/>
+          <w:szCs w:val="28"/>
+          <w:lang w:val="ro-RO"/>
+        </w:rPr>
+      </w:pPr>
+    </w:p>
+    <w:p>
+      <w:pPr>
+        <w:spacing w:line="360" w:lineRule="auto"/>
+        <w:jc w:val="center"/>
+        <w:rPr>
+          <w:b/>
+          <w:bCs/>
+          <w:sz w:val="28"/>
+          <w:szCs w:val="28"/>
+          <w:lang w:val="ro-RO"/>
+        </w:rPr>
+      </w:pPr>
+    </w:p>
+    <w:p>
+      <w:pPr>
+        <w:spacing w:line="360" w:lineRule="auto"/>
+        <w:rPr>
+          <w:b/>
+          <w:bCs/>
+          <w:sz w:val="28"/>
+          <w:szCs w:val="28"/>
+          <w:lang w:val="ro-RO"/>
+        </w:rPr>
+      </w:pPr>
+    </w:p>
+    <w:p>
+      <w:pPr>
+        <w:spacing w:line="360" w:lineRule="auto"/>
+        <w:rPr>
+          <w:b/>
+          <w:bCs/>
+          <w:sz w:val="28"/>
+          <w:szCs w:val="28"/>
+          <w:lang w:val="ro-RO"/>
+        </w:rPr>
+      </w:pPr>
+    </w:p>
+    <w:p>
+      <w:pPr>
+        <w:spacing w:line="360" w:lineRule="auto"/>
+        <w:rPr>
+          <w:b/>
+          <w:bCs/>
+          <w:sz w:val="28"/>
+          <w:szCs w:val="28"/>
+          <w:lang w:val="ro-RO"/>
+        </w:rPr>
+      </w:pPr>
+    </w:p>
+    <w:p>
+      <w:pPr>
+        <w:spacing w:line="360" w:lineRule="auto"/>
+        <w:jc w:val="center"/>
+        <w:rPr>
+          <w:b/>
+          <w:bCs/>
+          <w:sz w:val="28"/>
+          <w:szCs w:val="28"/>
+          <w:lang w:val="ro-RO"/>
+        </w:rPr>
+      </w:pPr>
+    </w:p>
+    <w:p>
+      <w:pPr>
+        <w:spacing w:line="360" w:lineRule="auto"/>
+        <w:rPr>
+          <w:b/>
+          <w:bCs/>
+          <w:sz w:val="28"/>
+          <w:szCs w:val="28"/>
+          <w:lang w:val="ro-RO"/>
+        </w:rPr>
+      </w:pPr>
+    </w:p>
+    <w:p>
+      <w:pPr>
+        <w:spacing w:line="360" w:lineRule="auto"/>
+        <w:jc w:val="center"/>
+        <w:rPr>
+          <w:b/>
+          <w:bCs/>
+          <w:sz w:val="28"/>
+          <w:szCs w:val="28"/>
+          <w:lang w:val="ro-RO"/>
+        </w:rPr>
+      </w:pPr>
+      <w:r>
+        <w:rPr>
+          <w:noProof/>
+        </w:rPr>
+        <mc:AlternateContent>
+          <mc:Choice Requires="wps">
+            <w:drawing>
+              <wp:anchor distT="0" distB="0" distL="114300" distR="114300" simplePos="0" relativeHeight="251712512" behindDoc="0" locked="0" layoutInCell="1" allowOverlap="1" wp14:anchorId="2F4E986F" wp14:editId="747FE0DC">
+                <wp:simplePos x="0" y="0"/>
+                <wp:positionH relativeFrom="column">
+                  <wp:posOffset>173990</wp:posOffset>
+                </wp:positionH>
+                <wp:positionV relativeFrom="paragraph">
+                  <wp:posOffset>3488690</wp:posOffset>
+                </wp:positionV>
+                <wp:extent cx="6336665" cy="635"/>
+                <wp:effectExtent l="0" t="0" r="0" b="0"/>
+                <wp:wrapSquare wrapText="bothSides"/>
+                <wp:docPr id="39" name="Text Box 39"/>
+                <wp:cNvGraphicFramePr/>
+                <a:graphic xmlns:a="http://schemas.openxmlformats.org/drawingml/2006/main">
+                  <a:graphicData uri="http://schemas.microsoft.com/office/word/2010/wordprocessingShape">
+                    <wps:wsp>
+                      <wps:cNvSpPr txBox="1"/>
+                      <wps:spPr>
+                        <a:xfrm>
+                          <a:off x="0" y="0"/>
+                          <a:ext cx="6336665" cy="635"/>
+                        </a:xfrm>
+                        <a:prstGeom prst="rect">
+                          <a:avLst/>
+                        </a:prstGeom>
+                        <a:solidFill>
+                          <a:prstClr val="white"/>
+                        </a:solidFill>
+                        <a:ln>
+                          <a:noFill/>
+                        </a:ln>
+                      </wps:spPr>
+                      <wps:txbx>
+                        <w:txbxContent>
+                          <w:p>
+                            <w:pPr>
+                              <w:pStyle w:val="Caption"/>
+                              <w:jc w:val="center"/>
+                              <w:rPr>
+                                <w:b/>
+                                <w:bCs/>
+                                <w:noProof/>
+                                <w:sz w:val="28"/>
+                                <w:szCs w:val="28"/>
+                                <w:lang w:val="ro-RO"/>
+                              </w:rPr>
+                            </w:pPr>
+                            <w:r>
+                              <w:rPr>
+                                <w:lang w:val="ro-RO"/>
+                              </w:rPr>
+                              <w:t>Figura 1</w:t>
+                            </w:r>
+                            <w:r>
+                              <w:rPr>
+                                <w:lang w:val="ro-RO"/>
+                              </w:rPr>
+                              <w:t>7</w:t>
+                            </w:r>
+                            <w:r>
+                              <w:rPr>
+                                <w:lang w:val="ro-RO"/>
+                              </w:rPr>
+                              <w:t xml:space="preserve">. Obținerea flagului </w:t>
+                            </w:r>
+                            <w:r>
+                              <w:rPr>
+                                <w:lang w:val="ro-RO"/>
+                              </w:rPr>
+                              <w:t>în terminalul privileged în altă filă</w:t>
+                            </w:r>
+                          </w:p>
+                        </w:txbxContent>
+                      </wps:txbx>
+                      <wps:bodyPr rot="0" spcFirstLastPara="0" vertOverflow="overflow" horzOverflow="overflow" vert="horz" wrap="square" lIns="0" tIns="0" rIns="0" bIns="0" numCol="1" spcCol="0" rtlCol="0" fromWordArt="0" anchor="t" anchorCtr="0" forceAA="0" compatLnSpc="1">
+                        <a:prstTxWarp prst="textNoShape">
+                          <a:avLst/>
+                        </a:prstTxWarp>
+                        <a:spAutoFit/>
+                      </wps:bodyPr>
+                    </wps:wsp>
+                  </a:graphicData>
+                </a:graphic>
+              </wp:anchor>
+            </w:drawing>
+          </mc:Choice>
+          <mc:Fallback>
+            <w:pict>
+              <v:shape w14:anchorId="2F4E986F" id="Text Box 39" o:spid="_x0000_s1042" type="#_x0000_t202" style="position:absolute;left:0;text-align:left;margin-left:13.7pt;margin-top:274.7pt;width:498.95pt;height:.05pt;z-index:251712512;visibility:visible;mso-wrap-style:square;mso-wrap-distance-left:9pt;mso-wrap-distance-top:0;mso-wrap-distance-right:9pt;mso-wrap-distance-bottom:0;mso-position-horizontal:absolute;mso-position-horizontal-relative:text;mso-position-vertical:absolute;mso-position-vertical-relative:text;v-text-anchor:top" o:gfxdata="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" stroked="f">
+                <v:textbox style="mso-fit-shape-to-text:t" inset="0,0,0,0">
+                  <w:txbxContent>
+                    <w:p>
+                      <w:pPr>
+                        <w:pStyle w:val="Caption"/>
+                        <w:jc w:val="center"/>
+                        <w:rPr>
+                          <w:b/>
+                          <w:bCs/>
+                          <w:noProof/>
+                          <w:sz w:val="28"/>
+                          <w:szCs w:val="28"/>
+                          <w:lang w:val="ro-RO"/>
+                        </w:rPr>
+                      </w:pPr>
+                      <w:r>
+                        <w:rPr>
+                          <w:lang w:val="ro-RO"/>
+                        </w:rPr>
+                        <w:t>Figura 1</w:t>
+                      </w:r>
+                      <w:r>
+                        <w:rPr>
+                          <w:lang w:val="ro-RO"/>
+                        </w:rPr>
+                        <w:t>7</w:t>
+                      </w:r>
+                      <w:r>
+                        <w:rPr>
+                          <w:lang w:val="ro-RO"/>
+                        </w:rPr>
+                        <w:t xml:space="preserve">. Obținerea flagului </w:t>
+                      </w:r>
+                      <w:r>
+                        <w:rPr>
+                          <w:lang w:val="ro-RO"/>
+                        </w:rPr>
+                        <w:t>în terminalul privileged în altă filă</w:t>
+                      </w:r>
+                    </w:p>
+                  </w:txbxContent>
+                </v:textbox>
+                <w10:wrap type="square"/>
+              </v:shape>
+            </w:pict>
+          </mc:Fallback>
+        </mc:AlternateContent>
+      </w:r>
+      <w:r>
+        <w:rPr>
+          <w:b/>
+          <w:bCs/>
+          <w:noProof/>
+          <w:sz w:val="28"/>
+          <w:szCs w:val="28"/>
+          <w:lang w:val="ro-RO"/>
+        </w:rPr>
         <w:drawing>
-          <wp:anchor distT="0" distB="0" distL="114300" distR="114300" simplePos="0" relativeHeight="251674624" behindDoc="0" locked="0" layoutInCell="1" allowOverlap="1" wp14:anchorId="3C57150E" wp14:editId="76B0E82D">
+          <wp:anchor distT="0" distB="0" distL="114300" distR="114300" simplePos="0" relativeHeight="251674624" behindDoc="0" locked="0" layoutInCell="1" allowOverlap="1" wp14:anchorId="3C57150E" wp14:editId="045B7C11">
             <wp:simplePos x="0" y="0"/>
-            <wp:positionH relativeFrom="page">
+            <wp:positionH relativeFrom="margin">
               <wp:align>center</wp:align>
             </wp:positionH>
             <wp:positionV relativeFrom="paragraph">
-              <wp:posOffset>3810</wp:posOffset>
+              <wp:posOffset>330200</wp:posOffset>
             </wp:positionV>
-            <wp:extent cx="5334000" cy="2610485"/>
-            <wp:effectExtent l="0" t="0" r="0" b="0"/>
+            <wp:extent cx="6336665" cy="3101340"/>
+            <wp:effectExtent l="0" t="0" r="6985" b="3810"/>
             <wp:wrapSquare wrapText="bothSides"/>
             <wp:docPr id="24" name="Picture 24"/>
             <wp:cNvGraphicFramePr>
@@ -3732,7 +6848,7 @@
                   <pic:spPr bwMode="auto">
                     <a:xfrm>
                       <a:off x="0" y="0"/>
-                      <a:ext cx="5334000" cy="2610485"/>
+                      <a:ext cx="6336665" cy="3101340"/>
                     </a:xfrm>
                     <a:prstGeom prst="rect">
                       <a:avLst/>
@@ -3766,144 +6882,247 @@
           <w:szCs w:val="28"/>
           <w:lang w:val="ro-RO"/>
         </w:rPr>
-        <w:t xml:space="preserve">10. </w:t>
-      </w:r>
-    </w:p>
-    <w:p>
-      <w:pPr>
-        <w:spacing w:line="360" w:lineRule="auto"/>
-        <w:jc w:val="center"/>
-        <w:rPr>
-          <w:b/>
-          <w:bCs/>
-          <w:sz w:val="28"/>
-          <w:szCs w:val="28"/>
-          <w:lang w:val="ro-RO"/>
-        </w:rPr>
-      </w:pPr>
-    </w:p>
-    <w:p>
-      <w:pPr>
-        <w:spacing w:line="360" w:lineRule="auto"/>
-        <w:jc w:val="center"/>
-        <w:rPr>
-          <w:b/>
-          <w:bCs/>
-          <w:sz w:val="28"/>
-          <w:szCs w:val="28"/>
-          <w:lang w:val="ro-RO"/>
-        </w:rPr>
-      </w:pPr>
-    </w:p>
-    <w:p>
-      <w:pPr>
-        <w:spacing w:line="360" w:lineRule="auto"/>
-        <w:jc w:val="center"/>
-        <w:rPr>
-          <w:b/>
-          <w:bCs/>
-          <w:sz w:val="28"/>
-          <w:szCs w:val="28"/>
-          <w:lang w:val="ro-RO"/>
-        </w:rPr>
-      </w:pPr>
-    </w:p>
-    <w:p>
-      <w:pPr>
-        <w:spacing w:line="360" w:lineRule="auto"/>
-        <w:jc w:val="center"/>
-        <w:rPr>
-          <w:b/>
-          <w:bCs/>
-          <w:sz w:val="28"/>
-          <w:szCs w:val="28"/>
-          <w:lang w:val="ro-RO"/>
-        </w:rPr>
-      </w:pPr>
-    </w:p>
-    <w:p>
-      <w:pPr>
-        <w:spacing w:line="360" w:lineRule="auto"/>
-        <w:jc w:val="center"/>
-        <w:rPr>
-          <w:b/>
-          <w:bCs/>
-          <w:sz w:val="28"/>
-          <w:szCs w:val="28"/>
-          <w:lang w:val="ro-RO"/>
-        </w:rPr>
-      </w:pPr>
-    </w:p>
-    <w:p>
-      <w:pPr>
-        <w:spacing w:line="360" w:lineRule="auto"/>
-        <w:jc w:val="center"/>
-        <w:rPr>
-          <w:b/>
-          <w:bCs/>
-          <w:sz w:val="28"/>
-          <w:szCs w:val="28"/>
-          <w:lang w:val="ro-RO"/>
-        </w:rPr>
-      </w:pPr>
-    </w:p>
-    <w:p>
-      <w:pPr>
-        <w:spacing w:line="360" w:lineRule="auto"/>
-        <w:jc w:val="center"/>
-        <w:rPr>
-          <w:b/>
-          <w:bCs/>
-          <w:sz w:val="28"/>
-          <w:szCs w:val="28"/>
-          <w:lang w:val="ro-RO"/>
-        </w:rPr>
-      </w:pPr>
-    </w:p>
-    <w:p>
-      <w:pPr>
-        <w:spacing w:line="360" w:lineRule="auto"/>
-        <w:jc w:val="center"/>
-        <w:rPr>
-          <w:b/>
-          <w:bCs/>
-          <w:sz w:val="28"/>
-          <w:szCs w:val="28"/>
-          <w:lang w:val="ro-RO"/>
-        </w:rPr>
-      </w:pPr>
-    </w:p>
-    <w:p>
-      <w:pPr>
-        <w:spacing w:line="360" w:lineRule="auto"/>
-        <w:jc w:val="center"/>
-        <w:rPr>
-          <w:b/>
-          <w:bCs/>
-          <w:sz w:val="28"/>
-          <w:szCs w:val="28"/>
-          <w:lang w:val="ro-RO"/>
-        </w:rPr>
-      </w:pPr>
-      <w:r>
-        <w:rPr>
-          <w:b/>
-          <w:bCs/>
+        <w:t>10.</w:t>
+      </w:r>
+      <w:r>
+        <w:rPr>
+          <w:b/>
+          <w:bCs/>
+          <w:sz w:val="28"/>
+          <w:szCs w:val="28"/>
+          <w:lang w:val="ro-RO"/>
+        </w:rPr>
+        <w:t xml:space="preserve"> Using Privileged Mode</w:t>
+      </w:r>
+    </w:p>
+    <w:p>
+      <w:pPr>
+        <w:spacing w:line="360" w:lineRule="auto"/>
+        <w:jc w:val="center"/>
+        <w:rPr>
+          <w:b/>
+          <w:bCs/>
+          <w:sz w:val="28"/>
+          <w:szCs w:val="28"/>
+          <w:lang w:val="ro-RO"/>
+        </w:rPr>
+      </w:pPr>
+    </w:p>
+    <w:p>
+      <w:pPr>
+        <w:spacing w:line="360" w:lineRule="auto"/>
+        <w:jc w:val="center"/>
+        <w:rPr>
+          <w:b/>
+          <w:bCs/>
+          <w:sz w:val="28"/>
+          <w:szCs w:val="28"/>
+          <w:lang w:val="ro-RO"/>
+        </w:rPr>
+      </w:pPr>
+    </w:p>
+    <w:p>
+      <w:pPr>
+        <w:spacing w:line="360" w:lineRule="auto"/>
+        <w:jc w:val="center"/>
+        <w:rPr>
+          <w:b/>
+          <w:bCs/>
+          <w:sz w:val="28"/>
+          <w:szCs w:val="28"/>
+          <w:lang w:val="ro-RO"/>
+        </w:rPr>
+      </w:pPr>
+    </w:p>
+    <w:p>
+      <w:pPr>
+        <w:spacing w:line="360" w:lineRule="auto"/>
+        <w:jc w:val="center"/>
+        <w:rPr>
+          <w:b/>
+          <w:bCs/>
+          <w:sz w:val="28"/>
+          <w:szCs w:val="28"/>
+          <w:lang w:val="ro-RO"/>
+        </w:rPr>
+      </w:pPr>
+      <w:r>
+        <w:rPr>
+          <w:noProof/>
+        </w:rPr>
+        <w:lastRenderedPageBreak/>
+        <mc:AlternateContent>
+          <mc:Choice Requires="wps">
+            <w:drawing>
+              <wp:anchor distT="0" distB="0" distL="114300" distR="114300" simplePos="0" relativeHeight="251714560" behindDoc="0" locked="0" layoutInCell="1" allowOverlap="1" wp14:anchorId="0248B5DA" wp14:editId="1C3A7173">
+                <wp:simplePos x="0" y="0"/>
+                <wp:positionH relativeFrom="column">
+                  <wp:posOffset>208280</wp:posOffset>
+                </wp:positionH>
+                <wp:positionV relativeFrom="paragraph">
+                  <wp:posOffset>3775710</wp:posOffset>
+                </wp:positionV>
+                <wp:extent cx="6275070" cy="635"/>
+                <wp:effectExtent l="0" t="0" r="0" b="0"/>
+                <wp:wrapSquare wrapText="bothSides"/>
+                <wp:docPr id="40" name="Text Box 40"/>
+                <wp:cNvGraphicFramePr/>
+                <a:graphic xmlns:a="http://schemas.openxmlformats.org/drawingml/2006/main">
+                  <a:graphicData uri="http://schemas.microsoft.com/office/word/2010/wordprocessingShape">
+                    <wps:wsp>
+                      <wps:cNvSpPr txBox="1"/>
+                      <wps:spPr>
+                        <a:xfrm>
+                          <a:off x="0" y="0"/>
+                          <a:ext cx="6275070" cy="635"/>
+                        </a:xfrm>
+                        <a:prstGeom prst="rect">
+                          <a:avLst/>
+                        </a:prstGeom>
+                        <a:solidFill>
+                          <a:prstClr val="white"/>
+                        </a:solidFill>
+                        <a:ln>
+                          <a:noFill/>
+                        </a:ln>
+                      </wps:spPr>
+                      <wps:txbx>
+                        <w:txbxContent>
+                          <w:p>
+                            <w:pPr>
+                              <w:pStyle w:val="Caption"/>
+                              <w:jc w:val="center"/>
+                              <w:rPr>
+                                <w:b/>
+                                <w:bCs/>
+                                <w:noProof/>
+                                <w:sz w:val="28"/>
+                                <w:szCs w:val="28"/>
+                                <w:lang w:val="ro-RO"/>
+                              </w:rPr>
+                            </w:pPr>
+                            <w:r>
+                              <w:rPr>
+                                <w:lang w:val="ro-RO"/>
+                              </w:rPr>
+                              <w:t>Figura 1</w:t>
+                            </w:r>
+                            <w:r>
+                              <w:rPr>
+                                <w:lang w:val="ro-RO"/>
+                              </w:rPr>
+                              <w:t>8</w:t>
+                            </w:r>
+                            <w:r>
+                              <w:rPr>
+                                <w:lang w:val="ro-RO"/>
+                              </w:rPr>
+                              <w:t xml:space="preserve">. </w:t>
+                            </w:r>
+                            <w:r>
+                              <w:rPr>
+                                <w:lang w:val="ro-RO"/>
+                              </w:rPr>
+                              <w:t>Completarea challenge-ului</w:t>
+                            </w:r>
+                            <w:r>
+                              <w:rPr>
+                                <w:lang w:val="ro-RO"/>
+                              </w:rPr>
+                              <w:t xml:space="preserve"> 10</w:t>
+                            </w:r>
+                          </w:p>
+                        </w:txbxContent>
+                      </wps:txbx>
+                      <wps:bodyPr rot="0" spcFirstLastPara="0" vertOverflow="overflow" horzOverflow="overflow" vert="horz" wrap="square" lIns="0" tIns="0" rIns="0" bIns="0" numCol="1" spcCol="0" rtlCol="0" fromWordArt="0" anchor="t" anchorCtr="0" forceAA="0" compatLnSpc="1">
+                        <a:prstTxWarp prst="textNoShape">
+                          <a:avLst/>
+                        </a:prstTxWarp>
+                        <a:spAutoFit/>
+                      </wps:bodyPr>
+                    </wps:wsp>
+                  </a:graphicData>
+                </a:graphic>
+              </wp:anchor>
+            </w:drawing>
+          </mc:Choice>
+          <mc:Fallback>
+            <w:pict>
+              <v:shape w14:anchorId="0248B5DA" id="Text Box 40" o:spid="_x0000_s1043" type="#_x0000_t202" style="position:absolute;left:0;text-align:left;margin-left:16.4pt;margin-top:297.3pt;width:494.1pt;height:.05pt;z-index:251714560;visibility:visible;mso-wrap-style:square;mso-wrap-distance-left:9pt;mso-wrap-distance-top:0;mso-wrap-distance-right:9pt;mso-wrap-distance-bottom:0;mso-position-horizontal:absolute;mso-position-horizontal-relative:text;mso-position-vertical:absolute;mso-position-vertical-relative:text;v-text-anchor:top" o:gfxdata="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" stroked="f">
+                <v:textbox style="mso-fit-shape-to-text:t" inset="0,0,0,0">
+                  <w:txbxContent>
+                    <w:p>
+                      <w:pPr>
+                        <w:pStyle w:val="Caption"/>
+                        <w:jc w:val="center"/>
+                        <w:rPr>
+                          <w:b/>
+                          <w:bCs/>
+                          <w:noProof/>
+                          <w:sz w:val="28"/>
+                          <w:szCs w:val="28"/>
+                          <w:lang w:val="ro-RO"/>
+                        </w:rPr>
+                      </w:pPr>
+                      <w:r>
+                        <w:rPr>
+                          <w:lang w:val="ro-RO"/>
+                        </w:rPr>
+                        <w:t>Figura 1</w:t>
+                      </w:r>
+                      <w:r>
+                        <w:rPr>
+                          <w:lang w:val="ro-RO"/>
+                        </w:rPr>
+                        <w:t>8</w:t>
+                      </w:r>
+                      <w:r>
+                        <w:rPr>
+                          <w:lang w:val="ro-RO"/>
+                        </w:rPr>
+                        <w:t xml:space="preserve">. </w:t>
+                      </w:r>
+                      <w:r>
+                        <w:rPr>
+                          <w:lang w:val="ro-RO"/>
+                        </w:rPr>
+                        <w:t>Completarea challenge-ului</w:t>
+                      </w:r>
+                      <w:r>
+                        <w:rPr>
+                          <w:lang w:val="ro-RO"/>
+                        </w:rPr>
+                        <w:t xml:space="preserve"> 10</w:t>
+                      </w:r>
+                    </w:p>
+                  </w:txbxContent>
+                </v:textbox>
+                <w10:wrap type="square"/>
+              </v:shape>
+            </w:pict>
+          </mc:Fallback>
+        </mc:AlternateContent>
+      </w:r>
+      <w:r>
+        <w:rPr>
+          <w:b/>
+          <w:bCs/>
+          <w:noProof/>
           <w:sz w:val="28"/>
           <w:szCs w:val="28"/>
           <w:lang w:val="ro-RO"/>
         </w:rPr>
         <w:drawing>
-          <wp:anchor distT="0" distB="0" distL="114300" distR="114300" simplePos="0" relativeHeight="251675648" behindDoc="0" locked="0" layoutInCell="1" allowOverlap="1" wp14:anchorId="65101D55" wp14:editId="763D10FF">
+          <wp:anchor distT="0" distB="0" distL="114300" distR="114300" simplePos="0" relativeHeight="251675648" behindDoc="0" locked="0" layoutInCell="1" allowOverlap="1" wp14:anchorId="65101D55" wp14:editId="74B04B53">
             <wp:simplePos x="0" y="0"/>
-            <wp:positionH relativeFrom="page">
+            <wp:positionH relativeFrom="margin">
               <wp:align>center</wp:align>
             </wp:positionH>
             <wp:positionV relativeFrom="paragraph">
-              <wp:posOffset>10795</wp:posOffset>
+              <wp:posOffset>0</wp:posOffset>
             </wp:positionV>
-            <wp:extent cx="4754880" cy="2817495"/>
-            <wp:effectExtent l="0" t="0" r="7620" b="1905"/>
+            <wp:extent cx="6275070" cy="3718560"/>
+            <wp:effectExtent l="0" t="0" r="0" b="0"/>
             <wp:wrapSquare wrapText="bothSides"/>
             <wp:docPr id="26" name="Picture 26"/>
             <wp:cNvGraphicFramePr>
@@ -3930,7 +7149,7 @@
                   <pic:spPr bwMode="auto">
                     <a:xfrm>
                       <a:off x="0" y="0"/>
-                      <a:ext cx="4754880" cy="2817495"/>
+                      <a:ext cx="6275070" cy="3718560"/>
                     </a:xfrm>
                     <a:prstGeom prst="rect">
                       <a:avLst/>
@@ -3956,154 +7175,202 @@
           </wp:anchor>
         </w:drawing>
       </w:r>
-    </w:p>
-    <w:p>
-      <w:pPr>
-        <w:spacing w:line="360" w:lineRule="auto"/>
-        <w:jc w:val="center"/>
-        <w:rPr>
-          <w:b/>
-          <w:bCs/>
-          <w:sz w:val="28"/>
-          <w:szCs w:val="28"/>
-          <w:lang w:val="ro-RO"/>
-        </w:rPr>
-      </w:pPr>
-    </w:p>
-    <w:p>
-      <w:pPr>
-        <w:spacing w:line="360" w:lineRule="auto"/>
-        <w:jc w:val="center"/>
-        <w:rPr>
-          <w:b/>
-          <w:bCs/>
-          <w:sz w:val="28"/>
-          <w:szCs w:val="28"/>
-          <w:lang w:val="ro-RO"/>
-        </w:rPr>
-      </w:pPr>
-    </w:p>
-    <w:p>
-      <w:pPr>
-        <w:spacing w:line="360" w:lineRule="auto"/>
-        <w:jc w:val="center"/>
-        <w:rPr>
-          <w:b/>
-          <w:bCs/>
-          <w:sz w:val="28"/>
-          <w:szCs w:val="28"/>
-          <w:lang w:val="ro-RO"/>
-        </w:rPr>
-      </w:pPr>
-    </w:p>
-    <w:p>
-      <w:pPr>
-        <w:spacing w:line="360" w:lineRule="auto"/>
-        <w:jc w:val="center"/>
-        <w:rPr>
-          <w:b/>
-          <w:bCs/>
-          <w:sz w:val="28"/>
-          <w:szCs w:val="28"/>
-          <w:lang w:val="ro-RO"/>
-        </w:rPr>
-      </w:pPr>
-    </w:p>
-    <w:p>
-      <w:pPr>
-        <w:spacing w:line="360" w:lineRule="auto"/>
-        <w:jc w:val="center"/>
-        <w:rPr>
-          <w:b/>
-          <w:bCs/>
-          <w:sz w:val="28"/>
-          <w:szCs w:val="28"/>
-          <w:lang w:val="ro-RO"/>
-        </w:rPr>
-      </w:pPr>
-    </w:p>
-    <w:p>
-      <w:pPr>
-        <w:spacing w:line="360" w:lineRule="auto"/>
-        <w:jc w:val="center"/>
-        <w:rPr>
-          <w:b/>
-          <w:bCs/>
-          <w:sz w:val="28"/>
-          <w:szCs w:val="28"/>
-          <w:lang w:val="ro-RO"/>
-        </w:rPr>
-      </w:pPr>
-    </w:p>
-    <w:p>
-      <w:pPr>
-        <w:spacing w:line="360" w:lineRule="auto"/>
-        <w:jc w:val="center"/>
-        <w:rPr>
-          <w:b/>
-          <w:bCs/>
-          <w:sz w:val="28"/>
-          <w:szCs w:val="28"/>
-          <w:lang w:val="ro-RO"/>
-        </w:rPr>
-      </w:pPr>
-    </w:p>
-    <w:p>
-      <w:pPr>
-        <w:spacing w:line="360" w:lineRule="auto"/>
-        <w:jc w:val="center"/>
-        <w:rPr>
-          <w:b/>
-          <w:bCs/>
-          <w:sz w:val="28"/>
-          <w:szCs w:val="28"/>
-          <w:lang w:val="ro-RO"/>
-        </w:rPr>
-      </w:pPr>
-    </w:p>
-    <w:p>
-      <w:pPr>
-        <w:spacing w:line="360" w:lineRule="auto"/>
-        <w:jc w:val="center"/>
-        <w:rPr>
-          <w:b/>
-          <w:bCs/>
-          <w:sz w:val="28"/>
-          <w:szCs w:val="28"/>
-          <w:lang w:val="ro-RO"/>
-        </w:rPr>
-      </w:pPr>
-    </w:p>
-    <w:p>
-      <w:pPr>
-        <w:spacing w:line="360" w:lineRule="auto"/>
-        <w:rPr>
-          <w:b/>
-          <w:bCs/>
-          <w:sz w:val="28"/>
-          <w:szCs w:val="28"/>
-          <w:lang w:val="ro-RO"/>
-        </w:rPr>
-      </w:pPr>
-      <w:r>
-        <w:rPr>
-          <w:b/>
-          <w:bCs/>
+      <w:r>
+        <w:rPr>
+          <w:b/>
+          <w:bCs/>
+          <w:sz w:val="28"/>
+          <w:szCs w:val="28"/>
+          <w:lang w:val="ro-RO"/>
+        </w:rPr>
+        <w:t>11.</w:t>
+      </w:r>
+      <w:r>
+        <w:rPr>
+          <w:b/>
+          <w:bCs/>
+          <w:sz w:val="28"/>
+          <w:szCs w:val="28"/>
+          <w:lang w:val="ro-RO"/>
+        </w:rPr>
+        <w:t xml:space="preserve"> Persistent Home Directories - One</w:t>
+      </w:r>
+    </w:p>
+    <w:p>
+      <w:pPr>
+        <w:spacing w:line="360" w:lineRule="auto"/>
+        <w:rPr>
+          <w:b/>
+          <w:bCs/>
+          <w:sz w:val="28"/>
+          <w:szCs w:val="28"/>
+          <w:lang w:val="ro-RO"/>
+        </w:rPr>
+      </w:pPr>
+      <w:r>
+        <w:rPr>
+          <w:noProof/>
+        </w:rPr>
+        <mc:AlternateContent>
+          <mc:Choice Requires="wps">
+            <w:drawing>
+              <wp:anchor distT="0" distB="0" distL="114300" distR="114300" simplePos="0" relativeHeight="251716608" behindDoc="0" locked="0" layoutInCell="1" allowOverlap="1" wp14:anchorId="2F2D7ADC" wp14:editId="76AD0977">
+                <wp:simplePos x="0" y="0"/>
+                <wp:positionH relativeFrom="column">
+                  <wp:posOffset>478790</wp:posOffset>
+                </wp:positionH>
+                <wp:positionV relativeFrom="paragraph">
+                  <wp:posOffset>3531870</wp:posOffset>
+                </wp:positionV>
+                <wp:extent cx="5730240" cy="635"/>
+                <wp:effectExtent l="0" t="0" r="0" b="0"/>
+                <wp:wrapSquare wrapText="bothSides"/>
+                <wp:docPr id="41" name="Text Box 41"/>
+                <wp:cNvGraphicFramePr/>
+                <a:graphic xmlns:a="http://schemas.openxmlformats.org/drawingml/2006/main">
+                  <a:graphicData uri="http://schemas.microsoft.com/office/word/2010/wordprocessingShape">
+                    <wps:wsp>
+                      <wps:cNvSpPr txBox="1"/>
+                      <wps:spPr>
+                        <a:xfrm>
+                          <a:off x="0" y="0"/>
+                          <a:ext cx="5730240" cy="635"/>
+                        </a:xfrm>
+                        <a:prstGeom prst="rect">
+                          <a:avLst/>
+                        </a:prstGeom>
+                        <a:solidFill>
+                          <a:prstClr val="white"/>
+                        </a:solidFill>
+                        <a:ln>
+                          <a:noFill/>
+                        </a:ln>
+                      </wps:spPr>
+                      <wps:txbx>
+                        <w:txbxContent>
+                          <w:p>
+                            <w:pPr>
+                              <w:pStyle w:val="Caption"/>
+                              <w:jc w:val="center"/>
+                              <w:rPr>
+                                <w:b/>
+                                <w:bCs/>
+                                <w:noProof/>
+                                <w:sz w:val="28"/>
+                                <w:szCs w:val="28"/>
+                                <w:lang w:val="ro-RO"/>
+                              </w:rPr>
+                            </w:pPr>
+                            <w:r>
+                              <w:rPr>
+                                <w:lang w:val="ro-RO"/>
+                              </w:rPr>
+                              <w:t>Figura 1</w:t>
+                            </w:r>
+                            <w:r>
+                              <w:rPr>
+                                <w:lang w:val="ro-RO"/>
+                              </w:rPr>
+                              <w:t>9</w:t>
+                            </w:r>
+                            <w:r>
+                              <w:rPr>
+                                <w:lang w:val="ro-RO"/>
+                              </w:rPr>
+                              <w:t xml:space="preserve">. Obținerea flagului și completarea challenge-ului </w:t>
+                            </w:r>
+                            <w:r>
+                              <w:rPr>
+                                <w:lang w:val="ro-RO"/>
+                              </w:rPr>
+                              <w:t>11</w:t>
+                            </w:r>
+                          </w:p>
+                        </w:txbxContent>
+                      </wps:txbx>
+                      <wps:bodyPr rot="0" spcFirstLastPara="0" vertOverflow="overflow" horzOverflow="overflow" vert="horz" wrap="square" lIns="0" tIns="0" rIns="0" bIns="0" numCol="1" spcCol="0" rtlCol="0" fromWordArt="0" anchor="t" anchorCtr="0" forceAA="0" compatLnSpc="1">
+                        <a:prstTxWarp prst="textNoShape">
+                          <a:avLst/>
+                        </a:prstTxWarp>
+                        <a:spAutoFit/>
+                      </wps:bodyPr>
+                    </wps:wsp>
+                  </a:graphicData>
+                </a:graphic>
+              </wp:anchor>
+            </w:drawing>
+          </mc:Choice>
+          <mc:Fallback>
+            <w:pict>
+              <v:shape w14:anchorId="2F2D7ADC" id="Text Box 41" o:spid="_x0000_s1044" type="#_x0000_t202" style="position:absolute;margin-left:37.7pt;margin-top:278.1pt;width:451.2pt;height:.05pt;z-index:251716608;visibility:visible;mso-wrap-style:square;mso-wrap-distance-left:9pt;mso-wrap-distance-top:0;mso-wrap-distance-right:9pt;mso-wrap-distance-bottom:0;mso-position-horizontal:absolute;mso-position-horizontal-relative:text;mso-position-vertical:absolute;mso-position-vertical-relative:text;v-text-anchor:top" o:gfxdata="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" stroked="f">
+                <v:textbox style="mso-fit-shape-to-text:t" inset="0,0,0,0">
+                  <w:txbxContent>
+                    <w:p>
+                      <w:pPr>
+                        <w:pStyle w:val="Caption"/>
+                        <w:jc w:val="center"/>
+                        <w:rPr>
+                          <w:b/>
+                          <w:bCs/>
+                          <w:noProof/>
+                          <w:sz w:val="28"/>
+                          <w:szCs w:val="28"/>
+                          <w:lang w:val="ro-RO"/>
+                        </w:rPr>
+                      </w:pPr>
+                      <w:r>
+                        <w:rPr>
+                          <w:lang w:val="ro-RO"/>
+                        </w:rPr>
+                        <w:t>Figura 1</w:t>
+                      </w:r>
+                      <w:r>
+                        <w:rPr>
+                          <w:lang w:val="ro-RO"/>
+                        </w:rPr>
+                        <w:t>9</w:t>
+                      </w:r>
+                      <w:r>
+                        <w:rPr>
+                          <w:lang w:val="ro-RO"/>
+                        </w:rPr>
+                        <w:t xml:space="preserve">. Obținerea flagului și completarea challenge-ului </w:t>
+                      </w:r>
+                      <w:r>
+                        <w:rPr>
+                          <w:lang w:val="ro-RO"/>
+                        </w:rPr>
+                        <w:t>11</w:t>
+                      </w:r>
+                    </w:p>
+                  </w:txbxContent>
+                </v:textbox>
+                <w10:wrap type="square"/>
+              </v:shape>
+            </w:pict>
+          </mc:Fallback>
+        </mc:AlternateContent>
+      </w:r>
+      <w:r>
+        <w:rPr>
+          <w:b/>
+          <w:bCs/>
+          <w:noProof/>
           <w:sz w:val="28"/>
           <w:szCs w:val="28"/>
           <w:lang w:val="ro-RO"/>
         </w:rPr>
         <w:drawing>
-          <wp:anchor distT="0" distB="0" distL="114300" distR="114300" simplePos="0" relativeHeight="251676672" behindDoc="0" locked="0" layoutInCell="1" allowOverlap="1" wp14:anchorId="3ABC1142" wp14:editId="16C09D24">
+          <wp:anchor distT="0" distB="0" distL="114300" distR="114300" simplePos="0" relativeHeight="251676672" behindDoc="0" locked="0" layoutInCell="1" allowOverlap="1" wp14:anchorId="3ABC1142" wp14:editId="53AF1045">
             <wp:simplePos x="0" y="0"/>
-            <wp:positionH relativeFrom="page">
+            <wp:positionH relativeFrom="margin">
               <wp:align>center</wp:align>
             </wp:positionH>
             <wp:positionV relativeFrom="paragraph">
-              <wp:posOffset>-107315</wp:posOffset>
+              <wp:posOffset>5715</wp:posOffset>
             </wp:positionV>
-            <wp:extent cx="4770120" cy="2887980"/>
-            <wp:effectExtent l="0" t="0" r="0" b="7620"/>
+            <wp:extent cx="5730240" cy="3469005"/>
+            <wp:effectExtent l="0" t="0" r="3810" b="0"/>
             <wp:wrapSquare wrapText="bothSides"/>
             <wp:docPr id="27" name="Picture 27"/>
             <wp:cNvGraphicFramePr>
@@ -4130,7 +7397,7 @@
                   <pic:spPr bwMode="auto">
                     <a:xfrm>
                       <a:off x="0" y="0"/>
-                      <a:ext cx="4770120" cy="2887980"/>
+                      <a:ext cx="5730240" cy="3469005"/>
                     </a:xfrm>
                     <a:prstGeom prst="rect">
                       <a:avLst/>
@@ -4147,21 +7414,17 @@
                 </pic:pic>
               </a:graphicData>
             </a:graphic>
+            <wp14:sizeRelH relativeFrom="margin">
+              <wp14:pctWidth>0</wp14:pctWidth>
+            </wp14:sizeRelH>
+            <wp14:sizeRelV relativeFrom="margin">
+              <wp14:pctHeight>0</wp14:pctHeight>
+            </wp14:sizeRelV>
           </wp:anchor>
         </w:drawing>
       </w:r>
       <w:r>
         <w:rPr>
-          <w:b/>
-          <w:bCs/>
-          <w:sz w:val="28"/>
-          <w:szCs w:val="28"/>
-          <w:lang w:val="ro-RO"/>
-        </w:rPr>
-        <w:t>11.</w:t>
-      </w:r>
-      <w:r>
-        <w:rPr>
           <w:noProof/>
         </w:rPr>
         <w:t xml:space="preserve"> </w:t>
@@ -4282,6 +7545,67 @@
           <w:lang w:val="ro-RO"/>
         </w:rPr>
       </w:pPr>
+    </w:p>
+    <w:p>
+      <w:pPr>
+        <w:spacing w:line="360" w:lineRule="auto"/>
+        <w:rPr>
+          <w:b/>
+          <w:bCs/>
+          <w:sz w:val="28"/>
+          <w:szCs w:val="28"/>
+          <w:lang w:val="ro-RO"/>
+        </w:rPr>
+      </w:pPr>
+    </w:p>
+    <w:p>
+      <w:pPr>
+        <w:spacing w:line="360" w:lineRule="auto"/>
+        <w:rPr>
+          <w:b/>
+          <w:bCs/>
+          <w:sz w:val="28"/>
+          <w:szCs w:val="28"/>
+          <w:lang w:val="ro-RO"/>
+        </w:rPr>
+      </w:pPr>
+    </w:p>
+    <w:p>
+      <w:pPr>
+        <w:spacing w:line="360" w:lineRule="auto"/>
+        <w:rPr>
+          <w:b/>
+          <w:bCs/>
+          <w:sz w:val="28"/>
+          <w:szCs w:val="28"/>
+          <w:lang w:val="ro-RO"/>
+        </w:rPr>
+      </w:pPr>
+    </w:p>
+    <w:p>
+      <w:pPr>
+        <w:spacing w:line="360" w:lineRule="auto"/>
+        <w:rPr>
+          <w:b/>
+          <w:bCs/>
+          <w:sz w:val="28"/>
+          <w:szCs w:val="28"/>
+          <w:lang w:val="ro-RO"/>
+        </w:rPr>
+      </w:pPr>
+    </w:p>
+    <w:p>
+      <w:pPr>
+        <w:spacing w:line="360" w:lineRule="auto"/>
+        <w:jc w:val="center"/>
+        <w:rPr>
+          <w:b/>
+          <w:bCs/>
+          <w:sz w:val="28"/>
+          <w:szCs w:val="28"/>
+          <w:lang w:val="ro-RO"/>
+        </w:rPr>
+      </w:pPr>
       <w:r>
         <w:rPr>
           <w:b/>
@@ -4291,17 +7615,169 @@
           <w:lang w:val="ro-RO"/>
         </w:rPr>
         <w:lastRenderedPageBreak/>
+        <w:t>12.</w:t>
+      </w:r>
+      <w:r>
+        <w:rPr>
+          <w:b/>
+          <w:bCs/>
+          <w:sz w:val="28"/>
+          <w:szCs w:val="28"/>
+          <w:lang w:val="ro-RO"/>
+        </w:rPr>
+        <w:t xml:space="preserve"> </w:t>
+      </w:r>
+      <w:r>
+        <w:rPr>
+          <w:b/>
+          <w:bCs/>
+          <w:sz w:val="28"/>
+          <w:szCs w:val="28"/>
+          <w:lang w:val="ro-RO"/>
+        </w:rPr>
+        <w:t>Persistent Home Directories - One</w:t>
+      </w:r>
+    </w:p>
+    <w:p>
+      <w:pPr>
+        <w:spacing w:line="360" w:lineRule="auto"/>
+        <w:jc w:val="center"/>
+        <w:rPr>
+          <w:b/>
+          <w:bCs/>
+          <w:sz w:val="28"/>
+          <w:szCs w:val="28"/>
+          <w:lang w:val="ro-RO"/>
+        </w:rPr>
+      </w:pPr>
+      <w:r>
+        <w:rPr>
+          <w:noProof/>
+        </w:rPr>
+        <mc:AlternateContent>
+          <mc:Choice Requires="wps">
+            <w:drawing>
+              <wp:anchor distT="0" distB="0" distL="114300" distR="114300" simplePos="0" relativeHeight="251718656" behindDoc="0" locked="0" layoutInCell="1" allowOverlap="1" wp14:anchorId="7E7B172E" wp14:editId="3D4C999C">
+                <wp:simplePos x="0" y="0"/>
+                <wp:positionH relativeFrom="column">
+                  <wp:posOffset>351155</wp:posOffset>
+                </wp:positionH>
+                <wp:positionV relativeFrom="paragraph">
+                  <wp:posOffset>3549015</wp:posOffset>
+                </wp:positionV>
+                <wp:extent cx="5989320" cy="635"/>
+                <wp:effectExtent l="0" t="0" r="0" b="0"/>
+                <wp:wrapSquare wrapText="bothSides"/>
+                <wp:docPr id="43" name="Text Box 43"/>
+                <wp:cNvGraphicFramePr/>
+                <a:graphic xmlns:a="http://schemas.openxmlformats.org/drawingml/2006/main">
+                  <a:graphicData uri="http://schemas.microsoft.com/office/word/2010/wordprocessingShape">
+                    <wps:wsp>
+                      <wps:cNvSpPr txBox="1"/>
+                      <wps:spPr>
+                        <a:xfrm>
+                          <a:off x="0" y="0"/>
+                          <a:ext cx="5989320" cy="635"/>
+                        </a:xfrm>
+                        <a:prstGeom prst="rect">
+                          <a:avLst/>
+                        </a:prstGeom>
+                        <a:solidFill>
+                          <a:prstClr val="white"/>
+                        </a:solidFill>
+                        <a:ln>
+                          <a:noFill/>
+                        </a:ln>
+                      </wps:spPr>
+                      <wps:txbx>
+                        <w:txbxContent>
+                          <w:p>
+                            <w:pPr>
+                              <w:pStyle w:val="Caption"/>
+                              <w:jc w:val="center"/>
+                              <w:rPr>
+                                <w:b/>
+                                <w:bCs/>
+                                <w:noProof/>
+                                <w:sz w:val="28"/>
+                                <w:szCs w:val="28"/>
+                                <w:lang w:val="ro-RO"/>
+                              </w:rPr>
+                            </w:pPr>
+                            <w:r>
+                              <w:rPr>
+                                <w:lang w:val="ro-RO"/>
+                              </w:rPr>
+                              <w:t>Figura 20. Obținerea flagului și completarea challenge-ului 12</w:t>
+                            </w:r>
+                          </w:p>
+                        </w:txbxContent>
+                      </wps:txbx>
+                      <wps:bodyPr rot="0" spcFirstLastPara="0" vertOverflow="overflow" horzOverflow="overflow" vert="horz" wrap="square" lIns="0" tIns="0" rIns="0" bIns="0" numCol="1" spcCol="0" rtlCol="0" fromWordArt="0" anchor="t" anchorCtr="0" forceAA="0" compatLnSpc="1">
+                        <a:prstTxWarp prst="textNoShape">
+                          <a:avLst/>
+                        </a:prstTxWarp>
+                        <a:spAutoFit/>
+                      </wps:bodyPr>
+                    </wps:wsp>
+                  </a:graphicData>
+                </a:graphic>
+              </wp:anchor>
+            </w:drawing>
+          </mc:Choice>
+          <mc:Fallback>
+            <w:pict>
+              <v:shape w14:anchorId="7E7B172E" id="Text Box 43" o:spid="_x0000_s1045" type="#_x0000_t202" style="position:absolute;left:0;text-align:left;margin-left:27.65pt;margin-top:279.45pt;width:471.6pt;height:.05pt;z-index:251718656;visibility:visible;mso-wrap-style:square;mso-wrap-distance-left:9pt;mso-wrap-distance-top:0;mso-wrap-distance-right:9pt;mso-wrap-distance-bottom:0;mso-position-horizontal:absolute;mso-position-horizontal-relative:text;mso-position-vertical:absolute;mso-position-vertical-relative:text;v-text-anchor:top" o:gfxdata="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" stroked="f">
+                <v:textbox style="mso-fit-shape-to-text:t" inset="0,0,0,0">
+                  <w:txbxContent>
+                    <w:p>
+                      <w:pPr>
+                        <w:pStyle w:val="Caption"/>
+                        <w:jc w:val="center"/>
+                        <w:rPr>
+                          <w:b/>
+                          <w:bCs/>
+                          <w:noProof/>
+                          <w:sz w:val="28"/>
+                          <w:szCs w:val="28"/>
+                          <w:lang w:val="ro-RO"/>
+                        </w:rPr>
+                      </w:pPr>
+                      <w:r>
+                        <w:rPr>
+                          <w:lang w:val="ro-RO"/>
+                        </w:rPr>
+                        <w:t>Figura 20. Obținerea flagului și completarea challenge-ului 12</w:t>
+                      </w:r>
+                    </w:p>
+                  </w:txbxContent>
+                </v:textbox>
+                <w10:wrap type="square"/>
+              </v:shape>
+            </w:pict>
+          </mc:Fallback>
+        </mc:AlternateContent>
+      </w:r>
+      <w:r>
+        <w:rPr>
+          <w:b/>
+          <w:bCs/>
+          <w:noProof/>
+          <w:sz w:val="28"/>
+          <w:szCs w:val="28"/>
+          <w:lang w:val="ro-RO"/>
+        </w:rPr>
         <w:drawing>
-          <wp:anchor distT="0" distB="0" distL="114300" distR="114300" simplePos="0" relativeHeight="251677696" behindDoc="0" locked="0" layoutInCell="1" allowOverlap="1" wp14:anchorId="457433CE" wp14:editId="0E28C3D2">
+          <wp:anchor distT="0" distB="0" distL="114300" distR="114300" simplePos="0" relativeHeight="251677696" behindDoc="0" locked="0" layoutInCell="1" allowOverlap="1" wp14:anchorId="457433CE" wp14:editId="1E8B3AA8">
             <wp:simplePos x="0" y="0"/>
-            <wp:positionH relativeFrom="page">
+            <wp:positionH relativeFrom="margin">
               <wp:align>center</wp:align>
             </wp:positionH>
             <wp:positionV relativeFrom="paragraph">
-              <wp:posOffset>0</wp:posOffset>
+              <wp:posOffset>9525</wp:posOffset>
             </wp:positionV>
-            <wp:extent cx="4770120" cy="2773680"/>
-            <wp:effectExtent l="0" t="0" r="0" b="7620"/>
+            <wp:extent cx="5989320" cy="3482340"/>
+            <wp:effectExtent l="0" t="0" r="0" b="3810"/>
             <wp:wrapSquare wrapText="bothSides"/>
             <wp:docPr id="28" name="Picture 28"/>
             <wp:cNvGraphicFramePr>
@@ -4328,7 +7804,7 @@
                   <pic:spPr bwMode="auto">
                     <a:xfrm>
                       <a:off x="0" y="0"/>
-                      <a:ext cx="4770120" cy="2773680"/>
+                      <a:ext cx="5989320" cy="3482340"/>
                     </a:xfrm>
                     <a:prstGeom prst="rect">
                       <a:avLst/>
@@ -4345,210 +7821,239 @@
                 </pic:pic>
               </a:graphicData>
             </a:graphic>
+            <wp14:sizeRelH relativeFrom="margin">
+              <wp14:pctWidth>0</wp14:pctWidth>
+            </wp14:sizeRelH>
+            <wp14:sizeRelV relativeFrom="margin">
+              <wp14:pctHeight>0</wp14:pctHeight>
+            </wp14:sizeRelV>
           </wp:anchor>
         </w:drawing>
       </w:r>
-      <w:r>
-        <w:rPr>
-          <w:b/>
-          <w:bCs/>
-          <w:sz w:val="28"/>
-          <w:szCs w:val="28"/>
-          <w:lang w:val="ro-RO"/>
-        </w:rPr>
-        <w:t>12.</w:t>
-      </w:r>
-      <w:r>
-        <w:rPr>
-          <w:noProof/>
+    </w:p>
+    <w:p>
+      <w:pPr>
+        <w:spacing w:line="360" w:lineRule="auto"/>
+        <w:jc w:val="center"/>
+        <w:rPr>
+          <w:b/>
+          <w:bCs/>
+          <w:sz w:val="28"/>
+          <w:szCs w:val="28"/>
+          <w:lang w:val="ro-RO"/>
+        </w:rPr>
+      </w:pPr>
+    </w:p>
+    <w:p>
+      <w:pPr>
+        <w:spacing w:line="360" w:lineRule="auto"/>
+        <w:jc w:val="center"/>
+        <w:rPr>
+          <w:b/>
+          <w:bCs/>
+          <w:sz w:val="28"/>
+          <w:szCs w:val="28"/>
+          <w:lang w:val="ro-RO"/>
+        </w:rPr>
+      </w:pPr>
+    </w:p>
+    <w:p>
+      <w:pPr>
+        <w:spacing w:line="360" w:lineRule="auto"/>
+        <w:jc w:val="center"/>
+        <w:rPr>
+          <w:b/>
+          <w:bCs/>
+          <w:sz w:val="28"/>
+          <w:szCs w:val="28"/>
+          <w:lang w:val="ro-RO"/>
+        </w:rPr>
+      </w:pPr>
+    </w:p>
+    <w:p>
+      <w:pPr>
+        <w:spacing w:line="360" w:lineRule="auto"/>
+        <w:jc w:val="center"/>
+        <w:rPr>
+          <w:b/>
+          <w:bCs/>
+          <w:sz w:val="28"/>
+          <w:szCs w:val="28"/>
+          <w:lang w:val="ro-RO"/>
+        </w:rPr>
+      </w:pPr>
+    </w:p>
+    <w:p>
+      <w:pPr>
+        <w:spacing w:line="360" w:lineRule="auto"/>
+        <w:jc w:val="center"/>
+        <w:rPr>
+          <w:b/>
+          <w:bCs/>
+          <w:sz w:val="28"/>
+          <w:szCs w:val="28"/>
+          <w:lang w:val="ro-RO"/>
+        </w:rPr>
+      </w:pPr>
+    </w:p>
+    <w:p>
+      <w:pPr>
+        <w:spacing w:line="360" w:lineRule="auto"/>
+        <w:jc w:val="center"/>
+        <w:rPr>
+          <w:b/>
+          <w:bCs/>
+          <w:sz w:val="28"/>
+          <w:szCs w:val="28"/>
+          <w:lang w:val="ro-RO"/>
+        </w:rPr>
+      </w:pPr>
+    </w:p>
+    <w:p>
+      <w:pPr>
+        <w:spacing w:line="360" w:lineRule="auto"/>
+        <w:jc w:val="center"/>
+        <w:rPr>
+          <w:b/>
+          <w:bCs/>
+          <w:sz w:val="28"/>
+          <w:szCs w:val="28"/>
+          <w:lang w:val="ro-RO"/>
+        </w:rPr>
+      </w:pPr>
+    </w:p>
+    <w:p>
+      <w:pPr>
+        <w:spacing w:line="360" w:lineRule="auto"/>
+        <w:jc w:val="center"/>
+        <w:rPr>
+          <w:b/>
+          <w:bCs/>
+          <w:sz w:val="28"/>
+          <w:szCs w:val="28"/>
+          <w:lang w:val="ro-RO"/>
+        </w:rPr>
+      </w:pPr>
+    </w:p>
+    <w:p>
+      <w:pPr>
+        <w:spacing w:line="360" w:lineRule="auto"/>
+        <w:jc w:val="center"/>
+        <w:rPr>
+          <w:b/>
+          <w:bCs/>
+          <w:sz w:val="28"/>
+          <w:szCs w:val="28"/>
+          <w:lang w:val="ro-RO"/>
+        </w:rPr>
+      </w:pPr>
+    </w:p>
+    <w:p>
+      <w:pPr>
+        <w:spacing w:line="360" w:lineRule="auto"/>
+        <w:jc w:val="center"/>
+        <w:rPr>
+          <w:b/>
+          <w:bCs/>
+          <w:sz w:val="28"/>
+          <w:szCs w:val="28"/>
+          <w:lang w:val="ro-RO"/>
+        </w:rPr>
+      </w:pPr>
+    </w:p>
+    <w:p>
+      <w:pPr>
+        <w:spacing w:line="360" w:lineRule="auto"/>
+        <w:jc w:val="center"/>
+        <w:rPr>
+          <w:b/>
+          <w:bCs/>
+          <w:sz w:val="28"/>
+          <w:szCs w:val="28"/>
+          <w:lang w:val="ro-RO"/>
+        </w:rPr>
+      </w:pPr>
+    </w:p>
+    <w:p>
+      <w:pPr>
+        <w:spacing w:line="360" w:lineRule="auto"/>
+        <w:jc w:val="center"/>
+        <w:rPr>
+          <w:b/>
+          <w:bCs/>
+          <w:sz w:val="28"/>
+          <w:szCs w:val="28"/>
+          <w:lang w:val="ro-RO"/>
+        </w:rPr>
+      </w:pPr>
+    </w:p>
+    <w:p>
+      <w:pPr>
+        <w:spacing w:line="360" w:lineRule="auto"/>
+        <w:jc w:val="center"/>
+        <w:rPr>
+          <w:b/>
+          <w:bCs/>
+          <w:sz w:val="28"/>
+          <w:szCs w:val="28"/>
+          <w:lang w:val="ro-RO"/>
+        </w:rPr>
+      </w:pPr>
+    </w:p>
+    <w:p>
+      <w:pPr>
+        <w:spacing w:line="360" w:lineRule="auto"/>
+        <w:jc w:val="center"/>
+        <w:rPr>
+          <w:b/>
+          <w:bCs/>
+          <w:sz w:val="28"/>
+          <w:szCs w:val="28"/>
+          <w:lang w:val="ro-RO"/>
+        </w:rPr>
+      </w:pPr>
+      <w:r>
+        <w:rPr>
+          <w:b/>
+          <w:bCs/>
+          <w:sz w:val="28"/>
+          <w:szCs w:val="28"/>
+          <w:lang w:val="ro-RO"/>
+        </w:rPr>
+        <w:t>CONCLUZII</w:t>
+      </w:r>
+    </w:p>
+    <w:p>
+      <w:pPr>
+        <w:spacing w:line="360" w:lineRule="auto"/>
+        <w:rPr>
+          <w:b/>
+          <w:bCs/>
+          <w:sz w:val="28"/>
+          <w:szCs w:val="28"/>
+          <w:lang w:val="ro-RO"/>
+        </w:rPr>
+      </w:pPr>
+      <w:r>
+        <w:rPr>
+          <w:b/>
+          <w:bCs/>
+          <w:sz w:val="28"/>
+          <w:szCs w:val="28"/>
+          <w:lang w:val="ro-RO"/>
+        </w:rPr>
+        <w:t>Pe parcursul acestei lucrări de laborator</w:t>
+      </w:r>
+      <w:r>
+        <w:rPr>
+          <w:b/>
+          <w:bCs/>
+          <w:sz w:val="28"/>
+          <w:szCs w:val="28"/>
+          <w:lang w:val="ro-RO"/>
         </w:rPr>
         <w:t xml:space="preserve"> </w:t>
       </w:r>
-    </w:p>
-    <w:p>
-      <w:pPr>
-        <w:spacing w:line="360" w:lineRule="auto"/>
-        <w:jc w:val="center"/>
-        <w:rPr>
-          <w:b/>
-          <w:bCs/>
-          <w:sz w:val="28"/>
-          <w:szCs w:val="28"/>
-          <w:lang w:val="ro-RO"/>
-        </w:rPr>
-      </w:pPr>
-    </w:p>
-    <w:p>
-      <w:pPr>
-        <w:spacing w:line="360" w:lineRule="auto"/>
-        <w:jc w:val="center"/>
-        <w:rPr>
-          <w:b/>
-          <w:bCs/>
-          <w:sz w:val="28"/>
-          <w:szCs w:val="28"/>
-          <w:lang w:val="ro-RO"/>
-        </w:rPr>
-      </w:pPr>
-    </w:p>
-    <w:p>
-      <w:pPr>
-        <w:spacing w:line="360" w:lineRule="auto"/>
-        <w:jc w:val="center"/>
-        <w:rPr>
-          <w:b/>
-          <w:bCs/>
-          <w:sz w:val="28"/>
-          <w:szCs w:val="28"/>
-          <w:lang w:val="ro-RO"/>
-        </w:rPr>
-      </w:pPr>
-    </w:p>
-    <w:p>
-      <w:pPr>
-        <w:spacing w:line="360" w:lineRule="auto"/>
-        <w:jc w:val="center"/>
-        <w:rPr>
-          <w:b/>
-          <w:bCs/>
-          <w:sz w:val="28"/>
-          <w:szCs w:val="28"/>
-          <w:lang w:val="ro-RO"/>
-        </w:rPr>
-      </w:pPr>
-    </w:p>
-    <w:p>
-      <w:pPr>
-        <w:spacing w:line="360" w:lineRule="auto"/>
-        <w:jc w:val="center"/>
-        <w:rPr>
-          <w:b/>
-          <w:bCs/>
-          <w:sz w:val="28"/>
-          <w:szCs w:val="28"/>
-          <w:lang w:val="ro-RO"/>
-        </w:rPr>
-      </w:pPr>
-    </w:p>
-    <w:p>
-      <w:pPr>
-        <w:spacing w:line="360" w:lineRule="auto"/>
-        <w:jc w:val="center"/>
-        <w:rPr>
-          <w:b/>
-          <w:bCs/>
-          <w:sz w:val="28"/>
-          <w:szCs w:val="28"/>
-          <w:lang w:val="ro-RO"/>
-        </w:rPr>
-      </w:pPr>
-    </w:p>
-    <w:p>
-      <w:pPr>
-        <w:spacing w:line="360" w:lineRule="auto"/>
-        <w:jc w:val="center"/>
-        <w:rPr>
-          <w:b/>
-          <w:bCs/>
-          <w:sz w:val="28"/>
-          <w:szCs w:val="28"/>
-          <w:lang w:val="ro-RO"/>
-        </w:rPr>
-      </w:pPr>
-    </w:p>
-    <w:p>
-      <w:pPr>
-        <w:spacing w:line="360" w:lineRule="auto"/>
-        <w:jc w:val="center"/>
-        <w:rPr>
-          <w:b/>
-          <w:bCs/>
-          <w:sz w:val="28"/>
-          <w:szCs w:val="28"/>
-          <w:lang w:val="ro-RO"/>
-        </w:rPr>
-      </w:pPr>
-    </w:p>
-    <w:p>
-      <w:pPr>
-        <w:spacing w:line="360" w:lineRule="auto"/>
-        <w:jc w:val="center"/>
-        <w:rPr>
-          <w:b/>
-          <w:bCs/>
-          <w:sz w:val="28"/>
-          <w:szCs w:val="28"/>
-          <w:lang w:val="ro-RO"/>
-        </w:rPr>
-      </w:pPr>
-    </w:p>
-    <w:p>
-      <w:pPr>
-        <w:spacing w:line="360" w:lineRule="auto"/>
-        <w:jc w:val="center"/>
-        <w:rPr>
-          <w:b/>
-          <w:bCs/>
-          <w:sz w:val="28"/>
-          <w:szCs w:val="28"/>
-          <w:lang w:val="ro-RO"/>
-        </w:rPr>
-      </w:pPr>
-    </w:p>
-    <w:p>
-      <w:pPr>
-        <w:spacing w:line="360" w:lineRule="auto"/>
-        <w:jc w:val="center"/>
-        <w:rPr>
-          <w:b/>
-          <w:bCs/>
-          <w:sz w:val="28"/>
-          <w:szCs w:val="28"/>
-          <w:lang w:val="ro-RO"/>
-        </w:rPr>
-      </w:pPr>
-      <w:r>
-        <w:rPr>
-          <w:b/>
-          <w:bCs/>
-          <w:sz w:val="28"/>
-          <w:szCs w:val="28"/>
-          <w:lang w:val="ro-RO"/>
-        </w:rPr>
-        <w:t>CONCLUZII</w:t>
-      </w:r>
-    </w:p>
-    <w:p>
-      <w:pPr>
-        <w:spacing w:line="360" w:lineRule="auto"/>
-        <w:rPr>
-          <w:b/>
-          <w:bCs/>
-          <w:sz w:val="28"/>
-          <w:szCs w:val="28"/>
-          <w:lang w:val="ro-RO"/>
-        </w:rPr>
-      </w:pPr>
-      <w:r>
-        <w:rPr>
-          <w:b/>
-          <w:bCs/>
-          <w:sz w:val="28"/>
-          <w:szCs w:val="28"/>
-          <w:lang w:val="ro-RO"/>
-        </w:rPr>
-        <w:t>Pe parcursul acestei lucrări de laborator</w:t>
-      </w:r>
-      <w:r>
-        <w:rPr>
-          <w:b/>
-          <w:bCs/>
-          <w:sz w:val="28"/>
-          <w:szCs w:val="28"/>
-          <w:lang w:val="ro-RO"/>
-        </w:rPr>
-        <w:t xml:space="preserve"> </w:t>
-      </w:r>
       <w:r>
         <w:rPr>
           <w:b/>
@@ -4616,156 +8121,23 @@
     <w:p>
       <w:pPr>
         <w:spacing w:line="360" w:lineRule="auto"/>
-        <w:jc w:val="both"/>
-        <w:rPr>
-          <w:b/>
-          <w:bCs/>
-          <w:lang w:val="ro-RO"/>
-        </w:rPr>
-      </w:pPr>
-    </w:p>
-    <w:p>
-      <w:pPr>
-        <w:spacing w:line="360" w:lineRule="auto"/>
-        <w:jc w:val="both"/>
-        <w:rPr>
-          <w:b/>
-          <w:bCs/>
-          <w:lang w:val="ro-RO"/>
-        </w:rPr>
-      </w:pPr>
-    </w:p>
-    <w:p>
-      <w:pPr>
-        <w:spacing w:line="360" w:lineRule="auto"/>
-        <w:jc w:val="both"/>
-        <w:rPr>
-          <w:b/>
-          <w:bCs/>
-          <w:lang w:val="ro-RO"/>
-        </w:rPr>
-      </w:pPr>
-    </w:p>
-    <w:p>
-      <w:pPr>
-        <w:spacing w:line="360" w:lineRule="auto"/>
-        <w:jc w:val="both"/>
-        <w:rPr>
-          <w:b/>
-          <w:bCs/>
-          <w:lang w:val="ro-RO"/>
-        </w:rPr>
-      </w:pPr>
-    </w:p>
-    <w:p>
-      <w:pPr>
-        <w:spacing w:line="360" w:lineRule="auto"/>
-        <w:jc w:val="both"/>
-        <w:rPr>
-          <w:b/>
-          <w:bCs/>
-          <w:lang w:val="ro-RO"/>
-        </w:rPr>
-      </w:pPr>
-    </w:p>
-    <w:p>
-      <w:pPr>
-        <w:spacing w:line="360" w:lineRule="auto"/>
-        <w:jc w:val="both"/>
-        <w:rPr>
-          <w:b/>
-          <w:bCs/>
-          <w:lang w:val="ro-RO"/>
-        </w:rPr>
-      </w:pPr>
-    </w:p>
-    <w:p>
-      <w:pPr>
-        <w:spacing w:line="360" w:lineRule="auto"/>
-        <w:jc w:val="both"/>
-        <w:rPr>
-          <w:b/>
-          <w:bCs/>
-          <w:lang w:val="ro-RO"/>
-        </w:rPr>
-      </w:pPr>
-    </w:p>
-    <w:p>
-      <w:pPr>
-        <w:spacing w:line="360" w:lineRule="auto"/>
-        <w:jc w:val="both"/>
-        <w:rPr>
-          <w:b/>
-          <w:bCs/>
-          <w:lang w:val="ro-RO"/>
-        </w:rPr>
-      </w:pPr>
-    </w:p>
-    <w:p>
-      <w:pPr>
-        <w:spacing w:line="360" w:lineRule="auto"/>
-        <w:jc w:val="both"/>
-        <w:rPr>
-          <w:b/>
-          <w:bCs/>
-          <w:lang w:val="ro-RO"/>
-        </w:rPr>
-      </w:pPr>
-    </w:p>
-    <w:p>
-      <w:pPr>
-        <w:spacing w:line="360" w:lineRule="auto"/>
-        <w:jc w:val="both"/>
-        <w:rPr>
-          <w:b/>
-          <w:bCs/>
-          <w:lang w:val="ro-RO"/>
-        </w:rPr>
-      </w:pPr>
-    </w:p>
-    <w:p>
-      <w:pPr>
-        <w:spacing w:line="360" w:lineRule="auto"/>
-        <w:jc w:val="both"/>
-        <w:rPr>
-          <w:b/>
-          <w:bCs/>
-          <w:lang w:val="ro-RO"/>
-        </w:rPr>
-      </w:pPr>
-    </w:p>
-    <w:p>
-      <w:pPr>
-        <w:spacing w:line="360" w:lineRule="auto"/>
-        <w:jc w:val="both"/>
-        <w:rPr>
-          <w:b/>
-          <w:bCs/>
-          <w:lang w:val="ro-RO"/>
-        </w:rPr>
-      </w:pPr>
-    </w:p>
-    <w:p>
-      <w:pPr>
-        <w:spacing w:line="360" w:lineRule="auto"/>
-        <w:jc w:val="center"/>
-        <w:rPr>
-          <w:b/>
-          <w:bCs/>
-          <w:sz w:val="28"/>
-          <w:szCs w:val="28"/>
-          <w:lang w:val="ro-RO"/>
-        </w:rPr>
-      </w:pPr>
-      <w:r>
-        <w:rPr>
-          <w:b/>
-          <w:bCs/>
-          <w:sz w:val="28"/>
-          <w:szCs w:val="28"/>
-          <w:lang w:val="ro-RO"/>
-        </w:rPr>
-        <w:lastRenderedPageBreak/>
+        <w:jc w:val="center"/>
+        <w:rPr>
+          <w:b/>
+          <w:bCs/>
+          <w:sz w:val="28"/>
+          <w:szCs w:val="28"/>
+          <w:lang w:val="ro-RO"/>
+        </w:rPr>
+      </w:pPr>
+      <w:r>
+        <w:rPr>
+          <w:b/>
+          <w:bCs/>
+          <w:sz w:val="28"/>
+          <w:szCs w:val="28"/>
+          <w:lang w:val="ro-RO"/>
+        </w:rPr>
         <w:t>BIBLIOGRAFIE</w:t>
       </w:r>
     </w:p>
@@ -5669,7 +9041,7 @@
   <w:style w:type="paragraph" w:default="1" w:styleId="Normal">
     <w:name w:val="Normal"/>
     <w:qFormat/>
-    <w:rsid w:val="005A752C"/>
+    <w:rsid w:val="00AF6C9F"/>
     <w:pPr>
       <w:spacing w:after="0" w:line="240" w:lineRule="auto"/>
     </w:pPr>
@@ -5835,6 +9207,25 @@
     </w:pPr>
     <w:rPr>
       <w:lang w:val="en-US" w:eastAsia="en-US"/>
+    </w:rPr>
+  </w:style>
+  <w:style w:type="paragraph" w:styleId="Caption">
+    <w:name w:val="caption"/>
+    <w:basedOn w:val="Normal"/>
+    <w:next w:val="Normal"/>
+    <w:uiPriority w:val="35"/>
+    <w:unhideWhenUsed/>
+    <w:qFormat/>
+    <w:rsid w:val="003B0D5E"/>
+    <w:pPr>
+      <w:spacing w:after="200"/>
+    </w:pPr>
+    <w:rPr>
+      <w:i/>
+      <w:iCs/>
+      <w:color w:val="44546A" w:themeColor="text2"/>
+      <w:sz w:val="18"/>
+      <w:szCs w:val="18"/>
     </w:rPr>
   </w:style>
 </w:styles>
